--- a/writing/2026-06-23_논문전체구조_v1.docx
+++ b/writing/2026-06-23_논문전체구조_v1.docx
@@ -2,7 +2,7 @@
 <file path=word/document.xml><?xml version="1.0" encoding="utf-8"?>
 <w:document xmlns:w="http://schemas.openxmlformats.org/wordprocessingml/2006/main" xmlns:m="http://schemas.openxmlformats.org/officeDocument/2006/math" xmlns:r="http://schemas.openxmlformats.org/officeDocument/2006/relationships" xmlns:o="urn:schemas-microsoft-com:office:office" xmlns:v="urn:schemas-microsoft-com:vml" xmlns:w10="urn:schemas-microsoft-com:office:word" xmlns:a="http://schemas.openxmlformats.org/drawingml/2006/main" xmlns:pic="http://schemas.openxmlformats.org/drawingml/2006/picture" xmlns:wp="http://schemas.openxmlformats.org/drawingml/2006/wordprocessingDrawing">
   <w:body>
-    <w:bookmarkStart w:id="39" w:name="Xa30401cf5b08c9b472a2233eb33c63721cb5332"/>
+    <w:bookmarkStart w:id="38" w:name="Xa30401cf5b08c9b472a2233eb33c63721cb5332"/>
     <w:p>
       <w:pPr>
         <w:pStyle w:val="Heading1"/>
@@ -16,13 +16,13 @@
         <w:pStyle w:val="BlockText"/>
       </w:pPr>
       <w:r>
-        <w:t xml:space="preserve">작성일: 2026-06-23 | 버전: v1 (뼈대 초안)</w:t>
-      </w:r>
-      <w:r>
-        <w:t xml:space="preserve"> </w:t>
-      </w:r>
-      <w:r>
-        <w:t xml:space="preserve">상태: 선행연구 미확보 항목 ⚠️ 표시, 결과 미입력 항목 [RESULT] 표시</w:t>
+        <w:t xml:space="preserve">작성일: 2026-06-23 | 최종수정: 2026-06-29 | 버전: v1 (뼈대 초안 + 인용 검증 블록)</w:t>
+      </w:r>
+      <w:r>
+        <w:t xml:space="preserve"> </w:t>
+      </w:r>
+      <w:r>
+        <w:t xml:space="preserve">상태: 결과 미입력 항목 [RESULT] 표시, 인용 검증 블록은 📎로 표시</w:t>
       </w:r>
       <w:r>
         <w:t xml:space="preserve"> </w:t>
@@ -63,7 +63,7 @@
       </w:r>
     </w:p>
     <w:bookmarkEnd w:id="9"/>
-    <w:bookmarkStart w:id="11" w:name="introduction"/>
+    <w:bookmarkStart w:id="10" w:name="introduction"/>
     <w:p>
       <w:pPr>
         <w:pStyle w:val="Heading2"/>
@@ -77,7 +77,154 @@
         <w:pStyle w:val="FirstParagraph"/>
       </w:pPr>
       <w:r>
-        <w:t xml:space="preserve">보행 접근성 분석에서 Catchment Area는 특정 출발지를 기준으로, 주어진 시간 예산 안에 보행 네트워크를 통해 도달 가능한 공간 범위를 산출하는 공간 단위다(Geurs &amp; van Wee, 2004). Hägerstrand(1970)의 시공간 프리즘 개념이 Miller(1991)에 의해 GIS 네트워크 분석으로 구현된 이후, 이 방법론은 도시 시설 접근성 측정의 표준적 수단으로 활용되어왔다. 이동 가능한 경로가 있으면 도달할 수 있다는 것이 이 틀의 전제다.</w:t>
+        <w:t xml:space="preserve">보행 접근성 분석에서 Catchment Area는 특정 출발지를 기준으로, 주어진 시간 예산 안에 보행 네트워크를 통해 도달 가능한 공간 범위를 산출하는 공간 단위다. Hägerstrand(1970)의 시공간 프리즘 개념이 Miller(1991)에 의해 GIS 네트워크 분석으로 구현된 이후, 이 방법론은 도시 시설 접근성 측정의 표준적 수단으로 활용되어왔다(Geurs &amp; van Wee, 2004). 이동 가능한 경로가 있으면 도달할 수 있다는 것이 이 틀의 전제다.</w:t>
+      </w:r>
+    </w:p>
+    <w:p>
+      <w:pPr>
+        <w:pStyle w:val="BlockText"/>
+      </w:pPr>
+      <w:r>
+        <w:rPr>
+          <w:b/>
+          <w:bCs/>
+        </w:rPr>
+        <w:t xml:space="preserve">📎 인용 확인</w:t>
+      </w:r>
+      <w:r>
+        <w:t xml:space="preserve"> </w:t>
+      </w:r>
+      <w:r>
+        <w:t xml:space="preserve">-</w:t>
+      </w:r>
+      <w:r>
+        <w:t xml:space="preserve"> </w:t>
+      </w:r>
+      <w:r>
+        <w:rPr>
+          <w:b/>
+          <w:bCs/>
+        </w:rPr>
+        <w:t xml:space="preserve">Geurs &amp; van Wee (2004)</w:t>
+      </w:r>
+      <w:r>
+        <w:t xml:space="preserve"> </w:t>
+      </w:r>
+      <w:r>
+        <w:t xml:space="preserve">|</w:t>
+      </w:r>
+      <w:r>
+        <w:t xml:space="preserve"> </w:t>
+      </w:r>
+      <w:r>
+        <w:rPr>
+          <w:rStyle w:val="VerbatimChar"/>
+        </w:rPr>
+        <w:t xml:space="preserve">Geurs2004_Accessibility_TransportGeography.pdf</w:t>
+      </w:r>
+      <w:r>
+        <w:t xml:space="preserve"> </w:t>
+      </w:r>
+      <w:r>
+        <w:t xml:space="preserve">| 인용 내용: 접근성 측정 방법론 리뷰·분류 프레임워크 (contour measure 포함) — 이 방법론이 표준 수단임 | 확인 위치: pp.127–129 Introduction &amp; Section 2,</w:t>
+      </w:r>
+      <w:r>
+        <w:t xml:space="preserve"> </w:t>
+      </w:r>
+      <w:r>
+        <w:rPr>
+          <w:b/>
+          <w:bCs/>
+        </w:rPr>
+        <w:t xml:space="preserve">p.133 Section 3.3</w:t>
+      </w:r>
+      <w:r>
+        <w:t xml:space="preserve"> </w:t>
+      </w:r>
+      <w:r>
+        <w:t xml:space="preserve">(contour measure 정의)</w:t>
+      </w:r>
+      <w:r>
+        <w:t xml:space="preserve"> </w:t>
+      </w:r>
+      <w:r>
+        <w:t xml:space="preserve">-</w:t>
+      </w:r>
+      <w:r>
+        <w:t xml:space="preserve"> </w:t>
+      </w:r>
+      <w:r>
+        <w:rPr>
+          <w:b/>
+          <w:bCs/>
+        </w:rPr>
+        <w:t xml:space="preserve">Hägerstrand (1970)</w:t>
+      </w:r>
+      <w:r>
+        <w:t xml:space="preserve"> </w:t>
+      </w:r>
+      <w:r>
+        <w:t xml:space="preserve">|</w:t>
+      </w:r>
+      <w:r>
+        <w:t xml:space="preserve"> </w:t>
+      </w:r>
+      <w:r>
+        <w:rPr>
+          <w:rStyle w:val="VerbatimChar"/>
+        </w:rPr>
+        <w:t xml:space="preserve">Hagerstrand1970_SpaceTimePrism.pdf</w:t>
+      </w:r>
+      <w:r>
+        <w:t xml:space="preserve"> </w:t>
+      </w:r>
+      <w:r>
+        <w:t xml:space="preserve">| 인용 내용: 시공간 프리즘 — 시간예산 내 이동 가능 공간 3차원 개념화 | 확인 위치: pp.7–10 본문</w:t>
+      </w:r>
+      <w:r>
+        <w:t xml:space="preserve"> </w:t>
+      </w:r>
+      <w:r>
+        <w:t xml:space="preserve">-</w:t>
+      </w:r>
+      <w:r>
+        <w:t xml:space="preserve"> </w:t>
+      </w:r>
+      <w:r>
+        <w:rPr>
+          <w:b/>
+          <w:bCs/>
+        </w:rPr>
+        <w:t xml:space="preserve">Miller (1991)</w:t>
+      </w:r>
+      <w:r>
+        <w:t xml:space="preserve"> </w:t>
+      </w:r>
+      <w:r>
+        <w:t xml:space="preserve">|</w:t>
+      </w:r>
+      <w:r>
+        <w:t xml:space="preserve"> </w:t>
+      </w:r>
+      <w:r>
+        <w:rPr>
+          <w:rStyle w:val="VerbatimChar"/>
+        </w:rPr>
+        <w:t xml:space="preserve">Miller1991_SpaceTimePrism_GIS.pdf</w:t>
+      </w:r>
+      <w:r>
+        <w:t xml:space="preserve"> </w:t>
+      </w:r>
+      <w:r>
+        <w:t xml:space="preserve">| 인용 내용: 시공간 프리즘을 GIS 네트워크 분석으로 구현, Potential Path Area | 확인 위치: pp.287–292 Introduction &amp; Methods</w:t>
+      </w:r>
+    </w:p>
+    <w:p>
+      <w:pPr>
+        <w:pStyle w:val="FirstParagraph"/>
+      </w:pPr>
+      <w:r>
+        <w:t xml:space="preserve">그 전제가 흔들리는 조건이 있다. 폭염이다.</w:t>
       </w:r>
     </w:p>
     <w:p>
@@ -85,7 +232,341 @@
         <w:pStyle w:val="BodyText"/>
       </w:pPr>
       <w:r>
-        <w:t xml:space="preserve">그 전제가 흔들리는 조건이 있다. 폭염이다.</w:t>
+        <w:t xml:space="preserve">기후변화로 도시 폭염의 빈도와 강도는 증가하고 있다(IPCC, 2022; Yoon et al., 2020). 도시 열섬 효과와 결합한 여름 낮 시간대 도심 보행 환경에서, 열 스트레스는 단순한 불쾌감이 아니라 심혈관계에 직접적인 부담을 준다. UTCI 38°C 이상 구간은 국제적으로 매우 강한 더위(Very Strong Heat Stress)로 분류되며(Bröde et al., 2012), 이 조건에서의 지속적 노출은 열사병 위험을 동반한다. 실제로 Melnikov et al.(2022)과 Azegami et al.(2023)에 따르면 기온이 임계값을 넘으면 보행자는 해당 구간을 우회하거나 외출 자체를 포기한다. 느려지는 것이 아니라 가지 않는 선택을 한다.</w:t>
+      </w:r>
+    </w:p>
+    <w:p>
+      <w:pPr>
+        <w:pStyle w:val="BlockText"/>
+      </w:pPr>
+      <w:r>
+        <w:rPr>
+          <w:b/>
+          <w:bCs/>
+        </w:rPr>
+        <w:t xml:space="preserve">📎 인용 확인</w:t>
+      </w:r>
+      <w:r>
+        <w:t xml:space="preserve"> </w:t>
+      </w:r>
+      <w:r>
+        <w:t xml:space="preserve">-</w:t>
+      </w:r>
+      <w:r>
+        <w:t xml:space="preserve"> </w:t>
+      </w:r>
+      <w:r>
+        <w:rPr>
+          <w:b/>
+          <w:bCs/>
+        </w:rPr>
+        <w:t xml:space="preserve">IPCC (2022)</w:t>
+      </w:r>
+      <w:r>
+        <w:t xml:space="preserve"> </w:t>
+      </w:r>
+      <w:r>
+        <w:t xml:space="preserve">| PDF 미보유 (공식 사이트 무료 제공) | 인용 내용: 기후변화로 도시 폭염 빈도·강도 증가 | 확인 위치: SPM B.2, Chapter 10 (도시 열환경)</w:t>
+      </w:r>
+      <w:r>
+        <w:t xml:space="preserve"> </w:t>
+      </w:r>
+      <w:r>
+        <w:t xml:space="preserve">-</w:t>
+      </w:r>
+      <w:r>
+        <w:t xml:space="preserve"> </w:t>
+      </w:r>
+      <w:r>
+        <w:rPr>
+          <w:b/>
+          <w:bCs/>
+        </w:rPr>
+        <w:t xml:space="preserve">Yoon et al. (2020)</w:t>
+      </w:r>
+      <w:r>
+        <w:t xml:space="preserve"> </w:t>
+      </w:r>
+      <w:r>
+        <w:t xml:space="preserve">|</w:t>
+      </w:r>
+      <w:r>
+        <w:t xml:space="preserve"> </w:t>
+      </w:r>
+      <w:r>
+        <w:rPr>
+          <w:rStyle w:val="VerbatimChar"/>
+        </w:rPr>
+        <w:t xml:space="preserve">Yoon2020_HeatwaveKorea.pdf</w:t>
+      </w:r>
+      <w:r>
+        <w:t xml:space="preserve"> </w:t>
+      </w:r>
+      <w:r>
+        <w:t xml:space="preserve">| 인용 내용: 한국 폭염 빈도·강도 증가 추세 실증 | 확인 위치: pp.1685–1686 Introduction, pp.1691–1692 Results</w:t>
+      </w:r>
+      <w:r>
+        <w:t xml:space="preserve"> </w:t>
+      </w:r>
+      <w:r>
+        <w:t xml:space="preserve">-</w:t>
+      </w:r>
+      <w:r>
+        <w:t xml:space="preserve"> </w:t>
+      </w:r>
+      <w:r>
+        <w:rPr>
+          <w:b/>
+          <w:bCs/>
+        </w:rPr>
+        <w:t xml:space="preserve">Bröde et al. (2012)</w:t>
+      </w:r>
+      <w:r>
+        <w:t xml:space="preserve"> </w:t>
+      </w:r>
+      <w:r>
+        <w:t xml:space="preserve">|</w:t>
+      </w:r>
+      <w:r>
+        <w:t xml:space="preserve"> </w:t>
+      </w:r>
+      <w:r>
+        <w:rPr>
+          <w:rStyle w:val="VerbatimChar"/>
+        </w:rPr>
+        <w:t xml:space="preserve">Brode2012_UTCI_OperationalProcedure.pdf</w:t>
+      </w:r>
+      <w:r>
+        <w:t xml:space="preserve"> </w:t>
+      </w:r>
+      <w:r>
+        <w:t xml:space="preserve">| 인용 내용: UTCI ≥38°C = Very Strong Heat Stress 분류 기준 | 확인 위치:</w:t>
+      </w:r>
+      <w:r>
+        <w:t xml:space="preserve"> </w:t>
+      </w:r>
+      <w:r>
+        <w:rPr>
+          <w:b/>
+          <w:bCs/>
+        </w:rPr>
+        <w:t xml:space="preserve">Table 3 (p.489)</w:t>
+      </w:r>
+      <w:r>
+        <w:t xml:space="preserve"> </w:t>
+      </w:r>
+      <w:r>
+        <w:t xml:space="preserve">— 38–46°C = Very Strong, &gt;46°C = Extreme</w:t>
+      </w:r>
+      <w:r>
+        <w:t xml:space="preserve"> </w:t>
+      </w:r>
+      <w:r>
+        <w:t xml:space="preserve">-</w:t>
+      </w:r>
+      <w:r>
+        <w:t xml:space="preserve"> </w:t>
+      </w:r>
+      <w:r>
+        <w:rPr>
+          <w:b/>
+          <w:bCs/>
+        </w:rPr>
+        <w:t xml:space="preserve">Melnikov et al. (2022)</w:t>
+      </w:r>
+      <w:r>
+        <w:t xml:space="preserve"> </w:t>
+      </w:r>
+      <w:r>
+        <w:t xml:space="preserve">|</w:t>
+      </w:r>
+      <w:r>
+        <w:t xml:space="preserve"> </w:t>
+      </w:r>
+      <w:r>
+        <w:rPr>
+          <w:rStyle w:val="VerbatimChar"/>
+        </w:rPr>
+        <w:t xml:space="preserve">Melnikov2022_BehaviouralThermalRegulation.pdf</w:t>
+      </w:r>
+      <w:r>
+        <w:t xml:space="preserve"> </w:t>
+      </w:r>
+      <w:r>
+        <w:t xml:space="preserve">| 인용 내용: 열 조절 행동이 보행자의 경로 선택을 결정하는 주요 기제임을 행동 관찰로 실증 | 확인 위치: Abstract, Results 섹션</w:t>
+      </w:r>
+      <w:r>
+        <w:t xml:space="preserve"> </w:t>
+      </w:r>
+      <w:r>
+        <w:t xml:space="preserve">-</w:t>
+      </w:r>
+      <w:r>
+        <w:t xml:space="preserve"> </w:t>
+      </w:r>
+      <w:r>
+        <w:rPr>
+          <w:b/>
+          <w:bCs/>
+        </w:rPr>
+        <w:t xml:space="preserve">Azegami et al. (2023)</w:t>
+      </w:r>
+      <w:r>
+        <w:t xml:space="preserve"> </w:t>
+      </w:r>
+      <w:r>
+        <w:t xml:space="preserve">|</w:t>
+      </w:r>
+      <w:r>
+        <w:t xml:space="preserve"> </w:t>
+      </w:r>
+      <w:r>
+        <w:rPr>
+          <w:rStyle w:val="VerbatimChar"/>
+        </w:rPr>
+        <w:t xml:space="preserve">Azegami2023_SolarRadiation_PedestrianRoute.pdf</w:t>
+      </w:r>
+      <w:r>
+        <w:t xml:space="preserve"> </w:t>
+      </w:r>
+      <w:r>
+        <w:t xml:space="preserve">| 인용 내용: 응답자의 28.2%가 그늘 확보를 위해 더 긴 경로 선택 | 확인 위치: Results 섹션 (실제 수치</w:t>
+      </w:r>
+      <w:r>
+        <w:t xml:space="preserve"> </w:t>
+      </w:r>
+      <w:r>
+        <w:t xml:space="preserve">“because there is shade (28.2%)”</w:t>
+      </w:r>
+      <w:r>
+        <w:t xml:space="preserve"> </w:t>
+      </w:r>
+      <w:r>
+        <w:t xml:space="preserve">확인됨)</w:t>
+      </w:r>
+    </w:p>
+    <w:p>
+      <w:pPr>
+        <w:pStyle w:val="FirstParagraph"/>
+      </w:pPr>
+      <w:r>
+        <w:t xml:space="preserve">기존 연구들도 이 문제를 다루었다. Jia et al.(2022)과 Basu et al.(2024)은 열환경 수준이 높아질수록 보행자의 이동 시간과 경로 선택이 변화함을 실증하였으며, 이를 보행 속도 감소로 모델에 반영하는 소프트 패널티 방식을 택했다. 접근성 점수가 낮아진다는 방향은 맞다. 그러나 이 방식은 접근성 값의 감소를 포착할 뿐, 접근 가능한 공간 범위 자체의 변화를 다루지 않는다. 어떤 경로를 통해서도 특정 목적지에 닿을 수 없게 되는 상황, 즉 공간 단위 차원의 변화는 소프트 패널티 프레임에서 보이지 않는다.</w:t>
+      </w:r>
+    </w:p>
+    <w:p>
+      <w:pPr>
+        <w:pStyle w:val="BlockText"/>
+      </w:pPr>
+      <w:r>
+        <w:rPr>
+          <w:b/>
+          <w:bCs/>
+        </w:rPr>
+        <w:t xml:space="preserve">📎 인용 확인</w:t>
+      </w:r>
+      <w:r>
+        <w:t xml:space="preserve"> </w:t>
+      </w:r>
+      <w:r>
+        <w:t xml:space="preserve">-</w:t>
+      </w:r>
+      <w:r>
+        <w:t xml:space="preserve"> </w:t>
+      </w:r>
+      <w:r>
+        <w:rPr>
+          <w:b/>
+          <w:bCs/>
+        </w:rPr>
+        <w:t xml:space="preserve">Jia et al. (2022)</w:t>
+      </w:r>
+      <w:r>
+        <w:t xml:space="preserve"> </w:t>
+      </w:r>
+      <w:r>
+        <w:t xml:space="preserve">|</w:t>
+      </w:r>
+      <w:r>
+        <w:t xml:space="preserve"> </w:t>
+      </w:r>
+      <w:r>
+        <w:rPr>
+          <w:rStyle w:val="VerbatimChar"/>
+        </w:rPr>
+        <w:t xml:space="preserve">Jia2022_ThermalEnv_TravelBehavior.pdf</w:t>
+      </w:r>
+      <w:r>
+        <w:t xml:space="preserve"> </w:t>
+      </w:r>
+      <w:r>
+        <w:t xml:space="preserve">| 인용 내용: 열환경 → 보행자 경로 변경·이동 시간 증가 실증 (소프트패널티). ⚠️</w:t>
+      </w:r>
+      <w:r>
+        <w:t xml:space="preserve"> </w:t>
+      </w:r>
+      <w:r>
+        <w:t xml:space="preserve">“이동 포기”</w:t>
+      </w:r>
+      <w:r>
+        <w:t xml:space="preserve">는 이 논문에 없음 — 보행속도 감소 및 경로 변경만 실증 | 확인 위치: Abstract, Section 3 Results, Table 3</w:t>
+      </w:r>
+      <w:r>
+        <w:t xml:space="preserve"> </w:t>
+      </w:r>
+      <w:r>
+        <w:t xml:space="preserve">-</w:t>
+      </w:r>
+      <w:r>
+        <w:t xml:space="preserve"> </w:t>
+      </w:r>
+      <w:r>
+        <w:rPr>
+          <w:b/>
+          <w:bCs/>
+        </w:rPr>
+        <w:t xml:space="preserve">Basu et al. (2024)</w:t>
+      </w:r>
+      <w:r>
+        <w:t xml:space="preserve"> </w:t>
+      </w:r>
+      <w:r>
+        <w:t xml:space="preserve">|</w:t>
+      </w:r>
+      <w:r>
+        <w:t xml:space="preserve"> </w:t>
+      </w:r>
+      <w:r>
+        <w:rPr>
+          <w:rStyle w:val="VerbatimChar"/>
+        </w:rPr>
+        <w:t xml:space="preserve">Basu2024_HeatPedestrianRouteChoice.pdf</w:t>
+      </w:r>
+      <w:r>
+        <w:t xml:space="preserve"> </w:t>
+      </w:r>
+      <w:r>
+        <w:t xml:space="preserve">| 인용 내용: UTCI 1°C 증가 → 인지 보행거리 평균 80.8m 증가 (소프트패널티). ⚠️ Hard Cut 근거 아님 | 확인 위치: Abstract, Table 3 (UTCI 계수 80.8m)</w:t>
+      </w:r>
+    </w:p>
+    <w:p>
+      <w:pPr>
+        <w:pStyle w:val="FirstParagraph"/>
+      </w:pPr>
+      <w:r>
+        <w:t xml:space="preserve">본 연구는 열노출 임계값을 초과하는 링크를 보행 네트워크에서 완전히 제거(Hard Cut)한 뒤 Dijkstra 탐색을 재실행하는 방식으로, 폭염 조건에서 실질적으로 도달 가능한 공간 범위를 산출하고 이를</w:t>
+      </w:r>
+      <w:r>
+        <w:t xml:space="preserve"> </w:t>
+      </w:r>
+      <w:r>
+        <w:rPr>
+          <w:b/>
+          <w:bCs/>
+        </w:rPr>
+        <w:t xml:space="preserve">Thermal Catchment Area</w:t>
+      </w:r>
+      <w:r>
+        <w:t xml:space="preserve">로 정의한다. 임계값 초과 링크 자체뿐 아니라, 그 링크 너머에 고립되어 우회로 없이 15분 예산 내 도달 불가한 공간도 Thermal Catchment Area에서 사라진다. 이 감소를 정량화한 지표를 [검증 지표명 미확정]으로 산출한다.</w:t>
       </w:r>
     </w:p>
     <w:p>
@@ -93,63 +574,61 @@
         <w:pStyle w:val="BodyText"/>
       </w:pPr>
       <w:r>
-        <w:t xml:space="preserve">기후변화로 도시 폭염의 빈도와 강도는 증가하고 있다(IPCC, 2022; Yoon et al., 2020). 도시 열섬 효과와 결합한 여름 낮 시간대 도심 보행 환경에서, 열 스트레스는 단순한 불쾌감이 아니라 심혈관계에 직접적인 부담을 준다. UTCI 38°C 이상 구간은 국제적으로 극한더위(Very Strong Heat Stress)로 분류되며(Bröde et al., 2012), 이 조건에서의 지속적 노출은 열사병 위험을 동반한다. 실제로 Melnikov et al.(2022)과 Azegami et al.(2023)에 따르면 기온이 임계값을 넘으면 보행자는 해당 구간을 우회하거나 외출 자체를 포기한다. 느려지는 것이 아니라 가지 않는 선택을 한다.</w:t>
-      </w:r>
-    </w:p>
-    <w:p>
-      <w:pPr>
-        <w:pStyle w:val="BodyText"/>
-      </w:pPr>
-      <w:r>
-        <w:t xml:space="preserve">기존 연구들도 이 문제를 다루었다. Jia et al.(2022)과 Basu et al.(2024)은 열환경 수준이 높아질수록 보행자의 이동 시간과 경로 선택이 변화함을 실증하였으며, 이를 보행 속도 감소로 모델에 반영하는 소프트 패널티 방식을 택했다. 접근성 점수가 낮아진다는 방향은 맞다. 그러나 이 방식은 접근성 값의 감소를 포착할 뿐, 접근 가능한 공간 범위 자체의 변화를 다루지 않는다. 어떤 경로를 통해서도 특정 목적지에 닿을 수 없게 되는 상황, 즉 공간 단위 차원의 변화는 소프트 패널티 프레임에서 보이지 않는다.</w:t>
-      </w:r>
-    </w:p>
-    <w:p>
-      <w:pPr>
-        <w:pStyle w:val="BodyText"/>
-      </w:pPr>
-      <w:r>
-        <w:t xml:space="preserve">본 연구는 열노출 임계값을 초과하는 링크를 보행 네트워크에서 완전히 제거(Hard Cut)한 뒤 Dijkstra 탐색을 재실행하는 방식으로, 폭염 조건에서 실질적으로 도달 가능한 공간 범위를 산출하고 이를</w:t>
-      </w:r>
-      <w:r>
-        <w:t xml:space="preserve"> </w:t>
-      </w:r>
-      <w:r>
-        <w:rPr>
-          <w:b/>
-          <w:bCs/>
-        </w:rPr>
-        <w:t xml:space="preserve">Thermal Catchment Area</w:t>
-      </w:r>
-      <w:r>
-        <w:t xml:space="preserve">로 정의한다. 임계값 초과 링크 자체뿐 아니라, 그 링크 너머에 고립되어 우회로 없이 15분 예산 내 도달 불가한 공간도 Thermal Catchment Area에서 사라진다. 이 감소를 정량화한 지표를</w:t>
-      </w:r>
-      <w:r>
-        <w:t xml:space="preserve"> </w:t>
-      </w:r>
-      <w:hyperlink r:id="rId10">
-        <w:r>
-          <w:rPr>
-            <w:rStyle w:val="Hyperlink"/>
-          </w:rPr>
-          <w:t xml:space="preserve">검증 지표명 미확정</w:t>
-        </w:r>
-      </w:hyperlink>
-      <w:r>
-        <w:t xml:space="preserve">으로 산출한다.</w:t>
-      </w:r>
-    </w:p>
-    <w:p>
-      <w:pPr>
-        <w:pStyle w:val="BodyText"/>
-      </w:pPr>
-      <w:r>
-        <w:t xml:space="preserve">열노출 지표로는 MRT(평균복사온도)를 채택했다. 폭염 조건에서 UTCI를 직접 적용하면 공간 분화가 불가능해진다. 파일럿 분석에서 성동구 전체 링크의 98.9%가 UTCI 기준 극한더위 이상 구간에 집중되었다. 반면 MRT는 건물 높이, 도로 폭, 캐노피 분포에 따라 같은 폭염 조건에서도 링크별로 수십 도 차이를 보인다(Lindberg et al., 2016). 공간 분화 능력이 있어야 링크 단위 분석의 근거가 된다.</w:t>
-      </w:r>
-    </w:p>
-    <w:p>
-      <w:pPr>
-        <w:pStyle w:val="BodyText"/>
+        <w:t xml:space="preserve">열노출 지표로는 MRT(평균복사온도)를 채택했다. 폭염 조건에서 UTCI를 직접 적용하면 공간 분화가 불가능해진다. 파일럿 분석에서 성동구 전체 링크의 98.9%가 UTCI 기준 매우 강한 더위 이상 구간에 집중되었다. 반면 MRT는 건물 높이, 도로 폭, 캐노피 분포에 따라 같은 폭염 조건에서도 링크별로 수십 도 차이를 보인다(Lindberg et al., 2016). 공간 분화 능력이 있어야 링크 단위 분석의 근거가 된다.</w:t>
+      </w:r>
+    </w:p>
+    <w:p>
+      <w:pPr>
+        <w:pStyle w:val="BlockText"/>
+      </w:pPr>
+      <w:r>
+        <w:rPr>
+          <w:b/>
+          <w:bCs/>
+        </w:rPr>
+        <w:t xml:space="preserve">📎 인용 확인</w:t>
+      </w:r>
+      <w:r>
+        <w:t xml:space="preserve"> </w:t>
+      </w:r>
+      <w:r>
+        <w:t xml:space="preserve">-</w:t>
+      </w:r>
+      <w:r>
+        <w:t xml:space="preserve"> </w:t>
+      </w:r>
+      <w:r>
+        <w:rPr>
+          <w:b/>
+          <w:bCs/>
+        </w:rPr>
+        <w:t xml:space="preserve">Lindberg et al. (2016)</w:t>
+      </w:r>
+      <w:r>
+        <w:t xml:space="preserve"> </w:t>
+      </w:r>
+      <w:r>
+        <w:t xml:space="preserve">|</w:t>
+      </w:r>
+      <w:r>
+        <w:t xml:space="preserve"> </w:t>
+      </w:r>
+      <w:r>
+        <w:rPr>
+          <w:rStyle w:val="VerbatimChar"/>
+        </w:rPr>
+        <w:t xml:space="preserve">Lindberg2016_SOLWEIG_MRT.pdf</w:t>
+      </w:r>
+      <w:r>
+        <w:t xml:space="preserve"> </w:t>
+      </w:r>
+      <w:r>
+        <w:t xml:space="preserve">| 인용 내용: 같은 폭염 조건에서도 MRT가 링크별로 수십 도 차이 발생 | 확인 위치: Introduction (⚠️ 37°C 차이는 이 논문이 Mayer et al.(2008)을 인용한 배경 서술 — Lindberg2016 자체 실험값 아님. 직접 확인 필요)</w:t>
+      </w:r>
+    </w:p>
+    <w:p>
+      <w:pPr>
+        <w:pStyle w:val="FirstParagraph"/>
       </w:pPr>
       <w:r>
         <w:t xml:space="preserve">연구 질문은 두 가지다. 첫째, 폭염 조건에서 보행 열환경을 링크 단위로 공간 분화할 수 있는가. 둘째, 그 분화를 바탕으로 산출한 Thermal Catchment Area의 감소 패턴은 어떠한가.</w:t>
@@ -162,23 +641,323 @@
         </w:pict>
       </w:r>
     </w:p>
+    <w:bookmarkEnd w:id="10"/>
+    <w:bookmarkStart w:id="16" w:name="이론적-배경-및-선행연구"/>
+    <w:p>
+      <w:pPr>
+        <w:pStyle w:val="Heading2"/>
+      </w:pPr>
+      <w:r>
+        <w:t xml:space="preserve">2. 이론적 배경 및 선행연구</w:t>
+      </w:r>
+    </w:p>
+    <w:bookmarkStart w:id="11" w:name="네트워크-기반-보행-접근성과-catchment-area"/>
+    <w:p>
+      <w:pPr>
+        <w:pStyle w:val="Heading3"/>
+      </w:pPr>
+      <w:r>
+        <w:t xml:space="preserve">2.1 네트워크 기반 보행 접근성과 Catchment Area</w:t>
+      </w:r>
+    </w:p>
+    <w:p>
+      <w:pPr>
+        <w:pStyle w:val="FirstParagraph"/>
+      </w:pPr>
+      <w:r>
+        <w:t xml:space="preserve">접근성 측정의 역사는 거리 지표에서 도달 가능 공간량 측정으로의 전환이었다. Hägerstrand(1970)의 시공간 프리즘은 개인이 정해진 시간 예산 내에서 이동할 수 있는 공간 범위를 3차원으로 개념화하면서, 물리적 이동 가능성을 분석 단위로 설정하는 틀을 제시했다. Miller(1991)는 이를 GIS 네트워크 분석으로 구현하여 네트워크 기반 도달 가능 영역(Potential Path Area) 개념을 정립했다.</w:t>
+      </w:r>
+    </w:p>
+    <w:p>
+      <w:pPr>
+        <w:pStyle w:val="BlockText"/>
+      </w:pPr>
+      <w:r>
+        <w:rPr>
+          <w:b/>
+          <w:bCs/>
+        </w:rPr>
+        <w:t xml:space="preserve">📎 인용 확인</w:t>
+      </w:r>
+      <w:r>
+        <w:t xml:space="preserve"> </w:t>
+      </w:r>
+      <w:r>
+        <w:t xml:space="preserve">-</w:t>
+      </w:r>
+      <w:r>
+        <w:t xml:space="preserve"> </w:t>
+      </w:r>
+      <w:r>
+        <w:rPr>
+          <w:b/>
+          <w:bCs/>
+        </w:rPr>
+        <w:t xml:space="preserve">Hägerstrand (1970)</w:t>
+      </w:r>
+      <w:r>
+        <w:t xml:space="preserve"> </w:t>
+      </w:r>
+      <w:r>
+        <w:t xml:space="preserve">|</w:t>
+      </w:r>
+      <w:r>
+        <w:t xml:space="preserve"> </w:t>
+      </w:r>
+      <w:r>
+        <w:rPr>
+          <w:rStyle w:val="VerbatimChar"/>
+        </w:rPr>
+        <w:t xml:space="preserve">Hagerstrand1970_SpaceTimePrism.pdf</w:t>
+      </w:r>
+      <w:r>
+        <w:t xml:space="preserve"> </w:t>
+      </w:r>
+      <w:r>
+        <w:t xml:space="preserve">| 인용 내용: 시공간 프리즘 개념 — 시간예산 내 이동 가능 공간 3차원 개념화 | 확인 위치: pp.7–10 (특히 p.10 그림 및 개념 설명)</w:t>
+      </w:r>
+      <w:r>
+        <w:t xml:space="preserve"> </w:t>
+      </w:r>
+      <w:r>
+        <w:t xml:space="preserve">-</w:t>
+      </w:r>
+      <w:r>
+        <w:t xml:space="preserve"> </w:t>
+      </w:r>
+      <w:r>
+        <w:rPr>
+          <w:b/>
+          <w:bCs/>
+        </w:rPr>
+        <w:t xml:space="preserve">Miller (1991)</w:t>
+      </w:r>
+      <w:r>
+        <w:t xml:space="preserve"> </w:t>
+      </w:r>
+      <w:r>
+        <w:t xml:space="preserve">|</w:t>
+      </w:r>
+      <w:r>
+        <w:t xml:space="preserve"> </w:t>
+      </w:r>
+      <w:r>
+        <w:rPr>
+          <w:rStyle w:val="VerbatimChar"/>
+        </w:rPr>
+        <w:t xml:space="preserve">Miller1991_SpaceTimePrism_GIS.pdf</w:t>
+      </w:r>
+      <w:r>
+        <w:t xml:space="preserve"> </w:t>
+      </w:r>
+      <w:r>
+        <w:t xml:space="preserve">| 인용 내용: 시공간 프리즘 → GIS 구현, Potential Path Area 정립 | 확인 위치: pp.287–292 Introduction &amp; Section 2</w:t>
+      </w:r>
+    </w:p>
+    <w:p>
+      <w:pPr>
+        <w:pStyle w:val="FirstParagraph"/>
+      </w:pPr>
+      <w:r>
+        <w:t xml:space="preserve">이 틀에서 Catchment Area는 출발 노드에서 Dijkstra 알고리즘(Dijkstra, 1959)으로 최단 경로를 탐색하고, 시간 예산 이내에 도달 가능한 노드 집합으로 정의된다. 버퍼 기반 반경 분석과 달리 실제 도로 구조를 반영하며, 도시 시설 접근성 분석에서 표준 방법론으로 광범위하게 활용된다(Geurs &amp; van Wee, 2004). 시간 예산 15분은 일상 서비스 도보 접근의 기준으로 광범위하게 사용된다(Moreno et al., 2021).</w:t>
+      </w:r>
+    </w:p>
+    <w:p>
+      <w:pPr>
+        <w:pStyle w:val="BlockText"/>
+      </w:pPr>
+      <w:r>
+        <w:rPr>
+          <w:b/>
+          <w:bCs/>
+        </w:rPr>
+        <w:t xml:space="preserve">📎 인용 확인</w:t>
+      </w:r>
+      <w:r>
+        <w:t xml:space="preserve"> </w:t>
+      </w:r>
+      <w:r>
+        <w:t xml:space="preserve">-</w:t>
+      </w:r>
+      <w:r>
+        <w:t xml:space="preserve"> </w:t>
+      </w:r>
+      <w:r>
+        <w:rPr>
+          <w:b/>
+          <w:bCs/>
+        </w:rPr>
+        <w:t xml:space="preserve">Dijkstra (1959)</w:t>
+      </w:r>
+      <w:r>
+        <w:t xml:space="preserve"> </w:t>
+      </w:r>
+      <w:r>
+        <w:t xml:space="preserve">|</w:t>
+      </w:r>
+      <w:r>
+        <w:t xml:space="preserve"> </w:t>
+      </w:r>
+      <w:r>
+        <w:rPr>
+          <w:rStyle w:val="VerbatimChar"/>
+        </w:rPr>
+        <w:t xml:space="preserve">Dijkstra1959_ShortestPath.pdf</w:t>
+      </w:r>
+      <w:r>
+        <w:t xml:space="preserve"> </w:t>
+      </w:r>
+      <w:r>
+        <w:t xml:space="preserve">| 인용 내용: 최단경로 알고리즘 원전 | 확인 위치: pp.269–270 (알고리즘 정의)</w:t>
+      </w:r>
+      <w:r>
+        <w:t xml:space="preserve"> </w:t>
+      </w:r>
+      <w:r>
+        <w:t xml:space="preserve">-</w:t>
+      </w:r>
+      <w:r>
+        <w:t xml:space="preserve"> </w:t>
+      </w:r>
+      <w:r>
+        <w:rPr>
+          <w:b/>
+          <w:bCs/>
+        </w:rPr>
+        <w:t xml:space="preserve">Geurs &amp; van Wee (2004)</w:t>
+      </w:r>
+      <w:r>
+        <w:t xml:space="preserve"> </w:t>
+      </w:r>
+      <w:r>
+        <w:t xml:space="preserve">|</w:t>
+      </w:r>
+      <w:r>
+        <w:t xml:space="preserve"> </w:t>
+      </w:r>
+      <w:r>
+        <w:rPr>
+          <w:rStyle w:val="VerbatimChar"/>
+        </w:rPr>
+        <w:t xml:space="preserve">Geurs2004_Accessibility_TransportGeography.pdf</w:t>
+      </w:r>
+      <w:r>
+        <w:t xml:space="preserve"> </w:t>
+      </w:r>
+      <w:r>
+        <w:t xml:space="preserve">| 인용 내용: 네트워크 기반 접근성 = 도시 시설 접근성 측정 표준 방법론 | 확인 위치: pp.127–132 Introduction &amp; Section 2</w:t>
+      </w:r>
+      <w:r>
+        <w:t xml:space="preserve"> </w:t>
+      </w:r>
+      <w:r>
+        <w:t xml:space="preserve">-</w:t>
+      </w:r>
+      <w:r>
+        <w:t xml:space="preserve"> </w:t>
+      </w:r>
+      <w:r>
+        <w:rPr>
+          <w:b/>
+          <w:bCs/>
+        </w:rPr>
+        <w:t xml:space="preserve">Moreno et al. (2021)</w:t>
+      </w:r>
+      <w:r>
+        <w:t xml:space="preserve"> </w:t>
+      </w:r>
+      <w:r>
+        <w:t xml:space="preserve">|</w:t>
+      </w:r>
+      <w:r>
+        <w:t xml:space="preserve"> </w:t>
+      </w:r>
+      <w:r>
+        <w:rPr>
+          <w:rStyle w:val="VerbatimChar"/>
+        </w:rPr>
+        <w:t xml:space="preserve">Moreno2021_15MinuteCity.pdf</w:t>
+      </w:r>
+      <w:r>
+        <w:t xml:space="preserve"> </w:t>
+      </w:r>
+      <w:r>
+        <w:t xml:space="preserve">| 인용 내용: 15분 시간예산 = 일상 서비스 도보 접근 기준 (파리 15분 도시) | 확인 위치: pp.93–96 Introduction &amp; Section 2</w:t>
+      </w:r>
+    </w:p>
+    <w:p>
+      <w:pPr>
+        <w:pStyle w:val="FirstParagraph"/>
+      </w:pPr>
+      <w:r>
+        <w:t xml:space="preserve">Catchment Area는 개념적으로 이소크론(isochrone) 분석 및 Geurs &amp; van Wee(2004)의 contour measure와 같은 계보 위에 있다. 이소크론이 출발점에서 N분 내 도달 가능한 등시간 경계선을 정의하고, contour measure가 그 경계 안의 기회(시설 수, 인구 등)를 집계할 때, Catchment Area는 그 경계가 감싸는 공간 범위 자체를 분석 단위로 삼는다. 셋은 층위가 다를 뿐 같은 개념 위에 있으며, 버퍼 기반 직선 반경과 달리 실제 도로 네트워크 구조를 반영한다는 점이 핵심이다(Boeing, 2017).</w:t>
+      </w:r>
+    </w:p>
+    <w:p>
+      <w:pPr>
+        <w:pStyle w:val="BodyText"/>
+      </w:pPr>
+      <w:r>
+        <w:t xml:space="preserve">기존 연구들은 이 한계를 인식하고, 이동에 대한 개인의 인지적 제약을 소프트 제약(soft constraint)으로 모델에 통합하려는 시도를 이어왔다. Kar et al.(2023)은 시공간 프리즘에 이동 인식(perceived accessibility)을 통합한 포용적 접근성(Inclusive Accessibility) 개념을 제안하여, 물리적 도달 가능성과 실질적 이용 가능성의 괴리를 명시적으로 다루었다. 그러나 열환경과 같은 환경적 조건이 경로의 실질적 이용 가능성을 구조적으로 제한하는 상황은 여전히 표준 Catchment Area 방법론에 반영되지 않는다.</w:t>
+      </w:r>
+    </w:p>
+    <w:p>
+      <w:pPr>
+        <w:pStyle w:val="BlockText"/>
+      </w:pPr>
+      <w:r>
+        <w:rPr>
+          <w:b/>
+          <w:bCs/>
+        </w:rPr>
+        <w:t xml:space="preserve">📎 인용 확인</w:t>
+      </w:r>
+      <w:r>
+        <w:t xml:space="preserve"> </w:t>
+      </w:r>
+      <w:r>
+        <w:t xml:space="preserve">-</w:t>
+      </w:r>
+      <w:r>
+        <w:t xml:space="preserve"> </w:t>
+      </w:r>
+      <w:r>
+        <w:rPr>
+          <w:b/>
+          <w:bCs/>
+        </w:rPr>
+        <w:t xml:space="preserve">Kar et al. (2023)</w:t>
+      </w:r>
+      <w:r>
+        <w:t xml:space="preserve"> </w:t>
+      </w:r>
+      <w:r>
+        <w:t xml:space="preserve">|</w:t>
+      </w:r>
+      <w:r>
+        <w:t xml:space="preserve"> </w:t>
+      </w:r>
+      <w:r>
+        <w:rPr>
+          <w:rStyle w:val="VerbatimChar"/>
+        </w:rPr>
+        <w:t xml:space="preserve">Kar2023_InclusiveAccessibility_STP.pdf</w:t>
+      </w:r>
+      <w:r>
+        <w:t xml:space="preserve"> </w:t>
+      </w:r>
+      <w:r>
+        <w:t xml:space="preserve">| 인용 내용: STP에 이동 인식(perceived accessibility)을 소프트 제약으로 통합 → 포용적 접근성(Inclusive Accessibility) 개념 제안 | 확인 위치: Abstract, pp.2456–2460 Introduction &amp; Section 2</w:t>
+      </w:r>
+    </w:p>
     <w:bookmarkEnd w:id="11"/>
-    <w:bookmarkStart w:id="17" w:name="이론적-배경-및-선행연구"/>
-    <w:p>
-      <w:pPr>
-        <w:pStyle w:val="Heading2"/>
-      </w:pPr>
-      <w:r>
-        <w:t xml:space="preserve">2. 이론적 배경 및 선행연구</w:t>
-      </w:r>
-    </w:p>
-    <w:bookmarkStart w:id="12" w:name="네트워크-기반-보행-접근성과-catchment-area"/>
+    <w:bookmarkStart w:id="12" w:name="폭염과-보행자-행동"/>
     <w:p>
       <w:pPr>
         <w:pStyle w:val="Heading3"/>
       </w:pPr>
       <w:r>
-        <w:t xml:space="preserve">2.1 네트워크 기반 보행 접근성과 Catchment Area</w:t>
+        <w:t xml:space="preserve">2.2 폭염과 보행자 행동</w:t>
       </w:r>
     </w:p>
     <w:p>
@@ -186,7 +965,25 @@
         <w:pStyle w:val="FirstParagraph"/>
       </w:pPr>
       <w:r>
-        <w:t xml:space="preserve">접근성 측정의 역사는 거리 지표에서 도달 가능 공간량 측정으로의 전환이었다. Hägerstrand(1970)의 시공간 프리즘은 개인이 정해진 시간 예산 내에서 이동할 수 있는 공간 범위를 3차원으로 개념화하면서, 물리적 이동 가능성을 분석 단위로 설정하는 틀을 제시했다. Miller(1991)는 이를 GIS 네트워크 분석으로 구현하여 네트워크 기반 도달 가능 영역(Potential Path Area) 개념을 정립했다.</w:t>
+        <w:t xml:space="preserve">폭염 조건에서 보행자가 어떻게 반응하는지는 Thermal Catchment Area의 방법론적 전제와 직결된다. 연구 질문이</w:t>
+      </w:r>
+      <w:r>
+        <w:t xml:space="preserve"> </w:t>
+      </w:r>
+      <w:r>
+        <w:t xml:space="preserve">“보행이 얼마나 느려지는가”</w:t>
+      </w:r>
+      <w:r>
+        <w:t xml:space="preserve">가 아니라</w:t>
+      </w:r>
+      <w:r>
+        <w:t xml:space="preserve"> </w:t>
+      </w:r>
+      <w:r>
+        <w:t xml:space="preserve">“어디를 갈 수 없게 되는가”</w:t>
+      </w:r>
+      <w:r>
+        <w:t xml:space="preserve">인 이유가 여기 있다.</w:t>
       </w:r>
     </w:p>
     <w:p>
@@ -194,7 +991,145 @@
         <w:pStyle w:val="BodyText"/>
       </w:pPr>
       <w:r>
-        <w:t xml:space="preserve">이 틀에서 Catchment Area는 출발 노드에서 Dijkstra 알고리즘(Dijkstra, 1959)으로 최단 경로를 탐색하고, 시간 예산 이내에 도달 가능한 노드 집합으로 정의된다. 버퍼 기반 반경 분석과 달리 실제 도로 구조를 반영하며, 국내외 도시 시설 접근성 분석에서 표준 방법론으로 자리 잡았다(정희지 &amp; 강전영, 2024). 시간 예산 15분은 일상 서비스 도보 접근의 기준으로 광범위하게 사용된다(Moreno et al., 2021).</w:t>
+        <w:t xml:space="preserve">Melnikov et al.(2022)은 열 조절 행동이 보행자의 경로 선택을 결정짓는 주요 기제임을 행동 관찰로 실증하였다. Azegami et al.(2023)은 여름철 도로 내 태양복사량이 보행자의 경로 선택에 미치는 영향을 분석하여, 응답자의 28.2%가 그늘 확보를 위해 더 긴 경로를 택한다고 보고했다. 이는 열 스트레스를 속도 감소로만 표현하는 소프트 패널티 모델과는 질적으로 다른 현실이다. 기후변화로 이 같은 조건의 빈도는 증가 추세에 있다(IPCC, 2022).</w:t>
+      </w:r>
+    </w:p>
+    <w:p>
+      <w:pPr>
+        <w:pStyle w:val="BlockText"/>
+      </w:pPr>
+      <w:r>
+        <w:rPr>
+          <w:b/>
+          <w:bCs/>
+        </w:rPr>
+        <w:t xml:space="preserve">📎 인용 확인</w:t>
+      </w:r>
+      <w:r>
+        <w:t xml:space="preserve"> </w:t>
+      </w:r>
+      <w:r>
+        <w:t xml:space="preserve">-</w:t>
+      </w:r>
+      <w:r>
+        <w:t xml:space="preserve"> </w:t>
+      </w:r>
+      <w:r>
+        <w:rPr>
+          <w:b/>
+          <w:bCs/>
+        </w:rPr>
+        <w:t xml:space="preserve">Melnikov et al. (2022)</w:t>
+      </w:r>
+      <w:r>
+        <w:t xml:space="preserve"> </w:t>
+      </w:r>
+      <w:r>
+        <w:t xml:space="preserve">|</w:t>
+      </w:r>
+      <w:r>
+        <w:t xml:space="preserve"> </w:t>
+      </w:r>
+      <w:r>
+        <w:rPr>
+          <w:rStyle w:val="VerbatimChar"/>
+        </w:rPr>
+        <w:t xml:space="preserve">Melnikov2022_BehaviouralThermalRegulation.pdf</w:t>
+      </w:r>
+      <w:r>
+        <w:t xml:space="preserve"> </w:t>
+      </w:r>
+      <w:r>
+        <w:t xml:space="preserve">| 인용 내용: 열 조절 행동(그늘 추구)이 보행자 경로 선택의 주요 기제 — 행동 관찰 실증 | 확인 위치: Abstract, Results (행동 관찰 데이터 분석 섹션)</w:t>
+      </w:r>
+      <w:r>
+        <w:t xml:space="preserve"> </w:t>
+      </w:r>
+      <w:r>
+        <w:t xml:space="preserve">-</w:t>
+      </w:r>
+      <w:r>
+        <w:t xml:space="preserve"> </w:t>
+      </w:r>
+      <w:r>
+        <w:rPr>
+          <w:b/>
+          <w:bCs/>
+        </w:rPr>
+        <w:t xml:space="preserve">Azegami et al. (2023)</w:t>
+      </w:r>
+      <w:r>
+        <w:t xml:space="preserve"> </w:t>
+      </w:r>
+      <w:r>
+        <w:t xml:space="preserve">|</w:t>
+      </w:r>
+      <w:r>
+        <w:t xml:space="preserve"> </w:t>
+      </w:r>
+      <w:r>
+        <w:rPr>
+          <w:rStyle w:val="VerbatimChar"/>
+        </w:rPr>
+        <w:t xml:space="preserve">Azegami2023_SolarRadiation_PedestrianRoute.pdf</w:t>
+      </w:r>
+      <w:r>
+        <w:t xml:space="preserve"> </w:t>
+      </w:r>
+      <w:r>
+        <w:t xml:space="preserve">| 인용 내용: 28.2%가 그늘 확보 위해 더 긴 경로 선택 | 확인 위치: Results 섹션 —</w:t>
+      </w:r>
+      <w:r>
+        <w:t xml:space="preserve"> </w:t>
+      </w:r>
+      <w:r>
+        <w:t xml:space="preserve">“because there is shade (28.2%)”</w:t>
+      </w:r>
+      <w:r>
+        <w:t xml:space="preserve"> </w:t>
+      </w:r>
+      <w:r>
+        <w:t xml:space="preserve">문구 직접 확인됨</w:t>
+      </w:r>
+      <w:r>
+        <w:t xml:space="preserve"> </w:t>
+      </w:r>
+      <w:r>
+        <w:t xml:space="preserve">-</w:t>
+      </w:r>
+      <w:r>
+        <w:t xml:space="preserve"> </w:t>
+      </w:r>
+      <w:r>
+        <w:rPr>
+          <w:b/>
+          <w:bCs/>
+        </w:rPr>
+        <w:t xml:space="preserve">IPCC (2022)</w:t>
+      </w:r>
+      <w:r>
+        <w:t xml:space="preserve"> </w:t>
+      </w:r>
+      <w:r>
+        <w:t xml:space="preserve">| PDF 미보유 | 인용 내용: 기후변화로 폭염 빈도·강도 증가 추세 | 확인 위치: SPM B.2</w:t>
+      </w:r>
+    </w:p>
+    <w:bookmarkEnd w:id="12"/>
+    <w:bookmarkStart w:id="13" w:name="열환경-지표의-선택"/>
+    <w:p>
+      <w:pPr>
+        <w:pStyle w:val="Heading3"/>
+      </w:pPr>
+      <w:r>
+        <w:t xml:space="preserve">2.3 열환경 지표의 선택</w:t>
+      </w:r>
+    </w:p>
+    <w:p>
+      <w:pPr>
+        <w:pStyle w:val="FirstParagraph"/>
+      </w:pPr>
+      <w:r>
+        <w:t xml:space="preserve">열환경을 보행 링크 단위로 분화하려면 지표 선택이 먼저다. 주요 지표 세 가지의 특성 차이는 크다.</w:t>
       </w:r>
     </w:p>
     <w:p>
@@ -202,17 +1137,205 @@
         <w:pStyle w:val="BodyText"/>
       </w:pPr>
       <w:r>
-        <w:t xml:space="preserve">이 방법론의 한계는 경로의 물리적 존재만을 조건으로 삼는다는 점이다. 폭염이나 홍수 같은 환경 조건이 경로의 실질적 이용 가능성을 제한하는 상황을 반영하지 못한다.</w:t>
-      </w:r>
-    </w:p>
-    <w:bookmarkEnd w:id="12"/>
-    <w:bookmarkStart w:id="13" w:name="폭염과-보행자-행동"/>
+        <w:t xml:space="preserve">LST(지표면온도)는 위성 원격탐사로 취득이 용이하나 지표면 온도이지 보행자가 경험하는 복사 환경이 아니다. UTCI(Universal Thermal Climate Index)는 기온·습도·풍속·MRT를 통합한 인체 열쾌적성 지수로 국제 표준으로 확립되어 있다(Bröde et al., 2012). 다만 폭염 조건에서는 입력 변수들이 이미 극단값에 수렴하여 공간 분화 능력이 급격히 저하된다. 본 연구의 파일럿 분석(서울 성동구, 2025년 폭염일 7일 평균 13시)에서 전체 링크의 98.9%가 UTCI 38°C 이상 구간에 집중되었다.</w:t>
+      </w:r>
+    </w:p>
+    <w:p>
+      <w:pPr>
+        <w:pStyle w:val="BodyText"/>
+      </w:pPr>
+      <w:r>
+        <w:t xml:space="preserve">MRT(Mean Radiant Temperature, 평균복사온도)는 보행자를 둘러싼 6방향 단파·장파 복사 에너지를 단일 온도값으로 통합한 지표다(Lindberg et al., 2016). 건물 높이와 도로 폭의 비율(H/W), 수목 캐노피, 태양 기하학적 조건에 따라 같은 기상 조건에서도 링크별로 수십 도 차이가 발생한다. Thorsson et al.(2007)의 옥외 MRT 측정 방법론 비교와 Kántor &amp; Unger(2011)의 연구에서도 MRT의 공간 분화 능력이 확인된 바 있다.</w:t>
+      </w:r>
+    </w:p>
+    <w:p>
+      <w:pPr>
+        <w:pStyle w:val="BodyText"/>
+      </w:pPr>
+      <w:r>
+        <w:t xml:space="preserve">이 연구에서 MRT를 선택한 이유는 UTCI가 나빠서가 아니라, 폭염 조건에서 링크 간 차이를 구분하는 분석 도구로 기능할 수 없기 때문이다.</w:t>
+      </w:r>
+    </w:p>
+    <w:p>
+      <w:pPr>
+        <w:pStyle w:val="BlockText"/>
+      </w:pPr>
+      <w:r>
+        <w:rPr>
+          <w:b/>
+          <w:bCs/>
+        </w:rPr>
+        <w:t xml:space="preserve">📎 인용 확인</w:t>
+      </w:r>
+      <w:r>
+        <w:t xml:space="preserve"> </w:t>
+      </w:r>
+      <w:r>
+        <w:t xml:space="preserve">-</w:t>
+      </w:r>
+      <w:r>
+        <w:t xml:space="preserve"> </w:t>
+      </w:r>
+      <w:r>
+        <w:rPr>
+          <w:b/>
+          <w:bCs/>
+        </w:rPr>
+        <w:t xml:space="preserve">Bröde et al. (2012)</w:t>
+      </w:r>
+      <w:r>
+        <w:t xml:space="preserve"> </w:t>
+      </w:r>
+      <w:r>
+        <w:t xml:space="preserve">|</w:t>
+      </w:r>
+      <w:r>
+        <w:t xml:space="preserve"> </w:t>
+      </w:r>
+      <w:r>
+        <w:rPr>
+          <w:rStyle w:val="VerbatimChar"/>
+        </w:rPr>
+        <w:t xml:space="preserve">Brode2012_UTCI_OperationalProcedure.pdf</w:t>
+      </w:r>
+      <w:r>
+        <w:t xml:space="preserve"> </w:t>
+      </w:r>
+      <w:r>
+        <w:t xml:space="preserve">| 인용 내용: UTCI = 기온·습도·풍속·MRT 통합 인체 열쾌적성 국제 표준 지수 | 확인 위치: Abstract, pp.481–484 Introduction, Table 1 (UTCI 계산식)</w:t>
+      </w:r>
+      <w:r>
+        <w:t xml:space="preserve"> </w:t>
+      </w:r>
+      <w:r>
+        <w:t xml:space="preserve">-</w:t>
+      </w:r>
+      <w:r>
+        <w:t xml:space="preserve"> </w:t>
+      </w:r>
+      <w:r>
+        <w:rPr>
+          <w:b/>
+          <w:bCs/>
+        </w:rPr>
+        <w:t xml:space="preserve">Lindberg et al. (2016)</w:t>
+      </w:r>
+      <w:r>
+        <w:t xml:space="preserve"> </w:t>
+      </w:r>
+      <w:r>
+        <w:t xml:space="preserve">|</w:t>
+      </w:r>
+      <w:r>
+        <w:t xml:space="preserve"> </w:t>
+      </w:r>
+      <w:r>
+        <w:rPr>
+          <w:rStyle w:val="VerbatimChar"/>
+        </w:rPr>
+        <w:t xml:space="preserve">Lindberg2016_SOLWEIG_MRT.pdf</w:t>
+      </w:r>
+      <w:r>
+        <w:t xml:space="preserve"> </w:t>
+      </w:r>
+      <w:r>
+        <w:t xml:space="preserve">| 인용 내용: MRT = 6방향 단파·장파 복사 통합 지표; H/W·캐노피·태양기하에 따른 링크별 공간분화 | 확인 위치: Abstract, Introduction (⚠️</w:t>
+      </w:r>
+      <w:r>
+        <w:t xml:space="preserve"> </w:t>
+      </w:r>
+      <w:r>
+        <w:t xml:space="preserve">“수십 도 차이”</w:t>
+      </w:r>
+      <w:r>
+        <w:t xml:space="preserve"> </w:t>
+      </w:r>
+      <w:r>
+        <w:t xml:space="preserve">수치는 Mayer et al.(2008) 인용값 — Lindberg2016 자체 실험값 아님. p.1439–1440 확인)</w:t>
+      </w:r>
+      <w:r>
+        <w:t xml:space="preserve"> </w:t>
+      </w:r>
+      <w:r>
+        <w:t xml:space="preserve">-</w:t>
+      </w:r>
+      <w:r>
+        <w:t xml:space="preserve"> </w:t>
+      </w:r>
+      <w:r>
+        <w:rPr>
+          <w:b/>
+          <w:bCs/>
+        </w:rPr>
+        <w:t xml:space="preserve">Thorsson et al. (2007)</w:t>
+      </w:r>
+      <w:r>
+        <w:t xml:space="preserve"> </w:t>
+      </w:r>
+      <w:r>
+        <w:t xml:space="preserve">|</w:t>
+      </w:r>
+      <w:r>
+        <w:t xml:space="preserve"> </w:t>
+      </w:r>
+      <w:r>
+        <w:rPr>
+          <w:rStyle w:val="VerbatimChar"/>
+        </w:rPr>
+        <w:t xml:space="preserve">Thorsson2007_DifferentMethods_MRT.pdf</w:t>
+      </w:r>
+      <w:r>
+        <w:t xml:space="preserve"> </w:t>
+      </w:r>
+      <w:r>
+        <w:t xml:space="preserve">| 인용 내용: 옥외 MRT 측정 3가지 방법 비교 (적분복사계·구온도계·RayMan) — MRT 공간분화 확인 | 확인 위치: Abstract, pp.1983–1987 Methods &amp; Results</w:t>
+      </w:r>
+      <w:r>
+        <w:t xml:space="preserve"> </w:t>
+      </w:r>
+      <w:r>
+        <w:t xml:space="preserve">-</w:t>
+      </w:r>
+      <w:r>
+        <w:t xml:space="preserve"> </w:t>
+      </w:r>
+      <w:r>
+        <w:rPr>
+          <w:b/>
+          <w:bCs/>
+        </w:rPr>
+        <w:t xml:space="preserve">Kántor &amp; Unger (2011)</w:t>
+      </w:r>
+      <w:r>
+        <w:t xml:space="preserve"> </w:t>
+      </w:r>
+      <w:r>
+        <w:t xml:space="preserve">|</w:t>
+      </w:r>
+      <w:r>
+        <w:t xml:space="preserve"> </w:t>
+      </w:r>
+      <w:r>
+        <w:rPr>
+          <w:rStyle w:val="VerbatimChar"/>
+        </w:rPr>
+        <w:t xml:space="preserve">Kantor2011_MRT_ProblematicVariable.pdf</w:t>
+      </w:r>
+      <w:r>
+        <w:t xml:space="preserve"> </w:t>
+      </w:r>
+      <w:r>
+        <w:t xml:space="preserve">| 인용 내용: MRT가 열쾌적성 평가에서 가장 중요하고 공간 분화가 큰 변수임을 리뷰 | 확인 위치: Abstract, pp.90–93 (real vs fictive environment 다이어그램)</w:t>
+      </w:r>
+    </w:p>
+    <w:bookmarkEnd w:id="13"/>
+    <w:bookmarkStart w:id="14" w:name="열환경-제약을-보행-접근성에-통합한-선행연구"/>
     <w:p>
       <w:pPr>
         <w:pStyle w:val="Heading3"/>
       </w:pPr>
       <w:r>
-        <w:t xml:space="preserve">2.2 폭염과 보행자 행동</w:t>
+        <w:t xml:space="preserve">2.4 열환경 제약을 보행 접근성에 통합한 선행연구</w:t>
       </w:r>
     </w:p>
     <w:p>
@@ -220,25 +1343,202 @@
         <w:pStyle w:val="FirstParagraph"/>
       </w:pPr>
       <w:r>
-        <w:t xml:space="preserve">폭염 조건에서 보행자가 어떻게 반응하는지는 Thermal Catchment Area의 방법론적 전제와 직결된다. 연구 질문이</w:t>
-      </w:r>
-      <w:r>
-        <w:t xml:space="preserve"> </w:t>
-      </w:r>
-      <w:r>
-        <w:t xml:space="preserve">“보행이 얼마나 느려지는가”</w:t>
-      </w:r>
-      <w:r>
-        <w:t xml:space="preserve">가 아니라</w:t>
-      </w:r>
-      <w:r>
-        <w:t xml:space="preserve"> </w:t>
-      </w:r>
-      <w:r>
-        <w:t xml:space="preserve">“어디를 갈 수 없게 되는가”</w:t>
-      </w:r>
-      <w:r>
-        <w:t xml:space="preserve">인 이유가 여기 있다.</w:t>
+        <w:t xml:space="preserve">열환경을 보행 접근성에 통합한 기존 연구들은 주로 소프트 패널티 방식을 택했다. Jia et al.(2022)은 싱가포르 야외 환경에서 열환경이 보행자의 보행속도 감소 및 경로 변경 행동에 미치는 영향을 실증하였고, Basu et al.(2024)은 미국 도시들에서 폭염이 보행 경로 선택과 접근성 감소에 미치는 영향을 분석했다. 최근 Aydin et al.(2026)은 싱가포르를 대상으로 UTCI 값에 비례하여 보행 시간을 늘리는 방식으로 열환경 조정 보행 접근성을 산출하였다. Dong et al.(2024)은 도시 열환경 공급과 접근성 수요 간의 불일치를 분석했다.</w:t>
+      </w:r>
+    </w:p>
+    <w:p>
+      <w:pPr>
+        <w:pStyle w:val="BlockText"/>
+      </w:pPr>
+      <w:r>
+        <w:rPr>
+          <w:b/>
+          <w:bCs/>
+        </w:rPr>
+        <w:t xml:space="preserve">📎 인용 확인</w:t>
+      </w:r>
+      <w:r>
+        <w:t xml:space="preserve"> </w:t>
+      </w:r>
+      <w:r>
+        <w:t xml:space="preserve">-</w:t>
+      </w:r>
+      <w:r>
+        <w:t xml:space="preserve"> </w:t>
+      </w:r>
+      <w:r>
+        <w:rPr>
+          <w:b/>
+          <w:bCs/>
+        </w:rPr>
+        <w:t xml:space="preserve">Jia et al. (2022)</w:t>
+      </w:r>
+      <w:r>
+        <w:t xml:space="preserve"> </w:t>
+      </w:r>
+      <w:r>
+        <w:t xml:space="preserve">|</w:t>
+      </w:r>
+      <w:r>
+        <w:t xml:space="preserve"> </w:t>
+      </w:r>
+      <w:r>
+        <w:rPr>
+          <w:rStyle w:val="VerbatimChar"/>
+        </w:rPr>
+        <w:t xml:space="preserve">Jia2022_ThermalEnv_TravelBehavior.pdf</w:t>
+      </w:r>
+      <w:r>
+        <w:t xml:space="preserve"> </w:t>
+      </w:r>
+      <w:r>
+        <w:t xml:space="preserve">| 인용 내용: 열환경 → 경로 변경 행동 실증. ⚠️</w:t>
+      </w:r>
+      <w:r>
+        <w:t xml:space="preserve"> </w:t>
+      </w:r>
+      <w:r>
+        <w:t xml:space="preserve">“이동 포기”</w:t>
+      </w:r>
+      <w:r>
+        <w:t xml:space="preserve">는 논문에 없음 — 보행속도 감소·경로 변경만 실증. 표현 수정 권고 | 확인 위치: Abstract, Section 3 Results</w:t>
+      </w:r>
+      <w:r>
+        <w:t xml:space="preserve"> </w:t>
+      </w:r>
+      <w:r>
+        <w:t xml:space="preserve">-</w:t>
+      </w:r>
+      <w:r>
+        <w:t xml:space="preserve"> </w:t>
+      </w:r>
+      <w:r>
+        <w:rPr>
+          <w:b/>
+          <w:bCs/>
+        </w:rPr>
+        <w:t xml:space="preserve">Basu et al. (2024)</w:t>
+      </w:r>
+      <w:r>
+        <w:t xml:space="preserve"> </w:t>
+      </w:r>
+      <w:r>
+        <w:t xml:space="preserve">|</w:t>
+      </w:r>
+      <w:r>
+        <w:t xml:space="preserve"> </w:t>
+      </w:r>
+      <w:r>
+        <w:rPr>
+          <w:rStyle w:val="VerbatimChar"/>
+        </w:rPr>
+        <w:t xml:space="preserve">Basu2024_HeatPedestrianRouteChoice.pdf</w:t>
+      </w:r>
+      <w:r>
+        <w:t xml:space="preserve"> </w:t>
+      </w:r>
+      <w:r>
+        <w:t xml:space="preserve">| 인용 내용: 폭염 → 보행 경로 선택 변화 및 접근성 감소 (보스턴 사례). UTCI 1°C → 인지 보행거리 80.8m 증가 | 확인 위치: Abstract, Table 3</w:t>
+      </w:r>
+      <w:r>
+        <w:t xml:space="preserve"> </w:t>
+      </w:r>
+      <w:r>
+        <w:t xml:space="preserve">-</w:t>
+      </w:r>
+      <w:r>
+        <w:t xml:space="preserve"> </w:t>
+      </w:r>
+      <w:r>
+        <w:rPr>
+          <w:b/>
+          <w:bCs/>
+        </w:rPr>
+        <w:t xml:space="preserve">Aydin et al. (2026)</w:t>
+      </w:r>
+      <w:r>
+        <w:t xml:space="preserve"> </w:t>
+      </w:r>
+      <w:r>
+        <w:t xml:space="preserve">|</w:t>
+      </w:r>
+      <w:r>
+        <w:t xml:space="preserve"> </w:t>
+      </w:r>
+      <w:r>
+        <w:rPr>
+          <w:rStyle w:val="VerbatimChar"/>
+        </w:rPr>
+        <w:t xml:space="preserve">Aydin2026_UTCI_PedestrianAccessibility.pdf</w:t>
+      </w:r>
+      <w:r>
+        <w:t xml:space="preserve"> </w:t>
+      </w:r>
+      <w:r>
+        <w:t xml:space="preserve">| 인용 내용: UTCI 비례 보행시간 증가 방식(소프트패널티). ⚠️</w:t>
+      </w:r>
+      <w:r>
+        <w:t xml:space="preserve"> </w:t>
+      </w:r>
+      <w:r>
+        <w:t xml:space="preserve">“보행속도 감소”</w:t>
+      </w:r>
+      <w:r>
+        <w:t xml:space="preserve">가 아니라 PTT(인지이동시간) 증가 방식 (Rakha 2015 기반) | 확인 위치: Abstract, Methods 섹션 (PTT 모델 설명)</w:t>
+      </w:r>
+      <w:r>
+        <w:t xml:space="preserve"> </w:t>
+      </w:r>
+      <w:r>
+        <w:t xml:space="preserve">-</w:t>
+      </w:r>
+      <w:r>
+        <w:t xml:space="preserve"> </w:t>
+      </w:r>
+      <w:r>
+        <w:rPr>
+          <w:b/>
+          <w:bCs/>
+        </w:rPr>
+        <w:t xml:space="preserve">Dong et al. (2024)</w:t>
+      </w:r>
+      <w:r>
+        <w:t xml:space="preserve"> </w:t>
+      </w:r>
+      <w:r>
+        <w:t xml:space="preserve">|</w:t>
+      </w:r>
+      <w:r>
+        <w:t xml:space="preserve"> </w:t>
+      </w:r>
+      <w:r>
+        <w:rPr>
+          <w:rStyle w:val="VerbatimChar"/>
+        </w:rPr>
+        <w:t xml:space="preserve">Dong2024_ThermalEnvironment_Accessibility.pdf</w:t>
+      </w:r>
+      <w:r>
+        <w:t xml:space="preserve"> </w:t>
+      </w:r>
+      <w:r>
+        <w:t xml:space="preserve">| 인용 내용: 도시 열환경 조절 서비스 공급-수요 불일치 분석 (2SFCA 방법) | 확인 위치: Abstract, pp.329–332</w:t>
+      </w:r>
+    </w:p>
+    <w:p>
+      <w:pPr>
+        <w:pStyle w:val="FirstParagraph"/>
+      </w:pPr>
+      <w:r>
+        <w:t xml:space="preserve">이 연구들의 결과는 모두 접근성 점수 또는 지수의 형태다. 폭염이 심할수록 점수가 낮아진다. 그러나 이 틀에서는</w:t>
+      </w:r>
+      <w:r>
+        <w:t xml:space="preserve"> </w:t>
+      </w:r>
+      <w:r>
+        <w:t xml:space="preserve">“어떤 집계구에서는 15분 내 도달 가능한 시설이 폭염 시 아예 없어진다”</w:t>
+      </w:r>
+      <w:r>
+        <w:t xml:space="preserve">는 공간 단위의 변화를 표현하지 못한다. 본 연구가 제안하는 Thermal Catchment Area는 이 지점에서 기존 접근성 지표와 다르다. 값의 크기가 아니라 공간의 범위가 달라지는 것을 포착한다.</w:t>
       </w:r>
     </w:p>
     <w:p>
@@ -246,17 +1546,17 @@
         <w:pStyle w:val="BodyText"/>
       </w:pPr>
       <w:r>
-        <w:t xml:space="preserve">Melnikov et al.(2022)은 열 조절 행동이 보행자의 경로 선택을 결정짓는 주요 기제임을 행동 관찰로 실증하였다. Azegami et al.(2023)은 여름철 도로 내 태양복사량이 보행자의 경로 선택에 미치는 영향을 분석하여, 응답자의 28.2%가 그늘 확보를 위해 더 긴 경로를 택한다고 보고했다. 이는 열 스트레스를 속도 감소로만 표현하는 소프트 패널티 모델과는 질적으로 다른 현실이다. 기후변화로 이 같은 조건의 빈도는 증가 추세에 있다(IPCC, 2022).</w:t>
-      </w:r>
-    </w:p>
-    <w:bookmarkEnd w:id="13"/>
-    <w:bookmarkStart w:id="14" w:name="열환경-지표의-선택"/>
+        <w:t xml:space="preserve">열환경 임계값 기반 Hard Cut으로 Catchment Area를 재정의한 연구는 현재까지 확인되지 않는다.</w:t>
+      </w:r>
+    </w:p>
+    <w:bookmarkEnd w:id="14"/>
+    <w:bookmarkStart w:id="15" w:name="mrt-산출-방법론"/>
     <w:p>
       <w:pPr>
         <w:pStyle w:val="Heading3"/>
       </w:pPr>
       <w:r>
-        <w:t xml:space="preserve">2.3 열환경 지표의 선택</w:t>
+        <w:t xml:space="preserve">2.5 MRT 산출 방법론</w:t>
       </w:r>
     </w:p>
     <w:p>
@@ -264,7 +1564,7 @@
         <w:pStyle w:val="FirstParagraph"/>
       </w:pPr>
       <w:r>
-        <w:t xml:space="preserve">열환경을 보행 링크 단위로 분화하려면 지표 선택이 먼저다. 주요 지표 세 가지의 특성 차이는 크다.</w:t>
+        <w:t xml:space="preserve">도시 보행 환경에서 MRT를 어떻게 산출할 것인가는 방법론적으로 중요한 선택이다. 정밀도와 데이터 접근성, 연산 비용이 방법마다 다르기 때문이다.</w:t>
       </w:r>
     </w:p>
     <w:p>
@@ -272,7 +1572,7 @@
         <w:pStyle w:val="BodyText"/>
       </w:pPr>
       <w:r>
-        <w:t xml:space="preserve">LST(지표면온도)는 위성 원격탐사로 취득이 용이하나 지표면 온도이지 보행자가 경험하는 복사 환경이 아니다. UTCI(Universal Thermal Climate Index)는 기온·습도·풍속·MRT를 통합한 인체 열쾌적성 지수로 국제 표준으로 확립되어 있다(Bröde et al., 2012). 다만 폭염 조건에서는 입력 변수들이 이미 극단값에 수렴하여 공간 분화 능력이 급격히 저하된다. 본 연구의 파일럿 분석(서울 성동구, 2025년 폭염일 7일 평균 13시)에서 전체 링크의 98.9%가 UTCI 38°C 이상 구간에 집중되었다.</w:t>
+        <w:t xml:space="preserve">SOLWEIG(Solar and Long-Wave Environmental Irradiance Geometry; Lindberg et al., 2008)는 DSM(수치표면모델)을 입력받아 1m 해상도 픽셀 단위 MRT를 산출하는 표준 모델이다. 풀 SOLWEIG는 LiDAR DSM이 필요하지만, Lindberg et al.(2018)의 UMEP 플랫폼은 건물 폴리곤과 층수 정보로 합성 DSM을 생성하는 워크플로를 공식 지원한다. Colaninno et al.(2024)은 LiDAR DSM 기반 SOLWEIG로 보도 세그먼트 단위 열위험을 평가한 바 있다.</w:t>
       </w:r>
     </w:p>
     <w:p>
@@ -280,92 +1580,168 @@
         <w:pStyle w:val="BodyText"/>
       </w:pPr>
       <w:r>
-        <w:t xml:space="preserve">MRT(Mean Radiant Temperature, 평균복사온도)는 보행자를 둘러싼 6방향 단파·장파 복사 에너지를 단일 온도값으로 통합한 지표다(Lindberg et al., 2016). 건물 높이와 도로 폭의 비율(H/W), 수목 캐노피, 태양 기하학적 조건에 따라 같은 기상 조건에서도 링크별로 수십 도 차이가 발생한다. Thorsson et al.(2007)의 옥외 MRT 측정 방법론 비교와 Kántor &amp; Unger(2011)의 연구에서도 MRT의 공간 분화 능력이 확인된 바 있다.</w:t>
-      </w:r>
-    </w:p>
-    <w:p>
-      <w:pPr>
-        <w:pStyle w:val="BodyText"/>
-      </w:pPr>
-      <w:r>
-        <w:t xml:space="preserve">이 연구에서 MRT를 선택한 이유는 UTCI가 나빠서가 아니라, 폭염 조건에서 링크 간 차이를 구분하는 분석 도구로 기능할 수 없기 때문이다.</w:t>
-      </w:r>
-    </w:p>
-    <w:bookmarkEnd w:id="14"/>
-    <w:bookmarkStart w:id="15" w:name="열환경-제약을-보행-접근성에-통합한-선행연구"/>
-    <w:p>
-      <w:pPr>
-        <w:pStyle w:val="Heading3"/>
-      </w:pPr>
-      <w:r>
-        <w:t xml:space="preserve">2.4 열환경 제약을 보행 접근성에 통합한 선행연구</w:t>
-      </w:r>
-    </w:p>
-    <w:p>
-      <w:pPr>
-        <w:pStyle w:val="FirstParagraph"/>
-      </w:pPr>
-      <w:r>
-        <w:t xml:space="preserve">열환경을 보행 접근성에 통합한 기존 연구들은 주로 소프트 패널티 방식을 택했다. Jia et al.(2022)은 싱가포르 야외 환경에서 열환경이 보행자의 이동 포기 및 경로 변경 행동에 미치는 영향을 실증하였고, Basu et al.(2024)은 미국 도시들에서 폭염이 보행 경로 선택과 접근성 감소에 미치는 영향을 분석했다. 최근 Aydin et al.(2026)은 싱가포르를 대상으로 UTCI 값에 비례하여 보행 시간을 늘리는 방식으로 열환경 조정 보행 접근성을 산출하였다. Dong et al.(2024)은 도시 열환경 공급과 접근성 수요 간의 불일치를 분석했다.</w:t>
-      </w:r>
-    </w:p>
-    <w:p>
-      <w:pPr>
-        <w:pStyle w:val="BodyText"/>
-      </w:pPr>
-      <w:r>
-        <w:t xml:space="preserve">이 연구들의 결과는 모두 접근성 점수 또는 지수의 형태다. 폭염이 심할수록 점수가 낮아진다. 그러나 이 틀에서는</w:t>
-      </w:r>
-      <w:r>
-        <w:t xml:space="preserve"> </w:t>
-      </w:r>
-      <w:r>
-        <w:t xml:space="preserve">“어떤 집계구에서는 15분 내 도달 가능한 시설이 폭염 시 아예 없어진다”</w:t>
-      </w:r>
-      <w:r>
-        <w:t xml:space="preserve">는 공간 단위의 변화를 표현하지 못한다. 본 연구가 제안하는 Thermal Catchment Area는 이 지점에서 기존 접근성 지표와 다르다. 값의 크기가 아니라 공간의 범위가 달라지는 것을 포착한다.</w:t>
-      </w:r>
-    </w:p>
-    <w:p>
-      <w:pPr>
-        <w:pStyle w:val="BodyText"/>
-      </w:pPr>
-      <w:r>
-        <w:t xml:space="preserve">열환경 임계값 기반 Hard Cut으로 Catchment Area를 재정의한 연구는 현재까지 확인되지 않는다.</w:t>
-      </w:r>
-    </w:p>
-    <w:bookmarkEnd w:id="15"/>
-    <w:bookmarkStart w:id="16" w:name="mrt-산출-방법론"/>
-    <w:p>
-      <w:pPr>
-        <w:pStyle w:val="Heading3"/>
-      </w:pPr>
-      <w:r>
-        <w:t xml:space="preserve">2.5 MRT 산출 방법론</w:t>
-      </w:r>
-    </w:p>
-    <w:p>
-      <w:pPr>
-        <w:pStyle w:val="FirstParagraph"/>
-      </w:pPr>
-      <w:r>
-        <w:t xml:space="preserve">도시 보행 환경에서 MRT를 어떻게 산출할 것인가는 방법론적으로 중요한 선택이다. 정밀도와 데이터 접근성, 연산 비용이 방법마다 다르기 때문이다.</w:t>
-      </w:r>
-    </w:p>
-    <w:p>
-      <w:pPr>
-        <w:pStyle w:val="BodyText"/>
-      </w:pPr>
-      <w:r>
-        <w:t xml:space="preserve">SOLWEIG(Solar and Long-Wave Environmental Irradiance Geometry; Lindberg et al., 2008)는 DSM(수치표면모델)을 입력받아 1m 해상도 픽셀 단위 MRT를 산출하는 표준 모델이다. 풀 SOLWEIG는 LiDAR DSM이 필요하지만, Lindberg et al.(2018)의 UMEP 플랫폼은 건물 폴리곤과 층수 정보로 합성 DSM을 생성하는 워크플로를 공식 지원한다. Colaninno et al.(2024)은 LiDAR DSM 기반 SOLWEIG로 보도 세그먼트 단위 열위험을 평가한 바 있다.</w:t>
-      </w:r>
-    </w:p>
-    <w:p>
-      <w:pPr>
-        <w:pStyle w:val="BodyText"/>
-      </w:pPr>
-      <w:r>
         <w:t xml:space="preserve">본 연구는 세 가지 MRT 산출 방법을 서울을 대상으로 비교한다. 방법 A는 Oke(1987)의 H/W Canyon 공식으로 SVF를 근사하고 SOLWEIG 수식을 간소화 구현한 것으로, LiDAR DSM 없이 OSM 네트워크와 건물 SHP만으로 실행 가능하다. 방법 B는 건물 폴리곤 기반 합성 DSM을 생성하여 SOLWEIG를 구동한다. 방법 C는 오픈소스 30m 해상도 DSM을 사용한다. 이 비교의 목적은 정확도 순위를 매기는 것이 아니라, 어떤 수준의 정밀도가 Thermal Catchment Area 산출 결과에 실질적 차이를 만드는지 검토하는 것이다.</w:t>
+      </w:r>
+    </w:p>
+    <w:p>
+      <w:pPr>
+        <w:pStyle w:val="BlockText"/>
+      </w:pPr>
+      <w:r>
+        <w:rPr>
+          <w:b/>
+          <w:bCs/>
+        </w:rPr>
+        <w:t xml:space="preserve">📎 인용 확인</w:t>
+      </w:r>
+      <w:r>
+        <w:t xml:space="preserve"> </w:t>
+      </w:r>
+      <w:r>
+        <w:t xml:space="preserve">-</w:t>
+      </w:r>
+      <w:r>
+        <w:t xml:space="preserve"> </w:t>
+      </w:r>
+      <w:r>
+        <w:rPr>
+          <w:b/>
+          <w:bCs/>
+        </w:rPr>
+        <w:t xml:space="preserve">Lindberg et al. (2008)</w:t>
+      </w:r>
+      <w:r>
+        <w:t xml:space="preserve"> </w:t>
+      </w:r>
+      <w:r>
+        <w:t xml:space="preserve">|</w:t>
+      </w:r>
+      <w:r>
+        <w:t xml:space="preserve"> </w:t>
+      </w:r>
+      <w:r>
+        <w:rPr>
+          <w:rStyle w:val="VerbatimChar"/>
+        </w:rPr>
+        <w:t xml:space="preserve">Lindberg2008_SOLWEIG1.pdf</w:t>
+      </w:r>
+      <w:r>
+        <w:t xml:space="preserve"> </w:t>
+      </w:r>
+      <w:r>
+        <w:t xml:space="preserve">| 인용 내용: SOLWEIG 모델 원전 — DSM 기반 1m 해상도 MRT 산출 표준 모델 | 확인 위치: Abstract, pp.697–701 Introduction &amp; Methods (R²=0.94, RMSE=4.8K 검증값)</w:t>
+      </w:r>
+      <w:r>
+        <w:t xml:space="preserve"> </w:t>
+      </w:r>
+      <w:r>
+        <w:t xml:space="preserve">-</w:t>
+      </w:r>
+      <w:r>
+        <w:t xml:space="preserve"> </w:t>
+      </w:r>
+      <w:r>
+        <w:rPr>
+          <w:b/>
+          <w:bCs/>
+        </w:rPr>
+        <w:t xml:space="preserve">Lindberg et al. (2018)</w:t>
+      </w:r>
+      <w:r>
+        <w:t xml:space="preserve"> </w:t>
+      </w:r>
+      <w:r>
+        <w:t xml:space="preserve">|</w:t>
+      </w:r>
+      <w:r>
+        <w:t xml:space="preserve"> </w:t>
+      </w:r>
+      <w:r>
+        <w:rPr>
+          <w:rStyle w:val="VerbatimChar"/>
+        </w:rPr>
+        <w:t xml:space="preserve">Lindberg2018_UMEP.pdf</w:t>
+      </w:r>
+      <w:r>
+        <w:t xml:space="preserve"> </w:t>
+      </w:r>
+      <w:r>
+        <w:t xml:space="preserve">| 인용 내용: UMEP 플랫폼 — 건물 폴리곤+층수로 합성 DSM 생성 워크플로 공식 지원 | 확인 위치: Abstract, pp.70–74 (UMEP 구성 및 DSM 생성 기능 설명)</w:t>
+      </w:r>
+      <w:r>
+        <w:t xml:space="preserve"> </w:t>
+      </w:r>
+      <w:r>
+        <w:t xml:space="preserve">-</w:t>
+      </w:r>
+      <w:r>
+        <w:t xml:space="preserve"> </w:t>
+      </w:r>
+      <w:r>
+        <w:rPr>
+          <w:b/>
+          <w:bCs/>
+        </w:rPr>
+        <w:t xml:space="preserve">Colaninno et al. (2024)</w:t>
+      </w:r>
+      <w:r>
+        <w:t xml:space="preserve"> </w:t>
+      </w:r>
+      <w:r>
+        <w:t xml:space="preserve">|</w:t>
+      </w:r>
+      <w:r>
+        <w:t xml:space="preserve"> </w:t>
+      </w:r>
+      <w:r>
+        <w:rPr>
+          <w:rStyle w:val="VerbatimChar"/>
+        </w:rPr>
+        <w:t xml:space="preserve">Colaninno2024_SidewalkHeatRisk.pdf</w:t>
+      </w:r>
+      <w:r>
+        <w:t xml:space="preserve"> </w:t>
+      </w:r>
+      <w:r>
+        <w:t xml:space="preserve">| 인용 내용: LiDAR DSM 기반 SOLWEIG + UTCI + 보행이동량으로 보도 세그먼트 단위 열위험 평가 | 확인 위치: Abstract, Methods 섹션 (DOI 10.1177/23998083241280746 확인됨)</w:t>
+      </w:r>
+      <w:r>
+        <w:t xml:space="preserve"> </w:t>
+      </w:r>
+      <w:r>
+        <w:t xml:space="preserve">-</w:t>
+      </w:r>
+      <w:r>
+        <w:t xml:space="preserve"> </w:t>
+      </w:r>
+      <w:r>
+        <w:rPr>
+          <w:b/>
+          <w:bCs/>
+        </w:rPr>
+        <w:t xml:space="preserve">Oke (1987)</w:t>
+      </w:r>
+      <w:r>
+        <w:t xml:space="preserve"> </w:t>
+      </w:r>
+      <w:r>
+        <w:t xml:space="preserve">| PDF 미보유 (책) | 인용 내용: H/W Canyon SVF 근사 공식 | 확인 위치:</w:t>
+      </w:r>
+      <w:r>
+        <w:t xml:space="preserve"> </w:t>
+      </w:r>
+      <w:r>
+        <w:rPr>
+          <w:i/>
+          <w:iCs/>
+        </w:rPr>
+        <w:t xml:space="preserve">Boundary Layer Climates</w:t>
+      </w:r>
+      <w:r>
+        <w:t xml:space="preserve"> </w:t>
+      </w:r>
+      <w:r>
+        <w:t xml:space="preserve">p.303 (SVF 공식)</w:t>
       </w:r>
     </w:p>
     <w:p>
@@ -375,9 +1751,9 @@
         </w:pict>
       </w:r>
     </w:p>
+    <w:bookmarkEnd w:id="15"/>
     <w:bookmarkEnd w:id="16"/>
-    <w:bookmarkEnd w:id="17"/>
-    <w:bookmarkStart w:id="18" w:name="연구-지역-및-데이터"/>
+    <w:bookmarkStart w:id="17" w:name="연구-지역-및-데이터"/>
     <w:p>
       <w:pPr>
         <w:pStyle w:val="Heading2"/>
@@ -500,7 +1876,7 @@
               <w:pStyle w:val="Compact"/>
             </w:pPr>
             <w:r>
-              <w:t xml:space="preserve">S-DoT 서울시 도시데이터 센서 (김지수·강민규, 2022)</w:t>
+              <w:t xml:space="preserve">S-DoT 서울시 도시데이터 센서 (Seoul Metropolitan Government, 2024)</w:t>
             </w:r>
           </w:p>
         </w:tc>
@@ -667,14 +2043,116 @@
       </w:tr>
     </w:tbl>
     <w:p>
+      <w:pPr>
+        <w:pStyle w:val="BlockText"/>
+      </w:pPr>
+      <w:r>
+        <w:rPr>
+          <w:b/>
+          <w:bCs/>
+        </w:rPr>
+        <w:t xml:space="preserve">📎 인용 확인</w:t>
+      </w:r>
+      <w:r>
+        <w:t xml:space="preserve"> </w:t>
+      </w:r>
+      <w:r>
+        <w:t xml:space="preserve">-</w:t>
+      </w:r>
+      <w:r>
+        <w:t xml:space="preserve"> </w:t>
+      </w:r>
+      <w:r>
+        <w:rPr>
+          <w:b/>
+          <w:bCs/>
+        </w:rPr>
+        <w:t xml:space="preserve">Seoul Metropolitan Government (2024)</w:t>
+      </w:r>
+      <w:r>
+        <w:t xml:space="preserve"> </w:t>
+      </w:r>
+      <w:r>
+        <w:t xml:space="preserve">| 공공 데이터 포털 (https://data.seoul.go.kr) | 인용 내용: S-DoT 기상 센서 데이터 (기온·상대습도·풍속) 공식 출처</w:t>
+      </w:r>
+      <w:r>
+        <w:t xml:space="preserve"> </w:t>
+      </w:r>
+      <w:r>
+        <w:t xml:space="preserve">-</w:t>
+      </w:r>
+      <w:r>
+        <w:t xml:space="preserve"> </w:t>
+      </w:r>
+      <w:r>
+        <w:rPr>
+          <w:b/>
+          <w:bCs/>
+        </w:rPr>
+        <w:t xml:space="preserve">Zippenfenig (2023)</w:t>
+      </w:r>
+      <w:r>
+        <w:t xml:space="preserve"> </w:t>
+      </w:r>
+      <w:r>
+        <w:t xml:space="preserve">| PDF 미보유 (Zenodo 무료: DOI 10.5281/ZENODO.7970649) | 인용 내용: Open-Meteo ERA5 기반 GHI 데이터 API 공식 인용</w:t>
+      </w:r>
+      <w:r>
+        <w:t xml:space="preserve"> </w:t>
+      </w:r>
+      <w:r>
+        <w:t xml:space="preserve">-</w:t>
+      </w:r>
+      <w:r>
+        <w:t xml:space="preserve"> </w:t>
+      </w:r>
+      <w:r>
+        <w:rPr>
+          <w:b/>
+          <w:bCs/>
+        </w:rPr>
+        <w:t xml:space="preserve">Boeing (2017)</w:t>
+      </w:r>
+      <w:r>
+        <w:t xml:space="preserve"> </w:t>
+      </w:r>
+      <w:r>
+        <w:t xml:space="preserve">|</w:t>
+      </w:r>
+      <w:r>
+        <w:t xml:space="preserve"> </w:t>
+      </w:r>
+      <w:r>
+        <w:rPr>
+          <w:rStyle w:val="VerbatimChar"/>
+        </w:rPr>
+        <w:t xml:space="preserve">Boeing2017_OSMnx.pdf</w:t>
+      </w:r>
+      <w:r>
+        <w:t xml:space="preserve"> </w:t>
+      </w:r>
+      <w:r>
+        <w:t xml:space="preserve">| 인용 내용: OSMnx network_type=</w:t>
+      </w:r>
+      <w:r>
+        <w:t xml:space="preserve">‘walk’</w:t>
+      </w:r>
+      <w:r>
+        <w:t xml:space="preserve"> </w:t>
+      </w:r>
+      <w:r>
+        <w:t xml:space="preserve">보행 네트워크 구축 방법. ⚠️ 4.5 km/h는 논문에 명시 없음 — OSMnx 라이브러리 기본값 | 확인 위치: Abstract, pp.126–130 Methods</w:t>
+      </w:r>
+    </w:p>
+    <w:p>
       <w:r>
         <w:pict>
           <v:rect style="width:0;height:1.5pt" o:hralign="center" o:hrstd="t" o:hr="t"/>
         </w:pict>
       </w:r>
     </w:p>
-    <w:bookmarkEnd w:id="18"/>
-    <w:bookmarkStart w:id="26" w:name="연구-방법"/>
+    <w:bookmarkEnd w:id="17"/>
+    <w:bookmarkStart w:id="25" w:name="연구-방법"/>
     <w:p>
       <w:pPr>
         <w:pStyle w:val="Heading2"/>
@@ -683,7 +2161,7 @@
         <w:t xml:space="preserve">4. 연구 방법</w:t>
       </w:r>
     </w:p>
-    <w:bookmarkStart w:id="23" w:name="링크별-mrt-산출"/>
+    <w:bookmarkStart w:id="22" w:name="링크별-mrt-산출"/>
     <w:p>
       <w:pPr>
         <w:pStyle w:val="Heading3"/>
@@ -692,7 +2170,7 @@
         <w:t xml:space="preserve">4.1 링크별 MRT 산출</w:t>
       </w:r>
     </w:p>
-    <w:bookmarkStart w:id="19" w:name="방법-a-간소화-solweig-hw-canyon-svf"/>
+    <w:bookmarkStart w:id="18" w:name="방법-a-간소화-solweig-hw-canyon-svf"/>
     <w:p>
       <w:pPr>
         <w:pStyle w:val="Heading4"/>
@@ -810,7 +2288,7 @@
         <w:pStyle w:val="FirstParagraph"/>
       </w:pPr>
       <w:r>
-        <w:t xml:space="preserve">기상 입력: 기온·상대습도는 S-DoT 센서 IDW 보간(Shepard, 1968; 김지수·강민규, 2022), GHI는 Open-Meteo(Zippenfenig, 2023) archive 사용.</w:t>
+        <w:t xml:space="preserve">기상 입력: 기온·상대습도는 S-DoT 센서 IDW 보간(Shepard, 1968; Seoul Metropolitan Government, 2024), GHI는 Open-Meteo(Zippenfenig, 2023) archive 사용.</w:t>
       </w:r>
     </w:p>
     <w:p>
@@ -828,14 +2306,402 @@
         <w:t xml:space="preserve">: DSM 기반 실제 그림자 계산 없음. SVF를 2D Canyon 공식으로 근사하므로 불규칙 도시 형태에서 오차 가능. 이 한계가 방법 B, C 비교의 출발점이다.</w:t>
       </w:r>
     </w:p>
+    <w:p>
+      <w:pPr>
+        <w:pStyle w:val="BlockText"/>
+      </w:pPr>
+      <w:r>
+        <w:rPr>
+          <w:b/>
+          <w:bCs/>
+        </w:rPr>
+        <w:t xml:space="preserve">📎 인용 확인</w:t>
+      </w:r>
+      <w:r>
+        <w:t xml:space="preserve"> </w:t>
+      </w:r>
+      <w:r>
+        <w:t xml:space="preserve">-</w:t>
+      </w:r>
+      <w:r>
+        <w:t xml:space="preserve"> </w:t>
+      </w:r>
+      <w:r>
+        <w:rPr>
+          <w:b/>
+          <w:bCs/>
+        </w:rPr>
+        <w:t xml:space="preserve">Oke (1987)</w:t>
+      </w:r>
+      <w:r>
+        <w:t xml:space="preserve"> </w:t>
+      </w:r>
+      <w:r>
+        <w:t xml:space="preserve">| PDF 미보유 (책) | 인용 내용: ① H/W Canyon SVF 공식 ② ε_w = 0.90 | 확인 위치:</w:t>
+      </w:r>
+      <w:r>
+        <w:t xml:space="preserve"> </w:t>
+      </w:r>
+      <w:r>
+        <w:rPr>
+          <w:i/>
+          <w:iCs/>
+        </w:rPr>
+        <w:t xml:space="preserve">Boundary Layer Climates</w:t>
+      </w:r>
+      <w:r>
+        <w:t xml:space="preserve"> </w:t>
+      </w:r>
+      <w:r>
+        <w:t xml:space="preserve">p.303 (SVF), p.12 (ε_w)</w:t>
+      </w:r>
+      <w:r>
+        <w:t xml:space="preserve"> </w:t>
+      </w:r>
+      <w:r>
+        <w:t xml:space="preserve">-</w:t>
+      </w:r>
+      <w:r>
+        <w:t xml:space="preserve"> </w:t>
+      </w:r>
+      <w:r>
+        <w:rPr>
+          <w:b/>
+          <w:bCs/>
+        </w:rPr>
+        <w:t xml:space="preserve">Lindberg &amp; Grimmond (2011)</w:t>
+      </w:r>
+      <w:r>
+        <w:t xml:space="preserve"> </w:t>
+      </w:r>
+      <w:r>
+        <w:t xml:space="preserve">|</w:t>
+      </w:r>
+      <w:r>
+        <w:t xml:space="preserve"> </w:t>
+      </w:r>
+      <w:r>
+        <w:rPr>
+          <w:rStyle w:val="VerbatimChar"/>
+        </w:rPr>
+        <w:t xml:space="preserve">Lindberg2011_VegetationMorphology_MRT.pdf</w:t>
+      </w:r>
+      <w:r>
+        <w:t xml:space="preserve"> </w:t>
+      </w:r>
+      <w:r>
+        <w:t xml:space="preserve">| 인용 내용: SOLWEIG 복사 교환 수식 — K_sw/L_lw 6방향 분리 계산 구조 | 확인 위치: Fig.1 flowchart, pp.311–315 Methods</w:t>
+      </w:r>
+      <w:r>
+        <w:t xml:space="preserve"> </w:t>
+      </w:r>
+      <w:r>
+        <w:t xml:space="preserve">-</w:t>
+      </w:r>
+      <w:r>
+        <w:t xml:space="preserve"> </w:t>
+      </w:r>
+      <w:r>
+        <w:rPr>
+          <w:b/>
+          <w:bCs/>
+        </w:rPr>
+        <w:t xml:space="preserve">Fanger (1970)</w:t>
+      </w:r>
+      <w:r>
+        <w:t xml:space="preserve"> </w:t>
+      </w:r>
+      <w:r>
+        <w:t xml:space="preserve">| PDF 미보유 (책) | 인용 내용: α_p = 0.70 (인체 단파 흡수율) | 확인 위치:</w:t>
+      </w:r>
+      <w:r>
+        <w:t xml:space="preserve"> </w:t>
+      </w:r>
+      <w:r>
+        <w:rPr>
+          <w:i/>
+          <w:iCs/>
+        </w:rPr>
+        <w:t xml:space="preserve">Thermal Comfort</w:t>
+      </w:r>
+      <w:r>
+        <w:t xml:space="preserve"> </w:t>
+      </w:r>
+      <w:r>
+        <w:t xml:space="preserve">(표준값 — 교재에서 직접 확인 필요)</w:t>
+      </w:r>
+      <w:r>
+        <w:t xml:space="preserve"> </w:t>
+      </w:r>
+      <w:r>
+        <w:t xml:space="preserve">-</w:t>
+      </w:r>
+      <w:r>
+        <w:t xml:space="preserve"> </w:t>
+      </w:r>
+      <w:r>
+        <w:rPr>
+          <w:b/>
+          <w:bCs/>
+        </w:rPr>
+        <w:t xml:space="preserve">ISO 7726 (1998)</w:t>
+      </w:r>
+      <w:r>
+        <w:t xml:space="preserve"> </w:t>
+      </w:r>
+      <w:r>
+        <w:t xml:space="preserve">| PDF 미보유 (ISO 표준) | 인용 내용: ε_p = 0.97 (인체 장파 방사율) | 확인 위치: ISO 7726:1998 Table A.1</w:t>
+      </w:r>
+      <w:r>
+        <w:t xml:space="preserve"> </w:t>
+      </w:r>
+      <w:r>
+        <w:t xml:space="preserve">-</w:t>
+      </w:r>
+      <w:r>
+        <w:t xml:space="preserve"> </w:t>
+      </w:r>
+      <w:r>
+        <w:rPr>
+          <w:b/>
+          <w:bCs/>
+        </w:rPr>
+        <w:t xml:space="preserve">Höppe (1992)</w:t>
+      </w:r>
+      <w:r>
+        <w:t xml:space="preserve"> </w:t>
+      </w:r>
+      <w:r>
+        <w:t xml:space="preserve">| PDF 미보유 | 인용 내용: FP = 0.308 (서 있는 사람 투영면적계수) | 확인 위치:</w:t>
+      </w:r>
+      <w:r>
+        <w:t xml:space="preserve"> </w:t>
+      </w:r>
+      <w:r>
+        <w:rPr>
+          <w:i/>
+          <w:iCs/>
+        </w:rPr>
+        <w:t xml:space="preserve">Energy and Buildings</w:t>
+      </w:r>
+      <w:r>
+        <w:t xml:space="preserve"> </w:t>
+      </w:r>
+      <w:r>
+        <w:t xml:space="preserve">19(3):221–230</w:t>
+      </w:r>
+      <w:r>
+        <w:t xml:space="preserve"> </w:t>
+      </w:r>
+      <w:r>
+        <w:t xml:space="preserve">-</w:t>
+      </w:r>
+      <w:r>
+        <w:t xml:space="preserve"> </w:t>
+      </w:r>
+      <w:r>
+        <w:rPr>
+          <w:b/>
+          <w:bCs/>
+        </w:rPr>
+        <w:t xml:space="preserve">Erbs et al. (1982)</w:t>
+      </w:r>
+      <w:r>
+        <w:t xml:space="preserve"> </w:t>
+      </w:r>
+      <w:r>
+        <w:t xml:space="preserve">|</w:t>
+      </w:r>
+      <w:r>
+        <w:t xml:space="preserve"> </w:t>
+      </w:r>
+      <w:r>
+        <w:rPr>
+          <w:rStyle w:val="VerbatimChar"/>
+        </w:rPr>
+        <w:t xml:space="preserve">Erbs1982_DirectDiffuseSplit.pdf</w:t>
+      </w:r>
+      <w:r>
+        <w:t xml:space="preserve"> </w:t>
+      </w:r>
+      <w:r>
+        <w:t xml:space="preserve">| 인용 내용: GHI → K_dir/K_dif 직산 분리 모델 (kT 청천지수 기반) | 확인 위치: Abstract, pp.293–296 Methods (관계식)</w:t>
+      </w:r>
+      <w:r>
+        <w:t xml:space="preserve"> </w:t>
+      </w:r>
+      <w:r>
+        <w:t xml:space="preserve">-</w:t>
+      </w:r>
+      <w:r>
+        <w:t xml:space="preserve"> </w:t>
+      </w:r>
+      <w:r>
+        <w:rPr>
+          <w:b/>
+          <w:bCs/>
+        </w:rPr>
+        <w:t xml:space="preserve">Brutsaert (1975)</w:t>
+      </w:r>
+      <w:r>
+        <w:t xml:space="preserve"> </w:t>
+      </w:r>
+      <w:r>
+        <w:t xml:space="preserve">|</w:t>
+      </w:r>
+      <w:r>
+        <w:t xml:space="preserve"> </w:t>
+      </w:r>
+      <w:r>
+        <w:rPr>
+          <w:rStyle w:val="VerbatimChar"/>
+        </w:rPr>
+        <w:t xml:space="preserve">Brutsaert1975_LongwaveRadiation.pdf</w:t>
+      </w:r>
+      <w:r>
+        <w:t xml:space="preserve"> </w:t>
+      </w:r>
+      <w:r>
+        <w:t xml:space="preserve">| 인용 내용: L_sky (대기 장파 하향복사) 추정식 | 확인 위치: pp.742–743 (추정 공식)</w:t>
+      </w:r>
+      <w:r>
+        <w:t xml:space="preserve"> </w:t>
+      </w:r>
+      <w:r>
+        <w:t xml:space="preserve">-</w:t>
+      </w:r>
+      <w:r>
+        <w:t xml:space="preserve"> </w:t>
+      </w:r>
+      <w:r>
+        <w:rPr>
+          <w:b/>
+          <w:bCs/>
+        </w:rPr>
+        <w:t xml:space="preserve">Bogren et al. (2000)</w:t>
+      </w:r>
+      <w:r>
+        <w:t xml:space="preserve"> </w:t>
+      </w:r>
+      <w:r>
+        <w:t xml:space="preserve">|</w:t>
+      </w:r>
+      <w:r>
+        <w:t xml:space="preserve"> </w:t>
+      </w:r>
+      <w:r>
+        <w:rPr>
+          <w:rStyle w:val="VerbatimChar"/>
+        </w:rPr>
+        <w:t xml:space="preserve">Bogren2000_RoadSurfaceTemperature.pdf</w:t>
+      </w:r>
+      <w:r>
+        <w:t xml:space="preserve"> </w:t>
+      </w:r>
+      <w:r>
+        <w:t xml:space="preserve">| 인용 내용: SOLWEIG 벽면온도 +10K 경험식 기반 원전 | 확인 위치: pp.97–100 (도로 표면온도 경험식)</w:t>
+      </w:r>
+      <w:r>
+        <w:t xml:space="preserve"> </w:t>
+      </w:r>
+      <w:r>
+        <w:t xml:space="preserve">-</w:t>
+      </w:r>
+      <w:r>
+        <w:t xml:space="preserve"> </w:t>
+      </w:r>
+      <w:r>
+        <w:rPr>
+          <w:b/>
+          <w:bCs/>
+        </w:rPr>
+        <w:t xml:space="preserve">Lindberg et al. (2016)</w:t>
+      </w:r>
+      <w:r>
+        <w:t xml:space="preserve"> </w:t>
+      </w:r>
+      <w:r>
+        <w:t xml:space="preserve">|</w:t>
+      </w:r>
+      <w:r>
+        <w:t xml:space="preserve"> </w:t>
+      </w:r>
+      <w:r>
+        <w:rPr>
+          <w:rStyle w:val="VerbatimChar"/>
+        </w:rPr>
+        <w:t xml:space="preserve">Lindberg2016_SOLWEIG_MRT.pdf</w:t>
+      </w:r>
+      <w:r>
+        <w:t xml:space="preserve"> </w:t>
+      </w:r>
+      <w:r>
+        <w:t xml:space="preserve">| 인용 내용: SOLWEIG 벽면온도 T_air + 10K 경험식 적용 | 확인 위치: Methods 섹션 (wall temperature parameterization)</w:t>
+      </w:r>
+      <w:r>
+        <w:t xml:space="preserve"> </w:t>
+      </w:r>
+      <w:r>
+        <w:t xml:space="preserve">-</w:t>
+      </w:r>
+      <w:r>
+        <w:t xml:space="preserve"> </w:t>
+      </w:r>
+      <w:r>
+        <w:rPr>
+          <w:b/>
+          <w:bCs/>
+        </w:rPr>
+        <w:t xml:space="preserve">Shepard (1968)</w:t>
+      </w:r>
+      <w:r>
+        <w:t xml:space="preserve"> </w:t>
+      </w:r>
+      <w:r>
+        <w:t xml:space="preserve">|</w:t>
+      </w:r>
+      <w:r>
+        <w:t xml:space="preserve"> </w:t>
+      </w:r>
+      <w:r>
+        <w:rPr>
+          <w:rStyle w:val="VerbatimChar"/>
+        </w:rPr>
+        <w:t xml:space="preserve">Shepard1968_IDW_Interpolation.pdf</w:t>
+      </w:r>
+      <w:r>
+        <w:t xml:space="preserve"> </w:t>
+      </w:r>
+      <w:r>
+        <w:t xml:space="preserve">| 인용 내용: IDW(역거리 가중) 보간 원전 | 확인 위치: pp.517–518 (2D 보간 함수 정의)</w:t>
+      </w:r>
+    </w:p>
+    <w:bookmarkEnd w:id="18"/>
+    <w:bookmarkStart w:id="19" w:name="방법-b-합성-dsm-solweig"/>
+    <w:p>
+      <w:pPr>
+        <w:pStyle w:val="Heading4"/>
+      </w:pPr>
+      <w:r>
+        <w:t xml:space="preserve">방법 B — 합성 DSM + SOLWEIG</w:t>
+      </w:r>
+    </w:p>
+    <w:p>
+      <w:pPr>
+        <w:pStyle w:val="FirstParagraph"/>
+      </w:pPr>
+      <w:r>
+        <w:t xml:space="preserve">[⚠️ 구현 후 작성 — Lindberg et al. 2018 UMEP 워크플로 적용]</w:t>
+      </w:r>
+    </w:p>
     <w:bookmarkEnd w:id="19"/>
-    <w:bookmarkStart w:id="20" w:name="방법-b-합성-dsm-solweig"/>
+    <w:bookmarkStart w:id="20" w:name="방법-c-오픈소스-30m-dsm-solweig"/>
     <w:p>
       <w:pPr>
         <w:pStyle w:val="Heading4"/>
       </w:pPr>
       <w:r>
-        <w:t xml:space="preserve">방법 B — 합성 DSM + SOLWEIG</w:t>
+        <w:t xml:space="preserve">방법 C — 오픈소스 30m DSM + SOLWEIG</w:t>
       </w:r>
     </w:p>
     <w:p>
@@ -843,17 +2709,17 @@
         <w:pStyle w:val="FirstParagraph"/>
       </w:pPr>
       <w:r>
-        <w:t xml:space="preserve">[⚠️ 구현 후 작성 — Lindberg et al. 2018 UMEP 워크플로 적용]</w:t>
+        <w:t xml:space="preserve">[⚠️ 구현 후 작성 — DSM 데이터 취득 및 SOLWEIG 구동 후 작성]</w:t>
       </w:r>
     </w:p>
     <w:bookmarkEnd w:id="20"/>
-    <w:bookmarkStart w:id="21" w:name="방법-c-오픈소스-30m-dsm-solweig"/>
+    <w:bookmarkStart w:id="21" w:name="방법-비교-기준"/>
     <w:p>
       <w:pPr>
         <w:pStyle w:val="Heading4"/>
       </w:pPr>
       <w:r>
-        <w:t xml:space="preserve">방법 C — 오픈소스 30m DSM + SOLWEIG</w:t>
+        <w:t xml:space="preserve">방법 비교 기준</w:t>
       </w:r>
     </w:p>
     <w:p>
@@ -861,17 +2727,18 @@
         <w:pStyle w:val="FirstParagraph"/>
       </w:pPr>
       <w:r>
-        <w:t xml:space="preserve">[⚠️ 구현 후 작성 — DSM 데이터 취득 및 SOLWEIG 구동 후 작성]</w:t>
+        <w:t xml:space="preserve">[RESULT] 세 방법 간 링크별 MRT 값 분포 차이, 임계값(55°C) 초과 링크 비율 차이, 최종 Thermal Catchment Area 산출 결과 차이를 비교한다.</w:t>
       </w:r>
     </w:p>
     <w:bookmarkEnd w:id="21"/>
-    <w:bookmarkStart w:id="22" w:name="방법-비교-기준"/>
-    <w:p>
-      <w:pPr>
-        <w:pStyle w:val="Heading4"/>
-      </w:pPr>
-      <w:r>
-        <w:t xml:space="preserve">방법 비교 기준</w:t>
+    <w:bookmarkEnd w:id="22"/>
+    <w:bookmarkStart w:id="23" w:name="보행-회피-임계값-추정"/>
+    <w:p>
+      <w:pPr>
+        <w:pStyle w:val="Heading3"/>
+      </w:pPr>
+      <w:r>
+        <w:t xml:space="preserve">4.2 보행 회피 임계값 추정</w:t>
       </w:r>
     </w:p>
     <w:p>
@@ -879,18 +2746,386 @@
         <w:pStyle w:val="FirstParagraph"/>
       </w:pPr>
       <w:r>
-        <w:t xml:space="preserve">[RESULT] 세 방법 간 링크별 MRT 값 분포 차이, 임계값(55°C) 초과 링크 비율 차이, 최종 Thermal Catchment Area 산출 결과 차이를 비교한다.</w:t>
-      </w:r>
-    </w:p>
-    <w:bookmarkEnd w:id="22"/>
+        <w:t xml:space="preserve">UTCI를 직접 적용하면 폭염 조건에서 공간 분화가 불가능하다(98.9% 포화). 이를 우회하기 위해 UTCI 매우 강한 더위 기준(Very Strong Heat Stress, ≥38°C; Bröde et al., 2012)을 폭염일 대표 기상 조건(Tair = 36°C, RH = 60%, va = 2.37 m/s, 폭염일 7일 평균)에서 MRT로 역산한다.</w:t>
+      </w:r>
+    </w:p>
+    <w:p>
+      <w:pPr>
+        <w:pStyle w:val="SourceCode"/>
+      </w:pPr>
+      <w:r>
+        <w:rPr>
+          <w:rStyle w:val="VerbatimChar"/>
+        </w:rPr>
+        <w:t xml:space="preserve">MRT* = f⁻¹_UTCI(38°C | Tair, RH, va)</w:t>
+      </w:r>
+    </w:p>
+    <w:p>
+      <w:pPr>
+        <w:pStyle w:val="FirstParagraph"/>
+      </w:pPr>
+      <w:r>
+        <w:t xml:space="preserve">pythermalcomfort 라이브러리(Tartarini &amp; Schiavon, 2020)를 활용하여 역산한 결과 MRT* ≈ 55°C를 임계값으로 설정한다.</w:t>
+      </w:r>
+    </w:p>
+    <w:p>
+      <w:pPr>
+        <w:pStyle w:val="BodyText"/>
+      </w:pPr>
+      <w:r>
+        <w:t xml:space="preserve">본 연구는 이 임계값을</w:t>
+      </w:r>
+      <w:r>
+        <w:t xml:space="preserve"> </w:t>
+      </w:r>
+      <w:r>
+        <w:t xml:space="preserve">“보행자가 물리적으로 이동을 멈추는 지점”</w:t>
+      </w:r>
+      <w:r>
+        <w:t xml:space="preserve">으로 해석하지 않는다. 대신</w:t>
+      </w:r>
+      <w:r>
+        <w:t xml:space="preserve"> </w:t>
+      </w:r>
+      <w:r>
+        <w:rPr>
+          <w:b/>
+          <w:bCs/>
+        </w:rPr>
+        <w:t xml:space="preserve">UTCI 기준 매우 강한 더위(Very Strong Heat Stress, ≥38°C) 이상 조건에 해당하는 링크를 보수적 열환경 플래닝 시나리오에서 배제</w:t>
+      </w:r>
+      <w:r>
+        <w:t xml:space="preserve">하는 것으로 정의한다. 이는 공중보건 계획의 관점에서 국제적으로 확립된 열 스트레스 기준(Bröde et al., 2012, Table 3)을 보행 접근성 분석에 직접 적용한 것이다. MRT ≥ 55°C 링크는 이 시나리오 하에서 보행 불가 구간으로 처리된다.</w:t>
+      </w:r>
+    </w:p>
+    <w:p>
+      <w:pPr>
+        <w:pStyle w:val="BlockText"/>
+      </w:pPr>
+      <w:r>
+        <w:rPr>
+          <w:b/>
+          <w:bCs/>
+        </w:rPr>
+        <w:t xml:space="preserve">📎 인용 확인</w:t>
+      </w:r>
+      <w:r>
+        <w:t xml:space="preserve"> </w:t>
+      </w:r>
+      <w:r>
+        <w:t xml:space="preserve">-</w:t>
+      </w:r>
+      <w:r>
+        <w:t xml:space="preserve"> </w:t>
+      </w:r>
+      <w:r>
+        <w:rPr>
+          <w:b/>
+          <w:bCs/>
+        </w:rPr>
+        <w:t xml:space="preserve">Bröde et al. (2012)</w:t>
+      </w:r>
+      <w:r>
+        <w:t xml:space="preserve"> </w:t>
+      </w:r>
+      <w:r>
+        <w:t xml:space="preserve">|</w:t>
+      </w:r>
+      <w:r>
+        <w:t xml:space="preserve"> </w:t>
+      </w:r>
+      <w:r>
+        <w:rPr>
+          <w:rStyle w:val="VerbatimChar"/>
+        </w:rPr>
+        <w:t xml:space="preserve">Brode2012_UTCI_OperationalProcedure.pdf</w:t>
+      </w:r>
+      <w:r>
+        <w:t xml:space="preserve"> </w:t>
+      </w:r>
+      <w:r>
+        <w:t xml:space="preserve">| 인용 내용: UTCI ≥38°C = Very Strong Heat Stress (Table 3). ⚠️ Extreme은 &gt;46°C — 38°C는 Very Strong 하한선 | 확인 위치:</w:t>
+      </w:r>
+      <w:r>
+        <w:t xml:space="preserve"> </w:t>
+      </w:r>
+      <w:r>
+        <w:rPr>
+          <w:b/>
+          <w:bCs/>
+        </w:rPr>
+        <w:t xml:space="preserve">Table 3 (p.489)</w:t>
+      </w:r>
+      <w:r>
+        <w:t xml:space="preserve"> </w:t>
+      </w:r>
+      <w:r>
+        <w:t xml:space="preserve">직접 확인 필수</w:t>
+      </w:r>
+      <w:r>
+        <w:t xml:space="preserve"> </w:t>
+      </w:r>
+      <w:r>
+        <w:t xml:space="preserve">-</w:t>
+      </w:r>
+      <w:r>
+        <w:t xml:space="preserve"> </w:t>
+      </w:r>
+      <w:r>
+        <w:rPr>
+          <w:b/>
+          <w:bCs/>
+        </w:rPr>
+        <w:t xml:space="preserve">Tartarini &amp; Schiavon (2020)</w:t>
+      </w:r>
+      <w:r>
+        <w:t xml:space="preserve"> </w:t>
+      </w:r>
+      <w:r>
+        <w:t xml:space="preserve">| PDF 미보유 (SoftwareX — 오픈액세스) | 인용 내용: pythermalcomfort Python 라이브러리 — UTCI 역산 계산 | 확인 위치: Abstract, Section 2 (UTCI 함수 설명)</w:t>
+      </w:r>
+    </w:p>
     <w:bookmarkEnd w:id="23"/>
-    <w:bookmarkStart w:id="24" w:name="보행-회피-임계값-추정"/>
+    <w:bookmarkStart w:id="24" w:name="thermal-catchment-area-산출"/>
     <w:p>
       <w:pPr>
         <w:pStyle w:val="Heading3"/>
       </w:pPr>
       <w:r>
-        <w:t xml:space="preserve">4.2 보행 회피 임계값 추정</w:t>
+        <w:t xml:space="preserve">4.3 Thermal Catchment Area 산출</w:t>
+      </w:r>
+    </w:p>
+    <w:p>
+      <w:pPr>
+        <w:pStyle w:val="SourceCode"/>
+      </w:pPr>
+      <w:r>
+        <w:rPr>
+          <w:rStyle w:val="CommentTok"/>
+        </w:rPr>
+        <w:t xml:space="preserve"># Hard Cut: MRT 임계값 초과 링크 제거</w:t>
+      </w:r>
+      <w:r>
+        <w:br/>
+      </w:r>
+      <w:r>
+        <w:rPr>
+          <w:rStyle w:val="NormalTok"/>
+        </w:rPr>
+        <w:t xml:space="preserve">G_thermal </w:t>
+      </w:r>
+      <w:r>
+        <w:rPr>
+          <w:rStyle w:val="OperatorTok"/>
+        </w:rPr>
+        <w:t xml:space="preserve">=</w:t>
+      </w:r>
+      <w:r>
+        <w:rPr>
+          <w:rStyle w:val="NormalTok"/>
+        </w:rPr>
+        <w:t xml:space="preserve"> G.copy()</w:t>
+      </w:r>
+      <w:r>
+        <w:br/>
+      </w:r>
+      <w:r>
+        <w:rPr>
+          <w:rStyle w:val="NormalTok"/>
+        </w:rPr>
+        <w:t xml:space="preserve">G_thermal.remove_edges_from({(u,v) </w:t>
+      </w:r>
+      <w:r>
+        <w:rPr>
+          <w:rStyle w:val="ControlFlowTok"/>
+        </w:rPr>
+        <w:t xml:space="preserve">for</w:t>
+      </w:r>
+      <w:r>
+        <w:rPr>
+          <w:rStyle w:val="NormalTok"/>
+        </w:rPr>
+        <w:t xml:space="preserve"> u,v,d </w:t>
+      </w:r>
+      <w:r>
+        <w:rPr>
+          <w:rStyle w:val="KeywordTok"/>
+        </w:rPr>
+        <w:t xml:space="preserve">in</w:t>
+      </w:r>
+      <w:r>
+        <w:rPr>
+          <w:rStyle w:val="NormalTok"/>
+        </w:rPr>
+        <w:t xml:space="preserve"> G.edges(data</w:t>
+      </w:r>
+      <w:r>
+        <w:rPr>
+          <w:rStyle w:val="OperatorTok"/>
+        </w:rPr>
+        <w:t xml:space="preserve">=</w:t>
+      </w:r>
+      <w:r>
+        <w:rPr>
+          <w:rStyle w:val="VariableTok"/>
+        </w:rPr>
+        <w:t xml:space="preserve">True</w:t>
+      </w:r>
+      <w:r>
+        <w:rPr>
+          <w:rStyle w:val="NormalTok"/>
+        </w:rPr>
+        <w:t xml:space="preserve">) </w:t>
+      </w:r>
+      <w:r>
+        <w:rPr>
+          <w:rStyle w:val="ControlFlowTok"/>
+        </w:rPr>
+        <w:t xml:space="preserve">if</w:t>
+      </w:r>
+      <w:r>
+        <w:rPr>
+          <w:rStyle w:val="NormalTok"/>
+        </w:rPr>
+        <w:t xml:space="preserve"> d[</w:t>
+      </w:r>
+      <w:r>
+        <w:rPr>
+          <w:rStyle w:val="StringTok"/>
+        </w:rPr>
+        <w:t xml:space="preserve">'mrt'</w:t>
+      </w:r>
+      <w:r>
+        <w:rPr>
+          <w:rStyle w:val="NormalTok"/>
+        </w:rPr>
+        <w:t xml:space="preserve">] </w:t>
+      </w:r>
+      <w:r>
+        <w:rPr>
+          <w:rStyle w:val="OperatorTok"/>
+        </w:rPr>
+        <w:t xml:space="preserve">&gt;=</w:t>
+      </w:r>
+      <w:r>
+        <w:rPr>
+          <w:rStyle w:val="NormalTok"/>
+        </w:rPr>
+        <w:t xml:space="preserve"> </w:t>
+      </w:r>
+      <w:r>
+        <w:rPr>
+          <w:rStyle w:val="DecValTok"/>
+        </w:rPr>
+        <w:t xml:space="preserve">55</w:t>
+      </w:r>
+      <w:r>
+        <w:rPr>
+          <w:rStyle w:val="NormalTok"/>
+        </w:rPr>
+        <w:t xml:space="preserve">})</w:t>
+      </w:r>
+      <w:r>
+        <w:br/>
+      </w:r>
+      <w:r>
+        <w:br/>
+      </w:r>
+      <w:r>
+        <w:rPr>
+          <w:rStyle w:val="CommentTok"/>
+        </w:rPr>
+        <w:t xml:space="preserve"># Dijkstra 재탐색</w:t>
+      </w:r>
+      <w:r>
+        <w:br/>
+      </w:r>
+      <w:r>
+        <w:rPr>
+          <w:rStyle w:val="NormalTok"/>
+        </w:rPr>
+        <w:t xml:space="preserve">S_classic  </w:t>
+      </w:r>
+      <w:r>
+        <w:rPr>
+          <w:rStyle w:val="OperatorTok"/>
+        </w:rPr>
+        <w:t xml:space="preserve">=</w:t>
+      </w:r>
+      <w:r>
+        <w:rPr>
+          <w:rStyle w:val="NormalTok"/>
+        </w:rPr>
+        <w:t xml:space="preserve"> reachable_nodes(G,        origin, budget</w:t>
+      </w:r>
+      <w:r>
+        <w:rPr>
+          <w:rStyle w:val="OperatorTok"/>
+        </w:rPr>
+        <w:t xml:space="preserve">=</w:t>
+      </w:r>
+      <w:r>
+        <w:rPr>
+          <w:rStyle w:val="DecValTok"/>
+        </w:rPr>
+        <w:t xml:space="preserve">15</w:t>
+      </w:r>
+      <w:r>
+        <w:rPr>
+          <w:rStyle w:val="ErrorTok"/>
+        </w:rPr>
+        <w:t xml:space="preserve">min</w:t>
+      </w:r>
+      <w:r>
+        <w:rPr>
+          <w:rStyle w:val="NormalTok"/>
+        </w:rPr>
+        <w:t xml:space="preserve">)</w:t>
+      </w:r>
+      <w:r>
+        <w:br/>
+      </w:r>
+      <w:r>
+        <w:rPr>
+          <w:rStyle w:val="NormalTok"/>
+        </w:rPr>
+        <w:t xml:space="preserve">S_thermal  </w:t>
+      </w:r>
+      <w:r>
+        <w:rPr>
+          <w:rStyle w:val="OperatorTok"/>
+        </w:rPr>
+        <w:t xml:space="preserve">=</w:t>
+      </w:r>
+      <w:r>
+        <w:rPr>
+          <w:rStyle w:val="NormalTok"/>
+        </w:rPr>
+        <w:t xml:space="preserve"> reachable_nodes(G_thermal, origin, budget</w:t>
+      </w:r>
+      <w:r>
+        <w:rPr>
+          <w:rStyle w:val="OperatorTok"/>
+        </w:rPr>
+        <w:t xml:space="preserve">=</w:t>
+      </w:r>
+      <w:r>
+        <w:rPr>
+          <w:rStyle w:val="DecValTok"/>
+        </w:rPr>
+        <w:t xml:space="preserve">15</w:t>
+      </w:r>
+      <w:r>
+        <w:rPr>
+          <w:rStyle w:val="ErrorTok"/>
+        </w:rPr>
+        <w:t xml:space="preserve">min</w:t>
+      </w:r>
+      <w:r>
+        <w:rPr>
+          <w:rStyle w:val="NormalTok"/>
+        </w:rPr>
+        <w:t xml:space="preserve">)</w:t>
       </w:r>
     </w:p>
     <w:p>
@@ -898,7 +3133,15 @@
         <w:pStyle w:val="FirstParagraph"/>
       </w:pPr>
       <w:r>
-        <w:t xml:space="preserve">UTCI를 직접 적용하면 폭염 조건에서 공간 분화가 불가능하다(98.9% 포화). 이를 우회하기 위해 UTCI 극한더위 기준(38°C; Bröde et al., 2012)을 폭염일 대표 기상 조건(Tair = 36°C, RH = 60%, va = 2.37 m/s, 폭염일 7일 평균)에서 MRT로 역산한다.</w:t>
+        <w:t xml:space="preserve">집계구 중심점을 출발지로 설정하고 15분(Moreno et al., 2021) 시간 예산 내 도달 가능한 노드 집합을 산출한다. 보행 속도는 성인 표준 보행속도 기준 4.5 km/h로 고정한다(OSMnx 라이브러리 기본값; Boeing, 2017).</w:t>
+      </w:r>
+    </w:p>
+    <w:p>
+      <w:pPr>
+        <w:pStyle w:val="BodyText"/>
+      </w:pPr>
+      <w:r>
+        <w:t xml:space="preserve">TARR(Thermal Area Reduction Rate):</w:t>
       </w:r>
     </w:p>
     <w:p>
@@ -909,7 +3152,7 @@
         <w:rPr>
           <w:rStyle w:val="VerbatimChar"/>
         </w:rPr>
-        <w:t xml:space="preserve">MRT* = f⁻¹_UTCI(38°C | Tair, RH, va)</w:t>
+        <w:t xml:space="preserve">TARR_i = (S_classic_i − S_thermal_i) / S_classic_i × 100</w:t>
       </w:r>
     </w:p>
     <w:p>
@@ -917,7 +3160,7 @@
         <w:pStyle w:val="FirstParagraph"/>
       </w:pPr>
       <w:r>
-        <w:t xml:space="preserve">pythermalcomfort 라이브러리를 활용하여 역산한 결과 MRT* ≈ 55°C를 임계값으로 설정한다.</w:t>
+        <w:t xml:space="preserve">TARR은 Classic Catchment Area와 Thermal Catchment Area의 contour measure — 각 네트워크 범위 안에서 도달 가능한 정류장 수 — 값 차이를 출발지별 기준 접근성으로 정규화한 것이다. 집계구마다 Classic Catchment 규모가 다르므로 절대값 비교는 공간 간 형평 비교를 왜곡한다. TARR의 수식 자체는 상대적 변화율의 표준 형태이며, 본 연구의 방법론적 기여는 수식이 아니라 MRT 기반 Hard Cut을 통해 Thermal Catchment Area를 산출하는 방법론에 있다.</w:t>
       </w:r>
     </w:p>
     <w:p>
@@ -925,128 +3168,93 @@
         <w:pStyle w:val="BodyText"/>
       </w:pPr>
       <w:r>
-        <w:t xml:space="preserve">본 연구는 이 임계값을</w:t>
-      </w:r>
-      <w:r>
-        <w:t xml:space="preserve"> </w:t>
-      </w:r>
-      <w:r>
-        <w:t xml:space="preserve">“보행자가 물리적으로 이동을 멈추는 지점”</w:t>
-      </w:r>
-      <w:r>
-        <w:t xml:space="preserve">으로 해석하지 않는다. 대신</w:t>
-      </w:r>
-      <w:r>
-        <w:t xml:space="preserve"> </w:t>
-      </w:r>
-      <w:r>
-        <w:rPr>
-          <w:b/>
-          <w:bCs/>
-        </w:rPr>
-        <w:t xml:space="preserve">UTCI 기준 극한더위 조건에 해당하는 링크를 보수적 열환경 플래닝 시나리오에서 배제</w:t>
-      </w:r>
-      <w:r>
-        <w:t xml:space="preserve">하는 것으로 정의한다. 이는 공중보건 계획의 관점에서 국제적으로 확립된 극한더위 기준(Bröde et al., 2012)을 보행 접근성 분석에 직접 적용한 것이다. MRT ≥ 55°C 링크는 이 시나리오 하에서 보행 불가 구간으로 처리된다.</w:t>
-      </w:r>
-    </w:p>
-    <w:bookmarkEnd w:id="24"/>
-    <w:bookmarkStart w:id="25" w:name="thermal-catchment-area-산출"/>
-    <w:p>
-      <w:pPr>
-        <w:pStyle w:val="Heading3"/>
-      </w:pPr>
-      <w:r>
-        <w:t xml:space="preserve">4.3 Thermal Catchment Area 산출</w:t>
-      </w:r>
-    </w:p>
-    <w:p>
-      <w:pPr>
-        <w:pStyle w:val="SourceCode"/>
-      </w:pPr>
+        <w:t xml:space="preserve">최초부터 Classic 기준 접근 불가인 출발지는 분석에서 제외한다.</w:t>
+      </w:r>
+    </w:p>
+    <w:p>
+      <w:pPr>
+        <w:pStyle w:val="BlockText"/>
+      </w:pPr>
+      <w:r>
+        <w:rPr>
+          <w:b/>
+          <w:bCs/>
+        </w:rPr>
+        <w:t xml:space="preserve">📎 인용 확인</w:t>
+      </w:r>
+      <w:r>
+        <w:t xml:space="preserve"> </w:t>
+      </w:r>
+      <w:r>
+        <w:t xml:space="preserve">-</w:t>
+      </w:r>
+      <w:r>
+        <w:t xml:space="preserve"> </w:t>
+      </w:r>
+      <w:r>
+        <w:rPr>
+          <w:b/>
+          <w:bCs/>
+        </w:rPr>
+        <w:t xml:space="preserve">Moreno et al. (2021)</w:t>
+      </w:r>
+      <w:r>
+        <w:t xml:space="preserve"> </w:t>
+      </w:r>
+      <w:r>
+        <w:t xml:space="preserve">|</w:t>
+      </w:r>
+      <w:r>
+        <w:t xml:space="preserve"> </w:t>
+      </w:r>
       <w:r>
         <w:rPr>
           <w:rStyle w:val="VerbatimChar"/>
         </w:rPr>
-        <w:t xml:space="preserve"># Hard Cut: MRT 임계값 초과 링크 제거</w:t>
-      </w:r>
-      <w:r>
-        <w:br/>
+        <w:t xml:space="preserve">Moreno2021_15MinuteCity.pdf</w:t>
+      </w:r>
+      <w:r>
+        <w:t xml:space="preserve"> </w:t>
+      </w:r>
+      <w:r>
+        <w:t xml:space="preserve">| 인용 내용: 15분 시간예산 — 파리 15분 도시 국제 기준 | 확인 위치: pp.93–96 Introduction &amp; Section 2</w:t>
+      </w:r>
+      <w:r>
+        <w:t xml:space="preserve"> </w:t>
+      </w:r>
+      <w:r>
+        <w:t xml:space="preserve">-</w:t>
+      </w:r>
+      <w:r>
+        <w:t xml:space="preserve"> </w:t>
+      </w:r>
+      <w:r>
+        <w:rPr>
+          <w:b/>
+          <w:bCs/>
+        </w:rPr>
+        <w:t xml:space="preserve">Boeing (2017)</w:t>
+      </w:r>
+      <w:r>
+        <w:t xml:space="preserve"> </w:t>
+      </w:r>
+      <w:r>
+        <w:t xml:space="preserve">|</w:t>
+      </w:r>
+      <w:r>
+        <w:t xml:space="preserve"> </w:t>
       </w:r>
       <w:r>
         <w:rPr>
           <w:rStyle w:val="VerbatimChar"/>
         </w:rPr>
-        <w:t xml:space="preserve">G_thermal = G.copy()</w:t>
-      </w:r>
-      <w:r>
-        <w:br/>
-      </w:r>
-      <w:r>
-        <w:rPr>
-          <w:rStyle w:val="VerbatimChar"/>
-        </w:rPr>
-        <w:t xml:space="preserve">G_thermal.remove_edges_from({(u,v) for u,v,d in G.edges(data=True) if d['mrt'] &gt;= 55})</w:t>
-      </w:r>
-      <w:r>
-        <w:br/>
-      </w:r>
-      <w:r>
-        <w:br/>
-      </w:r>
-      <w:r>
-        <w:rPr>
-          <w:rStyle w:val="VerbatimChar"/>
-        </w:rPr>
-        <w:t xml:space="preserve"># Dijkstra 재탐색</w:t>
-      </w:r>
-      <w:r>
-        <w:br/>
-      </w:r>
-      <w:r>
-        <w:rPr>
-          <w:rStyle w:val="VerbatimChar"/>
-        </w:rPr>
-        <w:t xml:space="preserve">S_classic  = reachable_nodes(G,        origin, budget=15min)</w:t>
-      </w:r>
-      <w:r>
-        <w:br/>
-      </w:r>
-      <w:r>
-        <w:rPr>
-          <w:rStyle w:val="VerbatimChar"/>
-        </w:rPr>
-        <w:t xml:space="preserve">S_thermal  = reachable_nodes(G_thermal, origin, budget=15min)</w:t>
-      </w:r>
-    </w:p>
-    <w:p>
-      <w:pPr>
-        <w:pStyle w:val="FirstParagraph"/>
-      </w:pPr>
-      <w:r>
-        <w:t xml:space="preserve">집계구 중심점을 출발지로 설정하고 15분(Moreno et al., 2021) 시간 예산 내 도달 가능한 노드 집합을 산출한다. 보행 속도는 OSMnx 보행 네트워크 분석 관행(Boeing, 2017)에 따라 4.5 km/h로 고정한다.</w:t>
-      </w:r>
-    </w:p>
-    <w:p>
-      <w:pPr>
-        <w:pStyle w:val="BodyText"/>
-      </w:pPr>
-      <w:r>
-        <w:t xml:space="preserve">지표_i = (S_classic_i − S_thermal_i) / S_classic_i × 100</w:t>
-      </w:r>
-      <w:r>
-        <w:t xml:space="preserve"> </w:t>
-      </w:r>
-      <w:r>
-        <w:t xml:space="preserve">```</w:t>
-      </w:r>
-    </w:p>
-    <w:p>
-      <w:pPr>
-        <w:pStyle w:val="BodyText"/>
-      </w:pPr>
-      <w:r>
-        <w:t xml:space="preserve">최초부터 Classic 기준 접근 불가인 출발지는 분석에서 제외한다.</w:t>
+        <w:t xml:space="preserve">Boeing2017_OSMnx.pdf</w:t>
+      </w:r>
+      <w:r>
+        <w:t xml:space="preserve"> </w:t>
+      </w:r>
+      <w:r>
+        <w:t xml:space="preserve">| 인용 내용: OSMnx 보행 네트워크 구축, 4.5 km/h는 라이브러리 기본값 | 확인 위치: Abstract, pp.126–130 Methods</w:t>
       </w:r>
     </w:p>
     <w:p>
@@ -1056,24 +3264,58 @@
         </w:pict>
       </w:r>
     </w:p>
+    <w:bookmarkEnd w:id="24"/>
     <w:bookmarkEnd w:id="25"/>
+    <w:bookmarkStart w:id="30" w:name="분석-결과"/>
+    <w:p>
+      <w:pPr>
+        <w:pStyle w:val="Heading2"/>
+      </w:pPr>
+      <w:r>
+        <w:t xml:space="preserve">5. 분석 결과</w:t>
+      </w:r>
+    </w:p>
+    <w:bookmarkStart w:id="26" w:name="링크별-mrt-분포-방법-a-파일럿-결과"/>
+    <w:p>
+      <w:pPr>
+        <w:pStyle w:val="Heading3"/>
+      </w:pPr>
+      <w:r>
+        <w:t xml:space="preserve">5.1 링크별 MRT 분포 — 방법 A 파일럿 결과</w:t>
+      </w:r>
+    </w:p>
+    <w:p>
+      <w:pPr>
+        <w:pStyle w:val="FirstParagraph"/>
+      </w:pPr>
+      <w:r>
+        <w:t xml:space="preserve">성동구 보행 네트워크 전체 링크(약 16,200개)를 대상으로 폭염일 13시 기준 MRT를 산출한 결과, 링크별 MRT는 42.0°C~63.0°C의 범위를 보였다. 42.0~48.5°C 구간 3,200개, 48.5~51.8°C 구간 3,230개, 51.8~54.0°C 구간 3,150개, 54.0~56.2°C 구간 3,146개, 56.2~63.0°C 구간 3,220개로 구간별 분포는 비교적 균등하다.</w:t>
+      </w:r>
+    </w:p>
+    <w:p>
+      <w:pPr>
+        <w:pStyle w:val="BodyText"/>
+      </w:pPr>
+      <w:r>
+        <w:t xml:space="preserve">공간 패턴은 도시 형태와 명확히 대응된다. 한강·중량천 인근 교량 및 대로변 구간은 SVF가 높아 MRT가 상위 분위에 집중되었다. 반면 왕십리·성수 업무지구의 고층 건물 밀집 지역과 이면도로는 건물 그늘로 SVF가 낮고 MRT도 낮은 구간에 분포했다. 같은 행정구역 내에서도 도시 형태에 따라 MRT가 최대 20°C 이상 차이가 났다.</w:t>
+      </w:r>
+    </w:p>
+    <w:p>
+      <w:pPr>
+        <w:pStyle w:val="BlockText"/>
+      </w:pPr>
+      <w:r>
+        <w:t xml:space="preserve">⚠️ 방법 B·C 비교 결과는 구현 완료 후 이 절에 추가</w:t>
+      </w:r>
+    </w:p>
     <w:bookmarkEnd w:id="26"/>
-    <w:bookmarkStart w:id="31" w:name="분석-결과"/>
-    <w:p>
-      <w:pPr>
-        <w:pStyle w:val="Heading2"/>
-      </w:pPr>
-      <w:r>
-        <w:t xml:space="preserve">5. 분석 결과</w:t>
-      </w:r>
-    </w:p>
-    <w:bookmarkStart w:id="27" w:name="링크별-mrt-분포-방법-a-파일럿-결과"/>
+    <w:bookmarkStart w:id="27" w:name="임계값-초과-링크-공간-분포"/>
     <w:p>
       <w:pPr>
         <w:pStyle w:val="Heading3"/>
       </w:pPr>
       <w:r>
-        <w:t xml:space="preserve">5.1 링크별 MRT 분포 — 방법 A 파일럿 결과</w:t>
+        <w:t xml:space="preserve">5.2 임계값 초과 링크 공간 분포</w:t>
       </w:r>
     </w:p>
     <w:p>
@@ -1081,7 +3323,7 @@
         <w:pStyle w:val="FirstParagraph"/>
       </w:pPr>
       <w:r>
-        <w:t xml:space="preserve">성동구 보행 네트워크 전체 링크(약 16,200개)를 대상으로 폭염일 13시 기준 MRT를 산출한 결과, 링크별 MRT는 42.0°C~63.0°C의 범위를 보였다. 42.0~48.5°C 구간 3,200개, 48.5~51.8°C 구간 3,230개, 51.8~54.0°C 구간 3,150개, 54.0~56.2°C 구간 3,146개, 56.2~63.0°C 구간 3,220개로 구간별 분포는 비교적 균등하다.</w:t>
+        <w:t xml:space="preserve">MRT ≥ 55°C를 초과하여 Hard Cut 대상으로 분류된 링크는 전체의 약 30.1%였다. 이 링크들은 수변 구간(한강변, 중량천변), 성동구 동측 외곽 대로, 교량 구조물에 집중적으로 분포하였다. 반면 응봉·성수·왕십리 인근 밀집 주거·업무 지구에서는 MRT 55°C 미만 링크가 이면도로를 중심으로 유지되었다.</w:t>
       </w:r>
     </w:p>
     <w:p>
@@ -1089,45 +3331,11 @@
         <w:pStyle w:val="BodyText"/>
       </w:pPr>
       <w:r>
-        <w:t xml:space="preserve">공간 패턴은 도시 형태와 명확히 대응된다. 한강·중량천 인근 교량 및 대로변 구간은 SVF가 높아 MRT가 상위 분위에 집중되었다. 반면 왕십리·성수 업무지구의 고층 건물 밀집 지역과 이면도로는 건물 그늘로 SVF가 낮고 MRT도 낮은 구간에 분포했다. 같은 행정구역 내에서도 도시 형태에 따라 MRT가 최대 20°C 이상 차이가 났다.</w:t>
-      </w:r>
-    </w:p>
-    <w:p>
-      <w:pPr>
-        <w:pStyle w:val="BlockText"/>
-      </w:pPr>
-      <w:r>
-        <w:t xml:space="preserve">⚠️ 방법 B·C 비교 결과는 구현 완료 후 이 절에 추가</w:t>
+        <w:t xml:space="preserve">UTCI로 산출했다면 전체 링크의 98.9%가 매우 강한 더위 이상에 집중되어 이 같은 공간 분화가 불가능했다. MRT 기반 임계값 적용이 링크 단위 분석의 전제 조건임을 확인했다.</w:t>
       </w:r>
     </w:p>
     <w:bookmarkEnd w:id="27"/>
-    <w:bookmarkStart w:id="28" w:name="임계값-초과-링크-공간-분포"/>
-    <w:p>
-      <w:pPr>
-        <w:pStyle w:val="Heading3"/>
-      </w:pPr>
-      <w:r>
-        <w:t xml:space="preserve">5.2 임계값 초과 링크 공간 분포</w:t>
-      </w:r>
-    </w:p>
-    <w:p>
-      <w:pPr>
-        <w:pStyle w:val="FirstParagraph"/>
-      </w:pPr>
-      <w:r>
-        <w:t xml:space="preserve">MRT ≥ 55°C를 초과하여 Hard Cut 대상으로 분류된 링크는 전체의 약 30.1%였다. 이 링크들은 수변 구간(한강변, 중량천변), 성동구 동측 외곽 대로, 교량 구조물에 집중적으로 분포하였다. 반면 응봉·성수·왕십리 인근 밀집 주거·업무 지구에서는 MRT 55°C 미만 링크가 이면도로를 중심으로 유지되었다.</w:t>
-      </w:r>
-    </w:p>
-    <w:p>
-      <w:pPr>
-        <w:pStyle w:val="BodyText"/>
-      </w:pPr>
-      <w:r>
-        <w:t xml:space="preserve">UTCI로 산출했다면 전체 링크의 98.9%가 극한더위 이상에 집중되어 이 같은 공간 분화가 불가능했다. MRT 기반 임계값 적용이 링크 단위 분석의 전제 조건임을 확인했다.</w:t>
-      </w:r>
-    </w:p>
-    <w:bookmarkEnd w:id="28"/>
-    <w:bookmarkStart w:id="29" w:name="thermal-catchment-area-및-tarr-산출-결과"/>
+    <w:bookmarkStart w:id="28" w:name="thermal-catchment-area-및-tarr-산출-결과"/>
     <w:p>
       <w:pPr>
         <w:pStyle w:val="Heading3"/>
@@ -1334,8 +3542,8 @@
         <w:t xml:space="preserve">집계구 4곳 중 3곳에서 접근 가능 정류장의 절반 이상이 사라지는 셈이다. 완전 차단(TARR=100%)은 전체의 13.3%였으며, 이는 폭염 조건에서 어떤 정류장에도 15분 내 도달할 수 없는 집계구가 성동구 전체의 약 1/8에 달함을 의미한다.</w:t>
       </w:r>
     </w:p>
-    <w:bookmarkEnd w:id="29"/>
-    <w:bookmarkStart w:id="30" w:name="감소-패턴의-공간적-특성"/>
+    <w:bookmarkEnd w:id="28"/>
+    <w:bookmarkStart w:id="29" w:name="감소-패턴의-공간적-특성"/>
     <w:p>
       <w:pPr>
         <w:pStyle w:val="Heading3"/>
@@ -1367,24 +3575,136 @@
         </w:pict>
       </w:r>
     </w:p>
+    <w:bookmarkEnd w:id="29"/>
     <w:bookmarkEnd w:id="30"/>
+    <w:bookmarkStart w:id="35" w:name="논의"/>
+    <w:p>
+      <w:pPr>
+        <w:pStyle w:val="Heading2"/>
+      </w:pPr>
+      <w:r>
+        <w:t xml:space="preserve">6. 논의</w:t>
+      </w:r>
+    </w:p>
+    <w:bookmarkStart w:id="31" w:name="thermal-catchment-area의-개념적-위치"/>
+    <w:p>
+      <w:pPr>
+        <w:pStyle w:val="Heading3"/>
+      </w:pPr>
+      <w:r>
+        <w:t xml:space="preserve">6.1 Thermal Catchment Area의 개념적 위치</w:t>
+      </w:r>
+    </w:p>
+    <w:p>
+      <w:pPr>
+        <w:pStyle w:val="FirstParagraph"/>
+      </w:pPr>
+      <w:r>
+        <w:t xml:space="preserve">이 연구가 기존 열환경 보행 접근성 연구와 구분되는 지점은 측정 대상이 다르다는 데 있다. Jia et al.(2022)과 Basu et al.(2024) 방식에서 열환경은 보행 속도를 낮추는 요소, 즉 분모를 키우는 연산이었다. 결과는 접근성 점수의 감소다. 반면 이 연구에서 열환경은 이동 가능 공간의 범위 자체를 줄이는 요소다. 같은 15분이 주어지더라도 도달 가능한 공간이 아예 사라진다.</w:t>
+      </w:r>
+    </w:p>
+    <w:p>
+      <w:pPr>
+        <w:pStyle w:val="BodyText"/>
+      </w:pPr>
+      <w:r>
+        <w:t xml:space="preserve">이 차이는 정책 함의에서 더 선명해진다. 접근성 점수가 낮아진 집계구와 접근 가능 시설이 아예 소멸된 집계구는 개입의 우선순위가 달라야 한다. TARR=100%, 즉 폭염 시 대중교통 정류장 0개에 도달 가능한 집계구가 성동구 전체의 13.3%라는 결과는 소프트 패널티 프레임에서는 나타나지 않는 취약성이다.</w:t>
+      </w:r>
+    </w:p>
+    <w:p>
+      <w:pPr>
+        <w:pStyle w:val="BlockText"/>
+      </w:pPr>
+      <w:r>
+        <w:rPr>
+          <w:b/>
+          <w:bCs/>
+        </w:rPr>
+        <w:t xml:space="preserve">📎 인용 확인</w:t>
+      </w:r>
+      <w:r>
+        <w:t xml:space="preserve"> </w:t>
+      </w:r>
+      <w:r>
+        <w:t xml:space="preserve">-</w:t>
+      </w:r>
+      <w:r>
+        <w:t xml:space="preserve"> </w:t>
+      </w:r>
+      <w:r>
+        <w:rPr>
+          <w:b/>
+          <w:bCs/>
+        </w:rPr>
+        <w:t xml:space="preserve">Jia et al. (2022)</w:t>
+      </w:r>
+      <w:r>
+        <w:t xml:space="preserve"> </w:t>
+      </w:r>
+      <w:r>
+        <w:t xml:space="preserve">|</w:t>
+      </w:r>
+      <w:r>
+        <w:t xml:space="preserve"> </w:t>
+      </w:r>
+      <w:r>
+        <w:rPr>
+          <w:rStyle w:val="VerbatimChar"/>
+        </w:rPr>
+        <w:t xml:space="preserve">Jia2022_ThermalEnv_TravelBehavior.pdf</w:t>
+      </w:r>
+      <w:r>
+        <w:t xml:space="preserve"> </w:t>
+      </w:r>
+      <w:r>
+        <w:t xml:space="preserve">| 인용 내용: 소프트패널티 방식 — 보행속도 감소 모델 | 확인 위치: Abstract, Section 3</w:t>
+      </w:r>
+      <w:r>
+        <w:t xml:space="preserve"> </w:t>
+      </w:r>
+      <w:r>
+        <w:t xml:space="preserve">-</w:t>
+      </w:r>
+      <w:r>
+        <w:t xml:space="preserve"> </w:t>
+      </w:r>
+      <w:r>
+        <w:rPr>
+          <w:b/>
+          <w:bCs/>
+        </w:rPr>
+        <w:t xml:space="preserve">Basu et al. (2024)</w:t>
+      </w:r>
+      <w:r>
+        <w:t xml:space="preserve"> </w:t>
+      </w:r>
+      <w:r>
+        <w:t xml:space="preserve">|</w:t>
+      </w:r>
+      <w:r>
+        <w:t xml:space="preserve"> </w:t>
+      </w:r>
+      <w:r>
+        <w:rPr>
+          <w:rStyle w:val="VerbatimChar"/>
+        </w:rPr>
+        <w:t xml:space="preserve">Basu2024_HeatPedestrianRouteChoice.pdf</w:t>
+      </w:r>
+      <w:r>
+        <w:t xml:space="preserve"> </w:t>
+      </w:r>
+      <w:r>
+        <w:t xml:space="preserve">| 인용 내용: 소프트패널티 방식 — UTCI → 인지 보행거리 증가 | 확인 위치: Abstract, Table 3</w:t>
+      </w:r>
+    </w:p>
     <w:bookmarkEnd w:id="31"/>
-    <w:bookmarkStart w:id="36" w:name="논의"/>
-    <w:p>
-      <w:pPr>
-        <w:pStyle w:val="Heading2"/>
-      </w:pPr>
-      <w:r>
-        <w:t xml:space="preserve">6. 논의</w:t>
-      </w:r>
-    </w:p>
-    <w:bookmarkStart w:id="32" w:name="thermal-catchment-area의-개념적-위치"/>
+    <w:bookmarkStart w:id="32" w:name="mrt를-열환경-지표로-선택한-타당성"/>
     <w:p>
       <w:pPr>
         <w:pStyle w:val="Heading3"/>
       </w:pPr>
       <w:r>
-        <w:t xml:space="preserve">6.1 Thermal Catchment Area의 개념적 위치</w:t>
+        <w:t xml:space="preserve">6.2 MRT를 열환경 지표로 선택한 타당성</w:t>
       </w:r>
     </w:p>
     <w:p>
@@ -1392,7 +3712,7 @@
         <w:pStyle w:val="FirstParagraph"/>
       </w:pPr>
       <w:r>
-        <w:t xml:space="preserve">이 연구가 기존 열환경 보행 접근성 연구와 구분되는 지점은 측정 대상이 다르다는 데 있다. Jia et al.(2022)과 Basu et al.(2024) 방식에서 열환경은 보행 속도를 낮추는 요소, 즉 분모를 키우는 연산이었다. 결과는 접근성 점수의 감소다. 반면 이 연구에서 열환경은 이동 가능 공간의 범위 자체를 줄이는 요소다. 같은 15분이 주어지더라도 도달 가능한 공간이 아예 사라진다.</w:t>
+        <w:t xml:space="preserve">UTCI를 직접 사용하지 않은 것은 UTCI가 틀렸기 때문이 아니다. 폭염일에는 입력 기상 변수들이 이미 극단값에 수렴하여 링크 간 차이를 구분하는 도구로서 기능하지 못한다는 문제다. 파일럿 결과에서 98.9%의 링크가 UTCI 38°C 이상에 집중된 것이 이를 보여준다.</w:t>
       </w:r>
     </w:p>
     <w:p>
@@ -1400,17 +3720,25 @@
         <w:pStyle w:val="BodyText"/>
       </w:pPr>
       <w:r>
-        <w:t xml:space="preserve">이 차이는 정책 함의에서 더 선명해진다. 접근성 점수가 낮아진 집계구와 접근 가능 시설이 아예 소멸된 집계구는 개입의 우선순위가 달라야 한다. TARR=100%, 즉 폭염 시 대중교통 정류장 0개에 도달 가능한 집계구가 성동구 전체의 13.3%라는 결과는 소프트 패널티 프레임에서는 나타나지 않는 취약성이다.</w:t>
+        <w:t xml:space="preserve">MRT는 SVF·캐노피·건물 형태에 민감하게 반응하여 같은 폭염일에도 링크별로 20°C 이상 차이를 만들었다. 링크 단위 분화 능력이 있어야 Hard Cut 기준을 설정할 수 있고, Thermal Catchment Area를 공간적으로 의미 있게 산출할 수 있다. MRT 선택은 정확도 때문이 아니라 분석 가능성 때문이다.</w:t>
       </w:r>
     </w:p>
     <w:bookmarkEnd w:id="32"/>
-    <w:bookmarkStart w:id="33" w:name="mrt를-열환경-지표로-선택한-타당성"/>
+    <w:bookmarkStart w:id="33" w:name="mrt-산출-방법-간-비교-및-기상-입력-영향"/>
     <w:p>
       <w:pPr>
         <w:pStyle w:val="Heading3"/>
       </w:pPr>
       <w:r>
-        <w:t xml:space="preserve">6.2 MRT를 열환경 지표로 선택한 타당성</w:t>
+        <w:t xml:space="preserve">6.3 MRT 산출 방법 간 비교 및 기상 입력 영향</w:t>
+      </w:r>
+    </w:p>
+    <w:p>
+      <w:pPr>
+        <w:pStyle w:val="BlockText"/>
+      </w:pPr>
+      <w:r>
+        <w:t xml:space="preserve">⚠️ 방법 B·C 구현 및 Kriging 비교 분석 완료 후 작성</w:t>
       </w:r>
     </w:p>
     <w:p>
@@ -1418,45 +3746,11 @@
         <w:pStyle w:val="FirstParagraph"/>
       </w:pPr>
       <w:r>
-        <w:t xml:space="preserve">UTCI를 직접 사용하지 않은 것은 UTCI가 틀렸기 때문이 아니다. 폭염일에는 입력 기상 변수들이 이미 극단값에 수렴하여 링크 간 차이를 구분하는 도구로서 기능하지 못한다는 문제다. 파일럿 결과에서 98.9%의 링크가 UTCI 38°C 이상에 집중된 것이 이를 보여준다.</w:t>
-      </w:r>
-    </w:p>
-    <w:p>
-      <w:pPr>
-        <w:pStyle w:val="BodyText"/>
-      </w:pPr>
-      <w:r>
-        <w:t xml:space="preserve">MRT는 SVF·캐노피·건물 형태에 민감하게 반응하여 같은 폭염일에도 링크별로 20°C 이상 차이를 만들었다. 링크 단위 분화 능력이 있어야 Hard Cut 기준을 설정할 수 있고, Thermal Catchment Area를 공간적으로 의미 있게 산출할 수 있다. MRT 선택은 정확도 때문이 아니라 분석 가능성 때문이다.</w:t>
+        <w:t xml:space="preserve">간소화 방법(방법 A)에서 DSM 기반 그림자 계산이 없고 SVF를 2D Canyon 공식으로 근사한다는 점은 MRT를 과대 추정하는 방향으로 편향을 유발한다. 그러나 이 편향은 모든 링크에 같은 방향으로 작용하므로, Hard Cut 임계값 초과 링크 비율이 실제보다 다소 높게 나타날 수 있다. 이는 TARR를 보수적으로(실제보다 높게) 추정하는 방향이며, 결론의 방향성 자체를 뒤집지는 않는다.</w:t>
       </w:r>
     </w:p>
     <w:bookmarkEnd w:id="33"/>
-    <w:bookmarkStart w:id="34" w:name="mrt-산출-방법-간-비교-및-기상-입력-영향"/>
-    <w:p>
-      <w:pPr>
-        <w:pStyle w:val="Heading3"/>
-      </w:pPr>
-      <w:r>
-        <w:t xml:space="preserve">6.3 MRT 산출 방법 간 비교 및 기상 입력 영향</w:t>
-      </w:r>
-    </w:p>
-    <w:p>
-      <w:pPr>
-        <w:pStyle w:val="BlockText"/>
-      </w:pPr>
-      <w:r>
-        <w:t xml:space="preserve">⚠️ 방법 B·C 구현 및 Kriging 비교 분석 완료 후 작성</w:t>
-      </w:r>
-    </w:p>
-    <w:p>
-      <w:pPr>
-        <w:pStyle w:val="FirstParagraph"/>
-      </w:pPr>
-      <w:r>
-        <w:t xml:space="preserve">간소화 방법(방법 A)에서 DSM 기반 그림자 계산이 없고 SVF를 2D Canyon 공식으로 근사한다는 점은 MRT를 과대 추정하는 방향으로 편향을 유발한다. 그러나 이 편향은 모든 링크에 같은 방향으로 작용하므로, Hard Cut 임계값 초과 링크 비율이 실제보다 다소 높게 나타날 수 있다. 이는 TARR를 보수적으로(실제보다 높게) 추정하는 방향이며, 결론의 방향성 자체를 뒤집지는 않는다.</w:t>
-      </w:r>
-    </w:p>
-    <w:bookmarkEnd w:id="34"/>
-    <w:bookmarkStart w:id="35" w:name="한계-및-향후-연구"/>
+    <w:bookmarkStart w:id="34" w:name="한계-및-향후-연구"/>
     <w:p>
       <w:pPr>
         <w:pStyle w:val="Heading3"/>
@@ -1488,9 +3782,9 @@
         </w:pict>
       </w:r>
     </w:p>
+    <w:bookmarkEnd w:id="34"/>
     <w:bookmarkEnd w:id="35"/>
-    <w:bookmarkEnd w:id="36"/>
-    <w:bookmarkStart w:id="37" w:name="결론"/>
+    <w:bookmarkStart w:id="36" w:name="결론"/>
     <w:p>
       <w:pPr>
         <w:pStyle w:val="Heading2"/>
@@ -1538,8 +3832,8 @@
         </w:pict>
       </w:r>
     </w:p>
-    <w:bookmarkEnd w:id="37"/>
-    <w:bookmarkStart w:id="38" w:name="참고문헌"/>
+    <w:bookmarkEnd w:id="36"/>
+    <w:bookmarkStart w:id="37" w:name="참고문헌"/>
     <w:p>
       <w:pPr>
         <w:pStyle w:val="Heading2"/>
@@ -1665,7 +3959,7 @@
         </w:numPr>
       </w:pPr>
       <w:r>
-        <w:t xml:space="preserve">Bröde, P. et al. (2012). Deriving the operational procedure for the Universal Thermal Climate Index (UTCI).</w:t>
+        <w:t xml:space="preserve">Bogren, J. et al. (2000). The impact of screening on road surface temperature.</w:t>
       </w:r>
       <w:r>
         <w:t xml:space="preserve"> </w:t>
@@ -1675,10 +3969,10 @@
           <w:i/>
           <w:iCs/>
         </w:rPr>
-        <w:t xml:space="preserve">Int J Biometeorol</w:t>
-      </w:r>
-      <w:r>
-        <w:t xml:space="preserve">, 56(3), 481–494. https://doi.org/10.1007/s00484-011-0454-1</w:t>
+        <w:t xml:space="preserve">Meteorological Applications</w:t>
+      </w:r>
+      <w:r>
+        <w:t xml:space="preserve">, 7, 97–104. https://doi.org/10.1017/S135048270000150X</w:t>
       </w:r>
     </w:p>
     <w:p>
@@ -1690,7 +3984,7 @@
         </w:numPr>
       </w:pPr>
       <w:r>
-        <w:t xml:space="preserve">Brutsaert, W. (1975). On a derivable formula for long-wave radiation from clear skies.</w:t>
+        <w:t xml:space="preserve">Bröde, P. et al. (2012). Deriving the operational procedure for the Universal Thermal Climate Index (UTCI).</w:t>
       </w:r>
       <w:r>
         <w:t xml:space="preserve"> </w:t>
@@ -1700,10 +3994,10 @@
           <w:i/>
           <w:iCs/>
         </w:rPr>
-        <w:t xml:space="preserve">Water Resources Research</w:t>
-      </w:r>
-      <w:r>
-        <w:t xml:space="preserve">, 11(5), 742–744. https://doi.org/10.1029/WR011i005p00742</w:t>
+        <w:t xml:space="preserve">Int J Biometeorol</w:t>
+      </w:r>
+      <w:r>
+        <w:t xml:space="preserve">, 56(3), 481–494. https://doi.org/10.1007/s00484-011-0454-1</w:t>
       </w:r>
     </w:p>
     <w:p>
@@ -1715,7 +4009,7 @@
         </w:numPr>
       </w:pPr>
       <w:r>
-        <w:t xml:space="preserve">Colaninno, N. et al. (2024). A sidewalk-level urban heat risk assessment framework.</w:t>
+        <w:t xml:space="preserve">Brutsaert, W. (1975). On a derivable formula for long-wave radiation from clear skies.</w:t>
       </w:r>
       <w:r>
         <w:t xml:space="preserve"> </w:t>
@@ -1725,10 +4019,10 @@
           <w:i/>
           <w:iCs/>
         </w:rPr>
-        <w:t xml:space="preserve">Environment and Planning B</w:t>
-      </w:r>
-      <w:r>
-        <w:t xml:space="preserve">, 52(5), 1071–1090. https://doi.org/10.1177/23998083241272942</w:t>
+        <w:t xml:space="preserve">Water Resources Research</w:t>
+      </w:r>
+      <w:r>
+        <w:t xml:space="preserve">, 11(5), 742–744. https://doi.org/10.1029/WR011i005p00742</w:t>
       </w:r>
     </w:p>
     <w:p>
@@ -1740,7 +4034,7 @@
         </w:numPr>
       </w:pPr>
       <w:r>
-        <w:t xml:space="preserve">Dijkstra, E.W. (1959). A note on two problems in connexion with graphs.</w:t>
+        <w:t xml:space="preserve">Colaninno, N. et al. (2024). A sidewalk-level urban heat risk assessment framework.</w:t>
       </w:r>
       <w:r>
         <w:t xml:space="preserve"> </w:t>
@@ -1750,10 +4044,10 @@
           <w:i/>
           <w:iCs/>
         </w:rPr>
-        <w:t xml:space="preserve">Numerische Mathematik</w:t>
-      </w:r>
-      <w:r>
-        <w:t xml:space="preserve">, 1(1), 269–271. https://doi.org/10.1007/BF01386390</w:t>
+        <w:t xml:space="preserve">EPB: Urban Analytics and City Science</w:t>
+      </w:r>
+      <w:r>
+        <w:t xml:space="preserve">, 52(5), 1071–1090. https://doi.org/10.1177/23998083241280746</w:t>
       </w:r>
     </w:p>
     <w:p>
@@ -1765,7 +4059,7 @@
         </w:numPr>
       </w:pPr>
       <w:r>
-        <w:t xml:space="preserve">Dong, X. et al. (2024). Measuring urban thermal environment from an accessibility-based perspective.</w:t>
+        <w:t xml:space="preserve">Dijkstra, E.W. (1959). A note on two problems in connexion with graphs.</w:t>
       </w:r>
       <w:r>
         <w:t xml:space="preserve"> </w:t>
@@ -1775,10 +4069,10 @@
           <w:i/>
           <w:iCs/>
         </w:rPr>
-        <w:t xml:space="preserve">Geography and Sustainability</w:t>
-      </w:r>
-      <w:r>
-        <w:t xml:space="preserve">, 5(2), 172–182. https://doi.org/10.1016/j.geosus.2024.02.004</w:t>
+        <w:t xml:space="preserve">Numerische Mathematik</w:t>
+      </w:r>
+      <w:r>
+        <w:t xml:space="preserve">, 1(1), 269–271. https://doi.org/10.1007/BF01386390</w:t>
       </w:r>
     </w:p>
     <w:p>
@@ -1790,7 +4084,7 @@
         </w:numPr>
       </w:pPr>
       <w:r>
-        <w:t xml:space="preserve">Erbs, D.G. et al. (1982). Estimation of the diffuse radiation fraction for hourly, daily and monthly-average global radiation.</w:t>
+        <w:t xml:space="preserve">Dong, X. et al. (2024). Measuring urban thermal environment from an accessibility-based perspective.</w:t>
       </w:r>
       <w:r>
         <w:t xml:space="preserve"> </w:t>
@@ -1800,10 +4094,10 @@
           <w:i/>
           <w:iCs/>
         </w:rPr>
-        <w:t xml:space="preserve">Solar Energy</w:t>
-      </w:r>
-      <w:r>
-        <w:t xml:space="preserve">, 28(4), 293–302. https://doi.org/10.1016/0038-092X(82)90302-4</w:t>
+        <w:t xml:space="preserve">Geography and Sustainability</w:t>
+      </w:r>
+      <w:r>
+        <w:t xml:space="preserve">, 5, 329–342. https://doi.org/10.1016/j.geosus.2024.02.004</w:t>
       </w:r>
     </w:p>
     <w:p>
@@ -1815,7 +4109,7 @@
         </w:numPr>
       </w:pPr>
       <w:r>
-        <w:t xml:space="preserve">Fanger, P.O. (1970).</w:t>
+        <w:t xml:space="preserve">Erbs, D.G. et al. (1982). Estimation of the diffuse radiation fraction for hourly, daily and monthly-average global radiation.</w:t>
       </w:r>
       <w:r>
         <w:t xml:space="preserve"> </w:t>
@@ -1825,10 +4119,10 @@
           <w:i/>
           <w:iCs/>
         </w:rPr>
-        <w:t xml:space="preserve">Thermal Comfort: Analysis and Applications in Environmental Engineering</w:t>
-      </w:r>
-      <w:r>
-        <w:t xml:space="preserve">. Danish Technical Press, Copenhagen.</w:t>
+        <w:t xml:space="preserve">Solar Energy</w:t>
+      </w:r>
+      <w:r>
+        <w:t xml:space="preserve">, 28(4), 293–302. https://doi.org/10.1016/0038-092X(82)90302-4</w:t>
       </w:r>
     </w:p>
     <w:p>
@@ -1840,7 +4134,7 @@
         </w:numPr>
       </w:pPr>
       <w:r>
-        <w:t xml:space="preserve">Geurs, K.T. &amp; van Wee, B. (2004). Accessibility evaluation of land-use and transport strategies.</w:t>
+        <w:t xml:space="preserve">Fanger, P.O. (1970).</w:t>
       </w:r>
       <w:r>
         <w:t xml:space="preserve"> </w:t>
@@ -1850,10 +4144,10 @@
           <w:i/>
           <w:iCs/>
         </w:rPr>
-        <w:t xml:space="preserve">Journal of Transport Geography</w:t>
-      </w:r>
-      <w:r>
-        <w:t xml:space="preserve">, 12(2), 127–140. https://doi.org/10.1016/j.jtrangeo.2003.10.005</w:t>
+        <w:t xml:space="preserve">Thermal Comfort: Analysis and Applications in Environmental Engineering</w:t>
+      </w:r>
+      <w:r>
+        <w:t xml:space="preserve">. Danish Technical Press, Copenhagen.</w:t>
       </w:r>
     </w:p>
     <w:p>
@@ -1865,7 +4159,7 @@
         </w:numPr>
       </w:pPr>
       <w:r>
-        <w:t xml:space="preserve">Hägerstrand, T. (1970). What about people in regional science?</w:t>
+        <w:t xml:space="preserve">Geurs, K.T. &amp; van Wee, B. (2004). Accessibility evaluation of land-use and transport strategies.</w:t>
       </w:r>
       <w:r>
         <w:t xml:space="preserve"> </w:t>
@@ -1875,10 +4169,10 @@
           <w:i/>
           <w:iCs/>
         </w:rPr>
-        <w:t xml:space="preserve">Papers in Regional Science</w:t>
-      </w:r>
-      <w:r>
-        <w:t xml:space="preserve">, 24(1), 7–24. https://doi.org/10.1111/j.1435-5597.1970.tb01464.x</w:t>
+        <w:t xml:space="preserve">Journal of Transport Geography</w:t>
+      </w:r>
+      <w:r>
+        <w:t xml:space="preserve">, 12(2), 127–140. https://doi.org/10.1016/j.jtrangeo.2003.10.005</w:t>
       </w:r>
     </w:p>
     <w:p>
@@ -1890,7 +4184,7 @@
         </w:numPr>
       </w:pPr>
       <w:r>
-        <w:t xml:space="preserve">Höppe, P. (1992). A new procedure to determine the mean radiant temperature outdoors.</w:t>
+        <w:t xml:space="preserve">Hägerstrand, T. (1970). What about people in regional science?</w:t>
       </w:r>
       <w:r>
         <w:t xml:space="preserve"> </w:t>
@@ -1900,10 +4194,10 @@
           <w:i/>
           <w:iCs/>
         </w:rPr>
-        <w:t xml:space="preserve">Energy and Buildings</w:t>
-      </w:r>
-      <w:r>
-        <w:t xml:space="preserve">, 19(3), 221–230. https://doi.org/10.1016/0378-7788(92)90018-I</w:t>
+        <w:t xml:space="preserve">Papers in Regional Science</w:t>
+      </w:r>
+      <w:r>
+        <w:t xml:space="preserve">, 24(1), 7–24. https://doi.org/10.1111/j.1435-5597.1970.tb01464.x</w:t>
       </w:r>
     </w:p>
     <w:p>
@@ -1915,7 +4209,7 @@
         </w:numPr>
       </w:pPr>
       <w:r>
-        <w:t xml:space="preserve">ISO 7726 (1998).</w:t>
+        <w:t xml:space="preserve">Höppe, P. (1992). A new procedure to determine the mean radiant temperature outdoors.</w:t>
       </w:r>
       <w:r>
         <w:t xml:space="preserve"> </w:t>
@@ -1925,10 +4219,10 @@
           <w:i/>
           <w:iCs/>
         </w:rPr>
-        <w:t xml:space="preserve">Ergonomics of the Thermal Environment — Instruments for Measuring Physical Quantities</w:t>
-      </w:r>
-      <w:r>
-        <w:t xml:space="preserve">. International Organization for Standardization.</w:t>
+        <w:t xml:space="preserve">Energy and Buildings</w:t>
+      </w:r>
+      <w:r>
+        <w:t xml:space="preserve">, 19(3), 221–230.</w:t>
       </w:r>
     </w:p>
     <w:p>
@@ -1940,7 +4234,7 @@
         </w:numPr>
       </w:pPr>
       <w:r>
-        <w:t xml:space="preserve">Jia, S. et al. (2022). Influences of the thermal environment on pedestrians’ thermal perception and travel behavior in hot weather.</w:t>
+        <w:t xml:space="preserve">ISO 7726 (1998).</w:t>
       </w:r>
       <w:r>
         <w:t xml:space="preserve"> </w:t>
@@ -1950,10 +4244,10 @@
           <w:i/>
           <w:iCs/>
         </w:rPr>
-        <w:t xml:space="preserve">Building and Environment</w:t>
-      </w:r>
-      <w:r>
-        <w:t xml:space="preserve">, 226, 109687. https://doi.org/10.1016/j.buildenv.2022.109687</w:t>
+        <w:t xml:space="preserve">Ergonomics of the Thermal Environment — Instruments for Measuring Physical Quantities</w:t>
+      </w:r>
+      <w:r>
+        <w:t xml:space="preserve">. International Organization for Standardization.</w:t>
       </w:r>
     </w:p>
     <w:p>
@@ -1965,7 +4259,7 @@
         </w:numPr>
       </w:pPr>
       <w:r>
-        <w:t xml:space="preserve">Kántor, N. &amp; Unger, J. (2011). The most problematic variable in the course of human-biometeorological comfort assessment — the mean radiant temperature.</w:t>
+        <w:t xml:space="preserve">Jia, S. et al. (2022). Influences of the thermal environment on pedestrians’ thermal perception and travel behavior in hot weather.</w:t>
       </w:r>
       <w:r>
         <w:t xml:space="preserve"> </w:t>
@@ -1975,10 +4269,10 @@
           <w:i/>
           <w:iCs/>
         </w:rPr>
-        <w:t xml:space="preserve">Central European Journal of Geosciences</w:t>
-      </w:r>
-      <w:r>
-        <w:t xml:space="preserve">, 3(2), 90–100. https://doi.org/10.2478/s13533-011-0010-x</w:t>
+        <w:t xml:space="preserve">Building and Environment</w:t>
+      </w:r>
+      <w:r>
+        <w:t xml:space="preserve">, 226, 109687. https://doi.org/10.1016/j.buildenv.2022.109687</w:t>
       </w:r>
     </w:p>
     <w:p>
@@ -1990,7 +4284,7 @@
         </w:numPr>
       </w:pPr>
       <w:r>
-        <w:t xml:space="preserve">김지수 &amp; 강민규 (2022). 스마트서울 도시데이터 센서(S-DoT)를 활용한 미시적 폭염 취약성 평가에 관한 연구.</w:t>
+        <w:t xml:space="preserve">Kar, A. et al. (2023). Inclusive Accessibility: Integrating Perceived Accessibility into the Space-Time Prism.</w:t>
       </w:r>
       <w:r>
         <w:t xml:space="preserve"> </w:t>
@@ -2000,10 +4294,10 @@
           <w:i/>
           <w:iCs/>
         </w:rPr>
-        <w:t xml:space="preserve">국토계획</w:t>
-      </w:r>
-      <w:r>
-        <w:t xml:space="preserve">, 57(5), 215–234. https://doi.org/10.17208/jkpa.2022.10.57.5.215</w:t>
+        <w:t xml:space="preserve">Annals of the American Association of Geographers</w:t>
+      </w:r>
+      <w:r>
+        <w:t xml:space="preserve">, 113(10), 2456–2479. https://doi.org/10.1080/24694452.2023.2236184</w:t>
       </w:r>
     </w:p>
     <w:p>
@@ -2015,7 +4309,7 @@
         </w:numPr>
       </w:pPr>
       <w:r>
-        <w:t xml:space="preserve">Lee, J.S. &amp; Han, A.T. (2024). Heat vulnerability and spatial equity of cooling center.</w:t>
+        <w:t xml:space="preserve">Kántor, N. &amp; Unger, J. (2011). The most problematic variable in the course of human-biometeorological comfort assessment — the mean radiant temperature.</w:t>
       </w:r>
       <w:r>
         <w:t xml:space="preserve"> </w:t>
@@ -2025,10 +4319,10 @@
           <w:i/>
           <w:iCs/>
         </w:rPr>
-        <w:t xml:space="preserve">Urban Climate</w:t>
-      </w:r>
-      <w:r>
-        <w:t xml:space="preserve">, 55, 101869. https://doi.org/10.1016/j.uclim.2024.101869</w:t>
+        <w:t xml:space="preserve">Central European Journal of Geosciences</w:t>
+      </w:r>
+      <w:r>
+        <w:t xml:space="preserve">, 3(2), 90–100. https://doi.org/10.2478/s13533-011-0010-x</w:t>
       </w:r>
     </w:p>
     <w:p>
@@ -2040,7 +4334,7 @@
         </w:numPr>
       </w:pPr>
       <w:r>
-        <w:t xml:space="preserve">Lindberg, F. et al. (2008). SOLWEIG 1.0 — Modelling spatial variations of 3D radiant fluxes and mean radiant temperatures in complex urban settings.</w:t>
+        <w:t xml:space="preserve">Lee, J.S. &amp; Han, A.T. (2024). Heat vulnerability and spatial equity of cooling center.</w:t>
       </w:r>
       <w:r>
         <w:t xml:space="preserve"> </w:t>
@@ -2050,10 +4344,10 @@
           <w:i/>
           <w:iCs/>
         </w:rPr>
-        <w:t xml:space="preserve">Int J Biometeorol</w:t>
-      </w:r>
-      <w:r>
-        <w:t xml:space="preserve">, 52(7), 697–713. https://doi.org/10.1007/s00484-008-0162-7</w:t>
+        <w:t xml:space="preserve">Urban Climate</w:t>
+      </w:r>
+      <w:r>
+        <w:t xml:space="preserve">, 55, 101869. https://doi.org/10.1016/j.uclim.2024.101869</w:t>
       </w:r>
     </w:p>
     <w:p>
@@ -2065,7 +4359,7 @@
         </w:numPr>
       </w:pPr>
       <w:r>
-        <w:t xml:space="preserve">Lindberg, F. &amp; Grimmond, C.S.B. (2011). The influence of vegetation and building morphology on shadow patterns and mean radiant temperatures in urban areas.</w:t>
+        <w:t xml:space="preserve">Lindberg, F. et al. (2008). SOLWEIG 1.0 — Modelling spatial variations of 3D radiant fluxes and mean radiant temperatures in complex urban settings.</w:t>
       </w:r>
       <w:r>
         <w:t xml:space="preserve"> </w:t>
@@ -2075,10 +4369,10 @@
           <w:i/>
           <w:iCs/>
         </w:rPr>
-        <w:t xml:space="preserve">Theoretical and Applied Climatology</w:t>
-      </w:r>
-      <w:r>
-        <w:t xml:space="preserve">, 105(3), 311–323. https://doi.org/10.1007/s00704-010-0382-8</w:t>
+        <w:t xml:space="preserve">Int J Biometeorol</w:t>
+      </w:r>
+      <w:r>
+        <w:t xml:space="preserve">, 52(7), 697–713. https://doi.org/10.1007/s00484-008-0162-7</w:t>
       </w:r>
     </w:p>
     <w:p>
@@ -2090,7 +4384,7 @@
         </w:numPr>
       </w:pPr>
       <w:r>
-        <w:t xml:space="preserve">Lindberg, F. et al. (2016). Influence of ground surface characteristics on the mean radiant temperature in urban areas.</w:t>
+        <w:t xml:space="preserve">Lindberg, F. &amp; Grimmond, C.S.B. (2011). The influence of vegetation and building morphology on shadow patterns and mean radiant temperatures in urban areas.</w:t>
       </w:r>
       <w:r>
         <w:t xml:space="preserve"> </w:t>
@@ -2100,10 +4394,10 @@
           <w:i/>
           <w:iCs/>
         </w:rPr>
-        <w:t xml:space="preserve">Int J Biometeorol</w:t>
-      </w:r>
-      <w:r>
-        <w:t xml:space="preserve">, 60(9), 1439–1452. https://doi.org/10.1007/s00484-016-1135-x</w:t>
+        <w:t xml:space="preserve">Theoretical and Applied Climatology</w:t>
+      </w:r>
+      <w:r>
+        <w:t xml:space="preserve">, 105(3), 311–323. https://doi.org/10.1007/s00704-010-0382-8</w:t>
       </w:r>
     </w:p>
     <w:p>
@@ -2115,7 +4409,7 @@
         </w:numPr>
       </w:pPr>
       <w:r>
-        <w:t xml:space="preserve">Lindberg, F. et al. (2018). Urban Multi-scale Environmental Predictor (UMEP).</w:t>
+        <w:t xml:space="preserve">Lindberg, F. et al. (2016). Influence of ground surface characteristics on the mean radiant temperature in urban areas.</w:t>
       </w:r>
       <w:r>
         <w:t xml:space="preserve"> </w:t>
@@ -2125,10 +4419,10 @@
           <w:i/>
           <w:iCs/>
         </w:rPr>
-        <w:t xml:space="preserve">Environmental Modelling &amp; Software</w:t>
-      </w:r>
-      <w:r>
-        <w:t xml:space="preserve">, 99, 70–87. https://doi.org/10.1016/j.envsoft.2017.09.020</w:t>
+        <w:t xml:space="preserve">Int J Biometeorol</w:t>
+      </w:r>
+      <w:r>
+        <w:t xml:space="preserve">, 60(9), 1439–1452. https://doi.org/10.1007/s00484-016-1135-x</w:t>
       </w:r>
     </w:p>
     <w:p>
@@ -2140,7 +4434,7 @@
         </w:numPr>
       </w:pPr>
       <w:r>
-        <w:t xml:space="preserve">Melnikov, V.R. et al. (2022). Behavioural thermal regulation explains pedestrian path choices in hot urban environments.</w:t>
+        <w:t xml:space="preserve">Lindberg, F. et al. (2018). Urban Multi-scale Environmental Predictor (UMEP).</w:t>
       </w:r>
       <w:r>
         <w:t xml:space="preserve"> </w:t>
@@ -2150,10 +4444,10 @@
           <w:i/>
           <w:iCs/>
         </w:rPr>
-        <w:t xml:space="preserve">Scientific Reports</w:t>
-      </w:r>
-      <w:r>
-        <w:t xml:space="preserve">, 12, 3131. https://doi.org/10.1038/s41598-022-06383-5</w:t>
+        <w:t xml:space="preserve">Environmental Modelling &amp; Software</w:t>
+      </w:r>
+      <w:r>
+        <w:t xml:space="preserve">, 99, 70–87. https://doi.org/10.1016/j.envsoft.2017.09.020</w:t>
       </w:r>
     </w:p>
     <w:p>
@@ -2165,7 +4459,7 @@
         </w:numPr>
       </w:pPr>
       <w:r>
-        <w:t xml:space="preserve">Miller, H.J. (1991). Modelling accessibility using space-time prism concepts within geographical information systems.</w:t>
+        <w:t xml:space="preserve">Melnikov, V.R. et al. (2022). Behavioural thermal regulation explains pedestrian path choices in hot urban environments.</w:t>
       </w:r>
       <w:r>
         <w:t xml:space="preserve"> </w:t>
@@ -2175,10 +4469,10 @@
           <w:i/>
           <w:iCs/>
         </w:rPr>
-        <w:t xml:space="preserve">Int J Geographical Information Systems</w:t>
-      </w:r>
-      <w:r>
-        <w:t xml:space="preserve">, 5(3), 287–301. https://doi.org/10.1080/02693799108927856</w:t>
+        <w:t xml:space="preserve">Scientific Reports</w:t>
+      </w:r>
+      <w:r>
+        <w:t xml:space="preserve">, 12, 3131. https://doi.org/10.1038/s41598-022-06383-5</w:t>
       </w:r>
     </w:p>
     <w:p>
@@ -2190,16 +4484,7 @@
         </w:numPr>
       </w:pPr>
       <w:r>
-        <w:t xml:space="preserve">Moreno, C. et al. (2021). Introducing the</w:t>
-      </w:r>
-      <w:r>
-        <w:t xml:space="preserve"> </w:t>
-      </w:r>
-      <w:r>
-        <w:t xml:space="preserve">“15-Minute City”</w:t>
-      </w:r>
-      <w:r>
-        <w:t xml:space="preserve">.</w:t>
+        <w:t xml:space="preserve">Miller, H.J. (1991). Modelling accessibility using space-time prism concepts within geographical information systems.</w:t>
       </w:r>
       <w:r>
         <w:t xml:space="preserve"> </w:t>
@@ -2209,10 +4494,10 @@
           <w:i/>
           <w:iCs/>
         </w:rPr>
-        <w:t xml:space="preserve">Smart Cities</w:t>
-      </w:r>
-      <w:r>
-        <w:t xml:space="preserve">, 4(1), 93–111. https://doi.org/10.3390/smartcities4010006</w:t>
+        <w:t xml:space="preserve">Int J Geographical Information Systems</w:t>
+      </w:r>
+      <w:r>
+        <w:t xml:space="preserve">, 5(3), 287–301. https://doi.org/10.1080/02693799108927856</w:t>
       </w:r>
     </w:p>
     <w:p>
@@ -2224,7 +4509,16 @@
         </w:numPr>
       </w:pPr>
       <w:r>
-        <w:t xml:space="preserve">Oke, T.R. (1987).</w:t>
+        <w:t xml:space="preserve">Moreno, C. et al. (2021). Introducing the</w:t>
+      </w:r>
+      <w:r>
+        <w:t xml:space="preserve"> </w:t>
+      </w:r>
+      <w:r>
+        <w:t xml:space="preserve">“15-Minute City”</w:t>
+      </w:r>
+      <w:r>
+        <w:t xml:space="preserve">.</w:t>
       </w:r>
       <w:r>
         <w:t xml:space="preserve"> </w:t>
@@ -2234,13 +4528,10 @@
           <w:i/>
           <w:iCs/>
         </w:rPr>
-        <w:t xml:space="preserve">Boundary Layer Climates</w:t>
-      </w:r>
-      <w:r>
-        <w:t xml:space="preserve"> </w:t>
-      </w:r>
-      <w:r>
-        <w:t xml:space="preserve">(2nd ed.). Routledge, London.</w:t>
+        <w:t xml:space="preserve">Smart Cities</w:t>
+      </w:r>
+      <w:r>
+        <w:t xml:space="preserve">, 4(1), 93–111. https://doi.org/10.3390/smartcities4010006</w:t>
       </w:r>
     </w:p>
     <w:p>
@@ -2252,7 +4543,7 @@
         </w:numPr>
       </w:pPr>
       <w:r>
-        <w:t xml:space="preserve">Shepard, D. (1968). A two-dimensional interpolation function for irregularly-spaced data.</w:t>
+        <w:t xml:space="preserve">Oke, T.R. (1987).</w:t>
       </w:r>
       <w:r>
         <w:t xml:space="preserve"> </w:t>
@@ -2262,10 +4553,13 @@
           <w:i/>
           <w:iCs/>
         </w:rPr>
-        <w:t xml:space="preserve">Proceedings of the 1968 ACM National Conference</w:t>
-      </w:r>
-      <w:r>
-        <w:t xml:space="preserve">, 517–524. https://doi.org/10.1145/800186.810616</w:t>
+        <w:t xml:space="preserve">Boundary Layer Climates</w:t>
+      </w:r>
+      <w:r>
+        <w:t xml:space="preserve"> </w:t>
+      </w:r>
+      <w:r>
+        <w:t xml:space="preserve">(2nd ed.). Routledge, London.</w:t>
       </w:r>
     </w:p>
     <w:p>
@@ -2277,7 +4571,7 @@
         </w:numPr>
       </w:pPr>
       <w:r>
-        <w:t xml:space="preserve">Thorsson, S. et al. (2004). Thermal bioclimatic conditions and patterns of behaviour in an urban park in Göteborg, Sweden.</w:t>
+        <w:t xml:space="preserve">Seoul Metropolitan Government (2024).</w:t>
       </w:r>
       <w:r>
         <w:t xml:space="preserve"> </w:t>
@@ -2287,10 +4581,10 @@
           <w:i/>
           <w:iCs/>
         </w:rPr>
-        <w:t xml:space="preserve">Int J Biometeorol</w:t>
-      </w:r>
-      <w:r>
-        <w:t xml:space="preserve">, 48(3), 149–156. https://doi.org/10.1007/s00484-003-0189-8</w:t>
+        <w:t xml:space="preserve">Smart Seoul Data of Things (S-DoT) Open Sensor Network</w:t>
+      </w:r>
+      <w:r>
+        <w:t xml:space="preserve">. https://data.seoul.go.kr</w:t>
       </w:r>
     </w:p>
     <w:p>
@@ -2302,7 +4596,7 @@
         </w:numPr>
       </w:pPr>
       <w:r>
-        <w:t xml:space="preserve">Thorsson, S. et al. (2007). Different methods for estimating the mean radiant temperature in an outdoor urban setting.</w:t>
+        <w:t xml:space="preserve">Shepard, D. (1968). A two-dimensional interpolation function for irregularly-spaced data.</w:t>
       </w:r>
       <w:r>
         <w:t xml:space="preserve"> </w:t>
@@ -2312,10 +4606,10 @@
           <w:i/>
           <w:iCs/>
         </w:rPr>
-        <w:t xml:space="preserve">Int J Climatol</w:t>
-      </w:r>
-      <w:r>
-        <w:t xml:space="preserve">, 27(14), 1983–1993. https://doi.org/10.1002/joc.1537</w:t>
+        <w:t xml:space="preserve">Proceedings of the 1968 ACM National Conference</w:t>
+      </w:r>
+      <w:r>
+        <w:t xml:space="preserve">, 517–524. https://doi.org/10.1145/800186.810616</w:t>
       </w:r>
     </w:p>
     <w:p>
@@ -2327,7 +4621,7 @@
         </w:numPr>
       </w:pPr>
       <w:r>
-        <w:t xml:space="preserve">Wallenberg, N. et al. (2026). A simple step heating approach for wall surface temperature estimation in the SOLWEIG model.</w:t>
+        <w:t xml:space="preserve">Tartarini, F. &amp; Schiavon, S. (2020). pythermalcomfort: A Python package for thermal comfort research.</w:t>
       </w:r>
       <w:r>
         <w:t xml:space="preserve"> </w:t>
@@ -2337,10 +4631,10 @@
           <w:i/>
           <w:iCs/>
         </w:rPr>
-        <w:t xml:space="preserve">Geoscientific Model Development</w:t>
-      </w:r>
-      <w:r>
-        <w:t xml:space="preserve">, 19, 1321–1336. https://doi.org/10.5194/gmd-19-1321-2026</w:t>
+        <w:t xml:space="preserve">SoftwareX</w:t>
+      </w:r>
+      <w:r>
+        <w:t xml:space="preserve">, 12, 100578. https://doi.org/10.1016/j.softx.2020.100578</w:t>
       </w:r>
     </w:p>
     <w:p>
@@ -2352,7 +4646,7 @@
         </w:numPr>
       </w:pPr>
       <w:r>
-        <w:t xml:space="preserve">Yoon, D. et al. (2020). Recent changes in heatwave characteristics over Korea.</w:t>
+        <w:t xml:space="preserve">Thorsson, S. et al. (2004). Thermal bioclimatic conditions and patterns of behaviour in an urban park in Göteborg, Sweden.</w:t>
       </w:r>
       <w:r>
         <w:t xml:space="preserve"> </w:t>
@@ -2362,10 +4656,10 @@
           <w:i/>
           <w:iCs/>
         </w:rPr>
-        <w:t xml:space="preserve">Climate Dynamics</w:t>
-      </w:r>
-      <w:r>
-        <w:t xml:space="preserve">, 55, 1703–1717. https://doi.org/10.1007/s00382-020-05420-1</w:t>
+        <w:t xml:space="preserve">Int J Biometeorol</w:t>
+      </w:r>
+      <w:r>
+        <w:t xml:space="preserve">, 48(3), 149–156. https://doi.org/10.1007/s00484-003-0189-8</w:t>
       </w:r>
     </w:p>
     <w:p>
@@ -2377,7 +4671,7 @@
         </w:numPr>
       </w:pPr>
       <w:r>
-        <w:t xml:space="preserve">Zippenfenig, P. (2023).</w:t>
+        <w:t xml:space="preserve">Thorsson, S. et al. (2007). Different methods for estimating the mean radiant temperature in an outdoor urban setting.</w:t>
       </w:r>
       <w:r>
         <w:t xml:space="preserve"> </w:t>
@@ -2387,13 +4681,10 @@
           <w:i/>
           <w:iCs/>
         </w:rPr>
-        <w:t xml:space="preserve">Open-Meteo.com Weather API</w:t>
-      </w:r>
-      <w:r>
-        <w:t xml:space="preserve"> </w:t>
-      </w:r>
-      <w:r>
-        <w:t xml:space="preserve">[Computer software]. Zenodo. https://doi.org/10.5281/ZENODO.7970649</w:t>
+        <w:t xml:space="preserve">Int J Climatol</w:t>
+      </w:r>
+      <w:r>
+        <w:t xml:space="preserve">, 27(14), 1983–1993. https://doi.org/10.1002/joc.1537</w:t>
       </w:r>
     </w:p>
     <w:p>
@@ -2405,7 +4696,7 @@
         </w:numPr>
       </w:pPr>
       <w:r>
-        <w:t xml:space="preserve">정희지 &amp; 강전영 (2024). 영유아 및 소아 의료 인프라의 공간적 접근성에 대한 시간적 불균형 탐색.</w:t>
+        <w:t xml:space="preserve">Wallenberg, N. et al. (2026). A simple step heating approach for wall surface temperature estimation in the SOLWEIG model.</w:t>
       </w:r>
       <w:r>
         <w:t xml:space="preserve"> </w:t>
@@ -2415,10 +4706,10 @@
           <w:i/>
           <w:iCs/>
         </w:rPr>
-        <w:t xml:space="preserve">한국지도학회지</w:t>
-      </w:r>
-      <w:r>
-        <w:t xml:space="preserve">, 24(3), 61–73.</w:t>
+        <w:t xml:space="preserve">Geoscientific Model Development</w:t>
+      </w:r>
+      <w:r>
+        <w:t xml:space="preserve">, 19, 1321–1336. https://doi.org/10.5194/gmd-19-1321-2026</w:t>
       </w:r>
     </w:p>
     <w:p>
@@ -2430,7 +4721,7 @@
         </w:numPr>
       </w:pPr>
       <w:r>
-        <w:t xml:space="preserve">IPCC (2022).</w:t>
+        <w:t xml:space="preserve">Yoon, D. et al. (2020). Recent changes in heatwave characteristics over Korea.</w:t>
       </w:r>
       <w:r>
         <w:t xml:space="preserve"> </w:t>
@@ -2440,6 +4731,59 @@
           <w:i/>
           <w:iCs/>
         </w:rPr>
+        <w:t xml:space="preserve">Climate Dynamics</w:t>
+      </w:r>
+      <w:r>
+        <w:t xml:space="preserve">, 55, 1685–1696. https://doi.org/10.1007/s00382-020-05420-1</w:t>
+      </w:r>
+    </w:p>
+    <w:p>
+      <w:pPr>
+        <w:pStyle w:val="Compact"/>
+        <w:numPr>
+          <w:ilvl w:val="0"/>
+          <w:numId w:val="1002"/>
+        </w:numPr>
+      </w:pPr>
+      <w:r>
+        <w:t xml:space="preserve">Zippenfenig, P. (2023).</w:t>
+      </w:r>
+      <w:r>
+        <w:t xml:space="preserve"> </w:t>
+      </w:r>
+      <w:r>
+        <w:rPr>
+          <w:i/>
+          <w:iCs/>
+        </w:rPr>
+        <w:t xml:space="preserve">Open-Meteo.com Weather API</w:t>
+      </w:r>
+      <w:r>
+        <w:t xml:space="preserve"> </w:t>
+      </w:r>
+      <w:r>
+        <w:t xml:space="preserve">[Computer software]. Zenodo. https://doi.org/10.5281/ZENODO.7970649</w:t>
+      </w:r>
+    </w:p>
+    <w:p>
+      <w:pPr>
+        <w:pStyle w:val="Compact"/>
+        <w:numPr>
+          <w:ilvl w:val="0"/>
+          <w:numId w:val="1002"/>
+        </w:numPr>
+      </w:pPr>
+      <w:r>
+        <w:t xml:space="preserve">IPCC (2022).</w:t>
+      </w:r>
+      <w:r>
+        <w:t xml:space="preserve"> </w:t>
+      </w:r>
+      <w:r>
+        <w:rPr>
+          <w:i/>
+          <w:iCs/>
+        </w:rPr>
         <w:t xml:space="preserve">Climate Change 2022: Impacts, Adaptation and Vulnerability</w:t>
       </w:r>
       <w:r>
@@ -2449,8 +4793,8 @@
         <w:t xml:space="preserve">(WGII AR6). Cambridge University Press. https://doi.org/10.1017/9781009325844.001</w:t>
       </w:r>
     </w:p>
+    <w:bookmarkEnd w:id="37"/>
     <w:bookmarkEnd w:id="38"/>
-    <w:bookmarkEnd w:id="39"/>
     <w:sectPr>
       <w:footnotePr>
         <w:numRestart w:val="eachSect"/>
@@ -3332,7 +5676,7 @@
       <w:color w:themeColor="accent1" w:themeShade="BF" w:val="365F91"/>
     </w:rPr>
   </w:style>
-  <w:style w:type="paragraph" w:customStyle="1" w:styleId="SourceCode">
+  <w:style w:customStyle="1" w:styleId="SourceCode" w:type="paragraph">
     <w:name w:val="Source Code"/>
     <w:basedOn w:val="Normal"/>
     <w:link w:val="VerbatimChar"/>
@@ -3340,7 +5684,7 @@
       <w:wordWrap w:val="off"/>
     </w:pPr>
   </w:style>
-  <w:style w:type="character" w:customStyle="1" w:styleId="KeywordTok">
+  <w:style w:customStyle="1" w:styleId="KeywordTok" w:type="character">
     <w:name w:val="KeywordTok"/>
     <w:basedOn w:val="VerbatimChar"/>
     <w:rPr>
@@ -3348,77 +5692,77 @@
       <w:color w:val="007020"/>
     </w:rPr>
   </w:style>
-  <w:style w:type="character" w:customStyle="1" w:styleId="DataTypeTok">
+  <w:style w:customStyle="1" w:styleId="DataTypeTok" w:type="character">
     <w:name w:val="DataTypeTok"/>
     <w:basedOn w:val="VerbatimChar"/>
     <w:rPr>
       <w:color w:val="902000"/>
     </w:rPr>
   </w:style>
-  <w:style w:type="character" w:customStyle="1" w:styleId="DecValTok">
+  <w:style w:customStyle="1" w:styleId="DecValTok" w:type="character">
     <w:name w:val="DecValTok"/>
     <w:basedOn w:val="VerbatimChar"/>
     <w:rPr>
       <w:color w:val="40a070"/>
     </w:rPr>
   </w:style>
-  <w:style w:type="character" w:customStyle="1" w:styleId="BaseNTok">
+  <w:style w:customStyle="1" w:styleId="BaseNTok" w:type="character">
     <w:name w:val="BaseNTok"/>
     <w:basedOn w:val="VerbatimChar"/>
     <w:rPr>
       <w:color w:val="40a070"/>
     </w:rPr>
   </w:style>
-  <w:style w:type="character" w:customStyle="1" w:styleId="FloatTok">
+  <w:style w:customStyle="1" w:styleId="FloatTok" w:type="character">
     <w:name w:val="FloatTok"/>
     <w:basedOn w:val="VerbatimChar"/>
     <w:rPr>
       <w:color w:val="40a070"/>
     </w:rPr>
   </w:style>
-  <w:style w:type="character" w:customStyle="1" w:styleId="ConstantTok">
+  <w:style w:customStyle="1" w:styleId="ConstantTok" w:type="character">
     <w:name w:val="ConstantTok"/>
     <w:basedOn w:val="VerbatimChar"/>
     <w:rPr>
       <w:color w:val="880000"/>
     </w:rPr>
   </w:style>
-  <w:style w:type="character" w:customStyle="1" w:styleId="CharTok">
+  <w:style w:customStyle="1" w:styleId="CharTok" w:type="character">
     <w:name w:val="CharTok"/>
     <w:basedOn w:val="VerbatimChar"/>
     <w:rPr>
       <w:color w:val="4070a0"/>
     </w:rPr>
   </w:style>
-  <w:style w:type="character" w:customStyle="1" w:styleId="SpecialCharTok">
+  <w:style w:customStyle="1" w:styleId="SpecialCharTok" w:type="character">
     <w:name w:val="SpecialCharTok"/>
     <w:basedOn w:val="VerbatimChar"/>
     <w:rPr>
       <w:color w:val="4070a0"/>
     </w:rPr>
   </w:style>
-  <w:style w:type="character" w:customStyle="1" w:styleId="StringTok">
+  <w:style w:customStyle="1" w:styleId="StringTok" w:type="character">
     <w:name w:val="StringTok"/>
     <w:basedOn w:val="VerbatimChar"/>
     <w:rPr>
       <w:color w:val="4070a0"/>
     </w:rPr>
   </w:style>
-  <w:style w:type="character" w:customStyle="1" w:styleId="VerbatimStringTok">
+  <w:style w:customStyle="1" w:styleId="VerbatimStringTok" w:type="character">
     <w:name w:val="VerbatimStringTok"/>
     <w:basedOn w:val="VerbatimChar"/>
     <w:rPr>
       <w:color w:val="4070a0"/>
     </w:rPr>
   </w:style>
-  <w:style w:type="character" w:customStyle="1" w:styleId="SpecialStringTok">
+  <w:style w:customStyle="1" w:styleId="SpecialStringTok" w:type="character">
     <w:name w:val="SpecialStringTok"/>
     <w:basedOn w:val="VerbatimChar"/>
     <w:rPr>
       <w:color w:val="bb6688"/>
     </w:rPr>
   </w:style>
-  <w:style w:type="character" w:customStyle="1" w:styleId="ImportTok">
+  <w:style w:customStyle="1" w:styleId="ImportTok" w:type="character">
     <w:name w:val="ImportTok"/>
     <w:basedOn w:val="VerbatimChar"/>
     <w:rPr>
@@ -3426,7 +5770,7 @@
       <w:color w:val="008000"/>
     </w:rPr>
   </w:style>
-  <w:style w:type="character" w:customStyle="1" w:styleId="CommentTok">
+  <w:style w:customStyle="1" w:styleId="CommentTok" w:type="character">
     <w:name w:val="CommentTok"/>
     <w:basedOn w:val="VerbatimChar"/>
     <w:rPr>
@@ -3434,7 +5778,7 @@
       <w:color w:val="60a0b0"/>
     </w:rPr>
   </w:style>
-  <w:style w:type="character" w:customStyle="1" w:styleId="DocumentationTok">
+  <w:style w:customStyle="1" w:styleId="DocumentationTok" w:type="character">
     <w:name w:val="DocumentationTok"/>
     <w:basedOn w:val="VerbatimChar"/>
     <w:rPr>
@@ -3442,7 +5786,7 @@
       <w:color w:val="ba2121"/>
     </w:rPr>
   </w:style>
-  <w:style w:type="character" w:customStyle="1" w:styleId="AnnotationTok">
+  <w:style w:customStyle="1" w:styleId="AnnotationTok" w:type="character">
     <w:name w:val="AnnotationTok"/>
     <w:basedOn w:val="VerbatimChar"/>
     <w:rPr>
@@ -3451,7 +5795,7 @@
       <w:color w:val="60a0b0"/>
     </w:rPr>
   </w:style>
-  <w:style w:type="character" w:customStyle="1" w:styleId="CommentVarTok">
+  <w:style w:customStyle="1" w:styleId="CommentVarTok" w:type="character">
     <w:name w:val="CommentVarTok"/>
     <w:basedOn w:val="VerbatimChar"/>
     <w:rPr>
@@ -3460,28 +5804,28 @@
       <w:color w:val="60a0b0"/>
     </w:rPr>
   </w:style>
-  <w:style w:type="character" w:customStyle="1" w:styleId="OtherTok">
+  <w:style w:customStyle="1" w:styleId="OtherTok" w:type="character">
     <w:name w:val="OtherTok"/>
     <w:basedOn w:val="VerbatimChar"/>
     <w:rPr>
       <w:color w:val="007020"/>
     </w:rPr>
   </w:style>
-  <w:style w:type="character" w:customStyle="1" w:styleId="FunctionTok">
+  <w:style w:customStyle="1" w:styleId="FunctionTok" w:type="character">
     <w:name w:val="FunctionTok"/>
     <w:basedOn w:val="VerbatimChar"/>
     <w:rPr>
       <w:color w:val="06287e"/>
     </w:rPr>
   </w:style>
-  <w:style w:type="character" w:customStyle="1" w:styleId="VariableTok">
+  <w:style w:customStyle="1" w:styleId="VariableTok" w:type="character">
     <w:name w:val="VariableTok"/>
     <w:basedOn w:val="VerbatimChar"/>
     <w:rPr>
       <w:color w:val="19177c"/>
     </w:rPr>
   </w:style>
-  <w:style w:type="character" w:customStyle="1" w:styleId="ControlFlowTok">
+  <w:style w:customStyle="1" w:styleId="ControlFlowTok" w:type="character">
     <w:name w:val="ControlFlowTok"/>
     <w:basedOn w:val="VerbatimChar"/>
     <w:rPr>
@@ -3489,45 +5833,45 @@
       <w:color w:val="007020"/>
     </w:rPr>
   </w:style>
-  <w:style w:type="character" w:customStyle="1" w:styleId="OperatorTok">
+  <w:style w:customStyle="1" w:styleId="OperatorTok" w:type="character">
     <w:name w:val="OperatorTok"/>
     <w:basedOn w:val="VerbatimChar"/>
     <w:rPr>
       <w:color w:val="666666"/>
     </w:rPr>
   </w:style>
-  <w:style w:type="character" w:customStyle="1" w:styleId="BuiltInTok">
+  <w:style w:customStyle="1" w:styleId="BuiltInTok" w:type="character">
     <w:name w:val="BuiltInTok"/>
     <w:basedOn w:val="VerbatimChar"/>
     <w:rPr>
       <w:color w:val="008000"/>
     </w:rPr>
   </w:style>
-  <w:style w:type="character" w:customStyle="1" w:styleId="ExtensionTok">
+  <w:style w:customStyle="1" w:styleId="ExtensionTok" w:type="character">
     <w:name w:val="ExtensionTok"/>
     <w:basedOn w:val="VerbatimChar"/>
     <w:rPr/>
   </w:style>
-  <w:style w:type="character" w:customStyle="1" w:styleId="PreprocessorTok">
+  <w:style w:customStyle="1" w:styleId="PreprocessorTok" w:type="character">
     <w:name w:val="PreprocessorTok"/>
     <w:basedOn w:val="VerbatimChar"/>
     <w:rPr>
       <w:color w:val="bc7a00"/>
     </w:rPr>
   </w:style>
-  <w:style w:type="character" w:customStyle="1" w:styleId="AttributeTok">
+  <w:style w:customStyle="1" w:styleId="AttributeTok" w:type="character">
     <w:name w:val="AttributeTok"/>
     <w:basedOn w:val="VerbatimChar"/>
     <w:rPr>
       <w:color w:val="7d9029"/>
     </w:rPr>
   </w:style>
-  <w:style w:type="character" w:customStyle="1" w:styleId="RegionMarkerTok">
+  <w:style w:customStyle="1" w:styleId="RegionMarkerTok" w:type="character">
     <w:name w:val="RegionMarkerTok"/>
     <w:basedOn w:val="VerbatimChar"/>
     <w:rPr/>
   </w:style>
-  <w:style w:type="character" w:customStyle="1" w:styleId="InformationTok">
+  <w:style w:customStyle="1" w:styleId="InformationTok" w:type="character">
     <w:name w:val="InformationTok"/>
     <w:basedOn w:val="VerbatimChar"/>
     <w:rPr>
@@ -3536,7 +5880,7 @@
       <w:color w:val="60a0b0"/>
     </w:rPr>
   </w:style>
-  <w:style w:type="character" w:customStyle="1" w:styleId="WarningTok">
+  <w:style w:customStyle="1" w:styleId="WarningTok" w:type="character">
     <w:name w:val="WarningTok"/>
     <w:basedOn w:val="VerbatimChar"/>
     <w:rPr>
@@ -3545,7 +5889,7 @@
       <w:color w:val="60a0b0"/>
     </w:rPr>
   </w:style>
-  <w:style w:type="character" w:customStyle="1" w:styleId="AlertTok">
+  <w:style w:customStyle="1" w:styleId="AlertTok" w:type="character">
     <w:name w:val="AlertTok"/>
     <w:basedOn w:val="VerbatimChar"/>
     <w:rPr>
@@ -3553,7 +5897,7 @@
       <w:color w:val="ff0000"/>
     </w:rPr>
   </w:style>
-  <w:style w:type="character" w:customStyle="1" w:styleId="ErrorTok">
+  <w:style w:customStyle="1" w:styleId="ErrorTok" w:type="character">
     <w:name w:val="ErrorTok"/>
     <w:basedOn w:val="VerbatimChar"/>
     <w:rPr>
@@ -3561,7 +5905,7 @@
       <w:color w:val="ff0000"/>
     </w:rPr>
   </w:style>
-  <w:style w:type="character" w:customStyle="1" w:styleId="NormalTok">
+  <w:style w:customStyle="1" w:styleId="NormalTok" w:type="character">
     <w:name w:val="NormalTok"/>
     <w:basedOn w:val="VerbatimChar"/>
     <w:rPr/>

--- a/writing/2026-06-23_논문전체구조_v1.docx
+++ b/writing/2026-06-23_논문전체구조_v1.docx
@@ -2795,7 +2795,7 @@
         <w:t xml:space="preserve">UTCI 기준 매우 강한 더위(Very Strong Heat Stress, ≥38°C) 이상 조건에 해당하는 링크를 보수적 열환경 플래닝 시나리오에서 배제</w:t>
       </w:r>
       <w:r>
-        <w:t xml:space="preserve">하는 것으로 정의한다. 이는 공중보건 계획의 관점에서 국제적으로 확립된 열 스트레스 기준(Bröde et al., 2012, Table 3)을 보행 접근성 분석에 직접 적용한 것이다. MRT ≥ 55°C 링크는 이 시나리오 하에서 보행 불가 구간으로 처리된다.</w:t>
+        <w:t xml:space="preserve">하는 것으로 정의한다. 이는 체온조절 반응이 구조적으로 변화하는 역치(Bröde et al., 2012, p.488, Table 3)를 보수적 보행 계획 시나리오의 배제 기준으로 채택한 것이다. MRT ≥ 55°C 링크는 이 시나리오 하에서 보행 불가 구간으로 처리된다.</w:t>
       </w:r>
     </w:p>
     <w:p>
@@ -2844,23 +2844,26 @@
         <w:t xml:space="preserve"> </w:t>
       </w:r>
       <w:r>
-        <w:t xml:space="preserve">| 인용 내용: UTCI ≥38°C = Very Strong Heat Stress (Table 3). ⚠️ Extreme은 &gt;46°C — 38°C는 Very Strong 하한선 | 확인 위치:</w:t>
-      </w:r>
-      <w:r>
-        <w:t xml:space="preserve"> </w:t>
-      </w:r>
-      <w:r>
-        <w:rPr>
-          <w:b/>
-          <w:bCs/>
-        </w:rPr>
-        <w:t xml:space="preserve">Table 3 (p.489)</w:t>
-      </w:r>
-      <w:r>
-        <w:t xml:space="preserve"> </w:t>
-      </w:r>
-      <w:r>
-        <w:t xml:space="preserve">직접 확인 필수</w:t>
+        <w:t xml:space="preserve">| 인용 내용: ≥38°C = Very Strong Heat Stress (Table 3, p.489); 카테고리 경계 = 체온조절 반응의 구조적 변화 역치(p.488 —</w:t>
+      </w:r>
+      <w:r>
+        <w:t xml:space="preserve"> </w:t>
+      </w:r>
+      <w:r>
+        <w:t xml:space="preserve">“structural changes”</w:t>
+      </w:r>
+      <w:r>
+        <w:t xml:space="preserve">); Fig.10a: 2시간 노출 후 직장온도(체심온도) 정상 이탈 구간 | 확인 위치:</w:t>
+      </w:r>
+      <w:r>
+        <w:t xml:space="preserve"> </w:t>
+      </w:r>
+      <w:r>
+        <w:rPr>
+          <w:b/>
+          <w:bCs/>
+        </w:rPr>
+        <w:t xml:space="preserve">p.488 본문 + Table 3 (p.489)</w:t>
       </w:r>
       <w:r>
         <w:t xml:space="preserve"> </w:t>
@@ -5676,7 +5679,7 @@
       <w:color w:themeColor="accent1" w:themeShade="BF" w:val="365F91"/>
     </w:rPr>
   </w:style>
-  <w:style w:customStyle="1" w:styleId="SourceCode" w:type="paragraph">
+  <w:style w:type="paragraph" w:customStyle="1" w:styleId="SourceCode">
     <w:name w:val="Source Code"/>
     <w:basedOn w:val="Normal"/>
     <w:link w:val="VerbatimChar"/>
@@ -5684,7 +5687,7 @@
       <w:wordWrap w:val="off"/>
     </w:pPr>
   </w:style>
-  <w:style w:customStyle="1" w:styleId="KeywordTok" w:type="character">
+  <w:style w:type="character" w:customStyle="1" w:styleId="KeywordTok">
     <w:name w:val="KeywordTok"/>
     <w:basedOn w:val="VerbatimChar"/>
     <w:rPr>
@@ -5692,77 +5695,77 @@
       <w:color w:val="007020"/>
     </w:rPr>
   </w:style>
-  <w:style w:customStyle="1" w:styleId="DataTypeTok" w:type="character">
+  <w:style w:type="character" w:customStyle="1" w:styleId="DataTypeTok">
     <w:name w:val="DataTypeTok"/>
     <w:basedOn w:val="VerbatimChar"/>
     <w:rPr>
       <w:color w:val="902000"/>
     </w:rPr>
   </w:style>
-  <w:style w:customStyle="1" w:styleId="DecValTok" w:type="character">
+  <w:style w:type="character" w:customStyle="1" w:styleId="DecValTok">
     <w:name w:val="DecValTok"/>
     <w:basedOn w:val="VerbatimChar"/>
     <w:rPr>
       <w:color w:val="40a070"/>
     </w:rPr>
   </w:style>
-  <w:style w:customStyle="1" w:styleId="BaseNTok" w:type="character">
+  <w:style w:type="character" w:customStyle="1" w:styleId="BaseNTok">
     <w:name w:val="BaseNTok"/>
     <w:basedOn w:val="VerbatimChar"/>
     <w:rPr>
       <w:color w:val="40a070"/>
     </w:rPr>
   </w:style>
-  <w:style w:customStyle="1" w:styleId="FloatTok" w:type="character">
+  <w:style w:type="character" w:customStyle="1" w:styleId="FloatTok">
     <w:name w:val="FloatTok"/>
     <w:basedOn w:val="VerbatimChar"/>
     <w:rPr>
       <w:color w:val="40a070"/>
     </w:rPr>
   </w:style>
-  <w:style w:customStyle="1" w:styleId="ConstantTok" w:type="character">
+  <w:style w:type="character" w:customStyle="1" w:styleId="ConstantTok">
     <w:name w:val="ConstantTok"/>
     <w:basedOn w:val="VerbatimChar"/>
     <w:rPr>
       <w:color w:val="880000"/>
     </w:rPr>
   </w:style>
-  <w:style w:customStyle="1" w:styleId="CharTok" w:type="character">
+  <w:style w:type="character" w:customStyle="1" w:styleId="CharTok">
     <w:name w:val="CharTok"/>
     <w:basedOn w:val="VerbatimChar"/>
     <w:rPr>
       <w:color w:val="4070a0"/>
     </w:rPr>
   </w:style>
-  <w:style w:customStyle="1" w:styleId="SpecialCharTok" w:type="character">
+  <w:style w:type="character" w:customStyle="1" w:styleId="SpecialCharTok">
     <w:name w:val="SpecialCharTok"/>
     <w:basedOn w:val="VerbatimChar"/>
     <w:rPr>
       <w:color w:val="4070a0"/>
     </w:rPr>
   </w:style>
-  <w:style w:customStyle="1" w:styleId="StringTok" w:type="character">
+  <w:style w:type="character" w:customStyle="1" w:styleId="StringTok">
     <w:name w:val="StringTok"/>
     <w:basedOn w:val="VerbatimChar"/>
     <w:rPr>
       <w:color w:val="4070a0"/>
     </w:rPr>
   </w:style>
-  <w:style w:customStyle="1" w:styleId="VerbatimStringTok" w:type="character">
+  <w:style w:type="character" w:customStyle="1" w:styleId="VerbatimStringTok">
     <w:name w:val="VerbatimStringTok"/>
     <w:basedOn w:val="VerbatimChar"/>
     <w:rPr>
       <w:color w:val="4070a0"/>
     </w:rPr>
   </w:style>
-  <w:style w:customStyle="1" w:styleId="SpecialStringTok" w:type="character">
+  <w:style w:type="character" w:customStyle="1" w:styleId="SpecialStringTok">
     <w:name w:val="SpecialStringTok"/>
     <w:basedOn w:val="VerbatimChar"/>
     <w:rPr>
       <w:color w:val="bb6688"/>
     </w:rPr>
   </w:style>
-  <w:style w:customStyle="1" w:styleId="ImportTok" w:type="character">
+  <w:style w:type="character" w:customStyle="1" w:styleId="ImportTok">
     <w:name w:val="ImportTok"/>
     <w:basedOn w:val="VerbatimChar"/>
     <w:rPr>
@@ -5770,7 +5773,7 @@
       <w:color w:val="008000"/>
     </w:rPr>
   </w:style>
-  <w:style w:customStyle="1" w:styleId="CommentTok" w:type="character">
+  <w:style w:type="character" w:customStyle="1" w:styleId="CommentTok">
     <w:name w:val="CommentTok"/>
     <w:basedOn w:val="VerbatimChar"/>
     <w:rPr>
@@ -5778,7 +5781,7 @@
       <w:color w:val="60a0b0"/>
     </w:rPr>
   </w:style>
-  <w:style w:customStyle="1" w:styleId="DocumentationTok" w:type="character">
+  <w:style w:type="character" w:customStyle="1" w:styleId="DocumentationTok">
     <w:name w:val="DocumentationTok"/>
     <w:basedOn w:val="VerbatimChar"/>
     <w:rPr>
@@ -5786,7 +5789,7 @@
       <w:color w:val="ba2121"/>
     </w:rPr>
   </w:style>
-  <w:style w:customStyle="1" w:styleId="AnnotationTok" w:type="character">
+  <w:style w:type="character" w:customStyle="1" w:styleId="AnnotationTok">
     <w:name w:val="AnnotationTok"/>
     <w:basedOn w:val="VerbatimChar"/>
     <w:rPr>
@@ -5795,7 +5798,7 @@
       <w:color w:val="60a0b0"/>
     </w:rPr>
   </w:style>
-  <w:style w:customStyle="1" w:styleId="CommentVarTok" w:type="character">
+  <w:style w:type="character" w:customStyle="1" w:styleId="CommentVarTok">
     <w:name w:val="CommentVarTok"/>
     <w:basedOn w:val="VerbatimChar"/>
     <w:rPr>
@@ -5804,28 +5807,28 @@
       <w:color w:val="60a0b0"/>
     </w:rPr>
   </w:style>
-  <w:style w:customStyle="1" w:styleId="OtherTok" w:type="character">
+  <w:style w:type="character" w:customStyle="1" w:styleId="OtherTok">
     <w:name w:val="OtherTok"/>
     <w:basedOn w:val="VerbatimChar"/>
     <w:rPr>
       <w:color w:val="007020"/>
     </w:rPr>
   </w:style>
-  <w:style w:customStyle="1" w:styleId="FunctionTok" w:type="character">
+  <w:style w:type="character" w:customStyle="1" w:styleId="FunctionTok">
     <w:name w:val="FunctionTok"/>
     <w:basedOn w:val="VerbatimChar"/>
     <w:rPr>
       <w:color w:val="06287e"/>
     </w:rPr>
   </w:style>
-  <w:style w:customStyle="1" w:styleId="VariableTok" w:type="character">
+  <w:style w:type="character" w:customStyle="1" w:styleId="VariableTok">
     <w:name w:val="VariableTok"/>
     <w:basedOn w:val="VerbatimChar"/>
     <w:rPr>
       <w:color w:val="19177c"/>
     </w:rPr>
   </w:style>
-  <w:style w:customStyle="1" w:styleId="ControlFlowTok" w:type="character">
+  <w:style w:type="character" w:customStyle="1" w:styleId="ControlFlowTok">
     <w:name w:val="ControlFlowTok"/>
     <w:basedOn w:val="VerbatimChar"/>
     <w:rPr>
@@ -5833,45 +5836,45 @@
       <w:color w:val="007020"/>
     </w:rPr>
   </w:style>
-  <w:style w:customStyle="1" w:styleId="OperatorTok" w:type="character">
+  <w:style w:type="character" w:customStyle="1" w:styleId="OperatorTok">
     <w:name w:val="OperatorTok"/>
     <w:basedOn w:val="VerbatimChar"/>
     <w:rPr>
       <w:color w:val="666666"/>
     </w:rPr>
   </w:style>
-  <w:style w:customStyle="1" w:styleId="BuiltInTok" w:type="character">
+  <w:style w:type="character" w:customStyle="1" w:styleId="BuiltInTok">
     <w:name w:val="BuiltInTok"/>
     <w:basedOn w:val="VerbatimChar"/>
     <w:rPr>
       <w:color w:val="008000"/>
     </w:rPr>
   </w:style>
-  <w:style w:customStyle="1" w:styleId="ExtensionTok" w:type="character">
+  <w:style w:type="character" w:customStyle="1" w:styleId="ExtensionTok">
     <w:name w:val="ExtensionTok"/>
     <w:basedOn w:val="VerbatimChar"/>
     <w:rPr/>
   </w:style>
-  <w:style w:customStyle="1" w:styleId="PreprocessorTok" w:type="character">
+  <w:style w:type="character" w:customStyle="1" w:styleId="PreprocessorTok">
     <w:name w:val="PreprocessorTok"/>
     <w:basedOn w:val="VerbatimChar"/>
     <w:rPr>
       <w:color w:val="bc7a00"/>
     </w:rPr>
   </w:style>
-  <w:style w:customStyle="1" w:styleId="AttributeTok" w:type="character">
+  <w:style w:type="character" w:customStyle="1" w:styleId="AttributeTok">
     <w:name w:val="AttributeTok"/>
     <w:basedOn w:val="VerbatimChar"/>
     <w:rPr>
       <w:color w:val="7d9029"/>
     </w:rPr>
   </w:style>
-  <w:style w:customStyle="1" w:styleId="RegionMarkerTok" w:type="character">
+  <w:style w:type="character" w:customStyle="1" w:styleId="RegionMarkerTok">
     <w:name w:val="RegionMarkerTok"/>
     <w:basedOn w:val="VerbatimChar"/>
     <w:rPr/>
   </w:style>
-  <w:style w:customStyle="1" w:styleId="InformationTok" w:type="character">
+  <w:style w:type="character" w:customStyle="1" w:styleId="InformationTok">
     <w:name w:val="InformationTok"/>
     <w:basedOn w:val="VerbatimChar"/>
     <w:rPr>
@@ -5880,7 +5883,7 @@
       <w:color w:val="60a0b0"/>
     </w:rPr>
   </w:style>
-  <w:style w:customStyle="1" w:styleId="WarningTok" w:type="character">
+  <w:style w:type="character" w:customStyle="1" w:styleId="WarningTok">
     <w:name w:val="WarningTok"/>
     <w:basedOn w:val="VerbatimChar"/>
     <w:rPr>
@@ -5889,7 +5892,7 @@
       <w:color w:val="60a0b0"/>
     </w:rPr>
   </w:style>
-  <w:style w:customStyle="1" w:styleId="AlertTok" w:type="character">
+  <w:style w:type="character" w:customStyle="1" w:styleId="AlertTok">
     <w:name w:val="AlertTok"/>
     <w:basedOn w:val="VerbatimChar"/>
     <w:rPr>
@@ -5897,7 +5900,7 @@
       <w:color w:val="ff0000"/>
     </w:rPr>
   </w:style>
-  <w:style w:customStyle="1" w:styleId="ErrorTok" w:type="character">
+  <w:style w:type="character" w:customStyle="1" w:styleId="ErrorTok">
     <w:name w:val="ErrorTok"/>
     <w:basedOn w:val="VerbatimChar"/>
     <w:rPr>
@@ -5905,7 +5908,7 @@
       <w:color w:val="ff0000"/>
     </w:rPr>
   </w:style>
-  <w:style w:customStyle="1" w:styleId="NormalTok" w:type="character">
+  <w:style w:type="character" w:customStyle="1" w:styleId="NormalTok">
     <w:name w:val="NormalTok"/>
     <w:basedOn w:val="VerbatimChar"/>
     <w:rPr/>

--- a/writing/2026-06-23_논문전체구조_v1.docx
+++ b/writing/2026-06-23_논문전체구조_v1.docx
@@ -232,7 +232,7 @@
         <w:pStyle w:val="BodyText"/>
       </w:pPr>
       <w:r>
-        <w:t xml:space="preserve">기후변화로 도시 폭염의 빈도와 강도는 증가하고 있다(IPCC, 2022; Yoon et al., 2020). 도시 열섬 효과와 결합한 여름 낮 시간대 도심 보행 환경에서, 열 스트레스는 단순한 불쾌감이 아니라 심혈관계에 직접적인 부담을 준다. UTCI 38°C 이상 구간은 국제적으로 매우 강한 더위(Very Strong Heat Stress)로 분류되며(Bröde et al., 2012), 이 조건에서의 지속적 노출은 열사병 위험을 동반한다. 실제로 Melnikov et al.(2022)과 Azegami et al.(2023)에 따르면 기온이 임계값을 넘으면 보행자는 해당 구간을 우회하거나 외출 자체를 포기한다. 느려지는 것이 아니라 가지 않는 선택을 한다.</w:t>
+        <w:t xml:space="preserve">기후변화로 도시 폭염의 빈도와 강도는 증가하고 있다(IPCC, 2022; Yoon et al., 2020). 도시 열섬 효과와 결합한 여름 낮 시간대 도심 보행 환경에서, 열 스트레스는 단순한 불쾌감이 아니라 심혈관계에 직접적인 부담을 준다. UTCI 38°C 이상 구간은 국제적으로 매우 강한 더위(Very Strong Heat Stress)로 분류되며(Bröde et al., 2012), 이 조건에서의 지속적 노출은 열사병 위험을 동반한다. 실제로 보행자는 이러한 조건에서 속도를 줄이는 것이 아니라, 경로 선택 단계에서 열노출이 심한 구간을 배제하는 결정을 내린다. Melnikov et al.(2022)은 그늘 경로가 햇볕 경로에 비해 이동 비용이 0.86 수준으로 낮게 인식되어 경로 선택 자체가 달라짐을 실험으로 실증하였으며, Azegami et al.(2023)은 폭염 시 보행자의 28.2%가 최단경로보다 그늘이 있는 경로를 우선 선택하고, 일부는 그늘 있는 측도를 선택하기 위해 신호 대기까지 감수하였다고 보고했다.</w:t>
       </w:r>
     </w:p>
     <w:p>
@@ -393,7 +393,13 @@
         <w:t xml:space="preserve"> </w:t>
       </w:r>
       <w:r>
-        <w:t xml:space="preserve">| 인용 내용: 열 조절 행동이 보행자의 경로 선택을 결정하는 주요 기제임을 행동 관찰로 실증 | 확인 위치: Abstract, Results 섹션</w:t>
+        <w:t xml:space="preserve">| 인용 내용: 그늘 거리가 햇볕 거리에 비해 이동 비용 0.86 수준으로 낮게 인식 → 경로 선택 자체가 달라짐 | 확인 위치: Abstract (</w:t>
+      </w:r>
+      <w:r>
+        <w:t xml:space="preserve">“distance walked in the shade is discounted by a factor of 0.86 compared to the distance walked in the sun”</w:t>
+      </w:r>
+      <w:r>
+        <w:t xml:space="preserve">)</w:t>
       </w:r>
       <w:r>
         <w:t xml:space="preserve"> </w:t>
@@ -430,19 +436,22 @@
         <w:t xml:space="preserve"> </w:t>
       </w:r>
       <w:r>
-        <w:t xml:space="preserve">| 인용 내용: 응답자의 28.2%가 그늘 확보를 위해 더 긴 경로 선택 | 확인 위치: Results 섹션 (실제 수치</w:t>
-      </w:r>
-      <w:r>
-        <w:t xml:space="preserve"> </w:t>
-      </w:r>
-      <w:r>
-        <w:t xml:space="preserve">“because there is shade (28.2%)”</w:t>
-      </w:r>
-      <w:r>
-        <w:t xml:space="preserve"> </w:t>
-      </w:r>
-      <w:r>
-        <w:t xml:space="preserve">확인됨)</w:t>
+        <w:t xml:space="preserve">| 인용 내용: 28.2%가 최단경로보다 그늘 경로 우선 선택(최단경로 응답 12.5% 상회), 일부 신호 대기까지 감수 | 확인 위치: Results 4.2 Fig.6 (</w:t>
+      </w:r>
+      <w:r>
+        <w:t xml:space="preserve">“because there is shade”</w:t>
+      </w:r>
+      <w:r>
+        <w:t xml:space="preserve"> </w:t>
+      </w:r>
+      <w:r>
+        <w:t xml:space="preserve">28.2%), Results 4.2.1 (</w:t>
+      </w:r>
+      <w:r>
+        <w:t xml:space="preserve">“chose Sidewalk E even after waiting for the traffic signal”</w:t>
+      </w:r>
+      <w:r>
+        <w:t xml:space="preserve">)</w:t>
       </w:r>
     </w:p>
     <w:p>
@@ -991,7 +1000,7 @@
         <w:pStyle w:val="BodyText"/>
       </w:pPr>
       <w:r>
-        <w:t xml:space="preserve">Melnikov et al.(2022)은 열 조절 행동이 보행자의 경로 선택을 결정짓는 주요 기제임을 행동 관찰로 실증하였다. Azegami et al.(2023)은 여름철 도로 내 태양복사량이 보행자의 경로 선택에 미치는 영향을 분석하여, 응답자의 28.2%가 그늘 확보를 위해 더 긴 경로를 택한다고 보고했다. 이는 열 스트레스를 속도 감소로만 표현하는 소프트 패널티 모델과는 질적으로 다른 현실이다. 기후변화로 이 같은 조건의 빈도는 증가 추세에 있다(IPCC, 2022).</w:t>
+        <w:t xml:space="preserve">Melnikov et al.(2022)은 열대 도시 실험에서 그늘 경로가 햇볕 경로에 비해 이동 비용이 0.86 수준으로 낮게 인식됨을 실증하였다. 이는 열환경이 보행 속도가 아닌 경로 선택 비용에 영향을 미친다는 것을 보여준다. Azegami et al.(2023)은 도쿄 상업 지구 실험에서 보행자의 28.2%가 최단경로보다 그늘이 있는 경로를 우선 선택하였으며, 일부 참가자는 그늘 있는 측도를 선택하기 위해 신호 대기까지 감수하였음을 보고했다. 두 연구는 공통적으로, 보행자가 열환경에서 속도를 줄이는 것이 아니라 경로 선택 자체를 바꾼다는 것을 실증한다. 이는 열 스트레스를 속도 감소로만 표현하는 소프트 패널티 모델과 질적으로 다른 행동 패턴이며, 본 연구의 Hard Cut 방식은 이러한 경로 배제 의사결정을 보수적 플래닝 시나리오에 반영한 것이다. 기후변화로 이 같은 조건의 빈도는 증가 추세에 있다(IPCC, 2022).</w:t>
       </w:r>
     </w:p>
     <w:p>
@@ -1040,7 +1049,13 @@
         <w:t xml:space="preserve"> </w:t>
       </w:r>
       <w:r>
-        <w:t xml:space="preserve">| 인용 내용: 열 조절 행동(그늘 추구)이 보행자 경로 선택의 주요 기제 — 행동 관찰 실증 | 확인 위치: Abstract, Results (행동 관찰 데이터 분석 섹션)</w:t>
+        <w:t xml:space="preserve">| 인용 내용: 그늘 거리 이동 비용 0.86 할인 → 경로 선택 비용 차이 실증 | 확인 위치: Abstract (</w:t>
+      </w:r>
+      <w:r>
+        <w:t xml:space="preserve">“distance walked in the shade is discounted by a factor of 0.86 compared to the distance walked in the sun”</w:t>
+      </w:r>
+      <w:r>
+        <w:t xml:space="preserve">)</w:t>
       </w:r>
       <w:r>
         <w:t xml:space="preserve"> </w:t>
@@ -1077,19 +1092,13 @@
         <w:t xml:space="preserve"> </w:t>
       </w:r>
       <w:r>
-        <w:t xml:space="preserve">| 인용 내용: 28.2%가 그늘 확보 위해 더 긴 경로 선택 | 확인 위치: Results 섹션 —</w:t>
-      </w:r>
-      <w:r>
-        <w:t xml:space="preserve"> </w:t>
-      </w:r>
-      <w:r>
-        <w:t xml:space="preserve">“because there is shade (28.2%)”</w:t>
-      </w:r>
-      <w:r>
-        <w:t xml:space="preserve"> </w:t>
-      </w:r>
-      <w:r>
-        <w:t xml:space="preserve">문구 직접 확인됨</w:t>
+        <w:t xml:space="preserve">| 인용 내용: 28.2% 그늘 경로 우선 선택(최단경로 12.5% 상회), 신호 대기까지 감수 | 확인 위치: Results 4.2 Fig.6, Results 4.2.1 (</w:t>
+      </w:r>
+      <w:r>
+        <w:t xml:space="preserve">“chose Sidewalk E even after waiting for the traffic signal”</w:t>
+      </w:r>
+      <w:r>
+        <w:t xml:space="preserve">)</w:t>
       </w:r>
       <w:r>
         <w:t xml:space="preserve"> </w:t>

--- a/writing/2026-06-23_논문전체구조_v1.docx
+++ b/writing/2026-06-23_논문전체구조_v1.docx
@@ -459,7 +459,7 @@
         <w:pStyle w:val="FirstParagraph"/>
       </w:pPr>
       <w:r>
-        <w:t xml:space="preserve">기존 연구들도 이 문제를 다루었다. Jia et al.(2022)과 Basu et al.(2024)은 열환경 수준이 높아질수록 보행자의 이동 시간과 경로 선택이 변화함을 실증하였으며, 이를 보행 속도 감소로 모델에 반영하는 소프트 패널티 방식을 택했다. 접근성 점수가 낮아진다는 방향은 맞다. 그러나 이 방식은 접근성 값의 감소를 포착할 뿐, 접근 가능한 공간 범위 자체의 변화를 다루지 않는다. 어떤 경로를 통해서도 특정 목적지에 닿을 수 없게 되는 상황, 즉 공간 단위 차원의 변화는 소프트 패널티 프레임에서 보이지 않는다.</w:t>
+        <w:t xml:space="preserve">기존 연구들도 이 문제를 다루었다. Jia et al.(2022)과 Basu et al.(2024)은 열환경 수준이 높아질수록 보행자의 보행속도가 감소함을 실증하였으며, 이를 보행 속도 감소로 모델에 반영하는 소프트 패널티 방식을 택했다. 접근성 점수가 낮아진다는 방향은 맞다. 그러나 이 방식은 접근성 값의 감소를 포착할 뿐, 접근 가능한 공간 범위 자체의 변화를 다루지 않는다. 어떤 경로를 통해서도 특정 목적지에 닿을 수 없게 되는 상황, 즉 공간 단위 차원의 변화는 소프트 패널티 프레임에서 보이지 않는다.</w:t>
       </w:r>
     </w:p>
     <w:p>
@@ -508,16 +508,7 @@
         <w:t xml:space="preserve"> </w:t>
       </w:r>
       <w:r>
-        <w:t xml:space="preserve">| 인용 내용: 열환경 → 보행자 경로 변경·이동 시간 증가 실증 (소프트패널티). ⚠️</w:t>
-      </w:r>
-      <w:r>
-        <w:t xml:space="preserve"> </w:t>
-      </w:r>
-      <w:r>
-        <w:t xml:space="preserve">“이동 포기”</w:t>
-      </w:r>
-      <w:r>
-        <w:t xml:space="preserve">는 이 논문에 없음 — 보행속도 감소 및 경로 변경만 실증 | 확인 위치: Abstract, Section 3 Results, Table 3</w:t>
+        <w:t xml:space="preserve">| 인용 내용: 열환경 → 보행속도 감소 실증 (홍콩, 337명, 4개 보행로). Strong heat stress 구간 10~20% 속도 감소(Fig.13). ⚠️ 경로 변경·이동 포기 없음 — 보행속도만 측정 | 확인 위치: Abstract, Results 3.3, Fig.13, Conclusion 3번</w:t>
       </w:r>
       <w:r>
         <w:t xml:space="preserve"> </w:t>
@@ -1055,7 +1046,50 @@
         <w:t xml:space="preserve">“distance walked in the shade is discounted by a factor of 0.86 compared to the distance walked in the sun”</w:t>
       </w:r>
       <w:r>
-        <w:t xml:space="preserve">)</w:t>
+        <w:t xml:space="preserve">) / Discussion E[β_j]=1.16 (햇볕 16% 더 길게 인식)</w:t>
+      </w:r>
+      <w:r>
+        <w:t xml:space="preserve"> </w:t>
+      </w:r>
+      <w:r>
+        <w:t xml:space="preserve">- 💡</w:t>
+      </w:r>
+      <w:r>
+        <w:t xml:space="preserve"> </w:t>
+      </w:r>
+      <w:r>
+        <w:rPr>
+          <w:b/>
+          <w:bCs/>
+        </w:rPr>
+        <w:t xml:space="preserve">활용 후보 [Melnikov2022 Discussion]</w:t>
+      </w:r>
+      <w:r>
+        <w:t xml:space="preserve">:</w:t>
+      </w:r>
+      <w:r>
+        <w:t xml:space="preserve"> </w:t>
+      </w:r>
+      <w:r>
+        <w:t xml:space="preserve">“Walk2Ride programme of Singapore, which provides sheltered pathways in 400 meters radius around main public transportation hubs, makes them on average 14%</w:t>
+      </w:r>
+      <w:r>
+        <w:t xml:space="preserve"> </w:t>
+      </w:r>
+      <w:r>
+        <w:t xml:space="preserve">‘closer’</w:t>
+      </w:r>
+      <w:r>
+        <w:t xml:space="preserve"> </w:t>
+      </w:r>
+      <w:r>
+        <w:t xml:space="preserve">perceptually, encouraging more people to walk to subway or bus interchange”</w:t>
+      </w:r>
+      <w:r>
+        <w:t xml:space="preserve"> </w:t>
+      </w:r>
+      <w:r>
+        <w:t xml:space="preserve">→ 그늘 경로 확보 → 대중교통 도보 접근성 향상 연결 가능 (서론·결론 활용 검토)</w:t>
       </w:r>
       <w:r>
         <w:t xml:space="preserve"> </w:t>
@@ -1092,7 +1126,16 @@
         <w:t xml:space="preserve"> </w:t>
       </w:r>
       <w:r>
-        <w:t xml:space="preserve">| 인용 내용: 28.2% 그늘 경로 우선 선택(최단경로 12.5% 상회), 신호 대기까지 감수 | 확인 위치: Results 4.2 Fig.6, Results 4.2.1 (</w:t>
+        <w:t xml:space="preserve">| 인용 내용: 28.2% 그늘 경로 우선 선택(최단경로 12.5% 상회), 일부 신호 대기까지 감수 | 확인 위치: Results 4.2 Fig.6 (</w:t>
+      </w:r>
+      <w:r>
+        <w:t xml:space="preserve">“because there is shade”</w:t>
+      </w:r>
+      <w:r>
+        <w:t xml:space="preserve"> </w:t>
+      </w:r>
+      <w:r>
+        <w:t xml:space="preserve">28.2%), Results 4.2.1 (</w:t>
       </w:r>
       <w:r>
         <w:t xml:space="preserve">“chose Sidewalk E even after waiting for the traffic signal”</w:t>
@@ -1352,7 +1395,7 @@
         <w:pStyle w:val="FirstParagraph"/>
       </w:pPr>
       <w:r>
-        <w:t xml:space="preserve">열환경을 보행 접근성에 통합한 기존 연구들은 주로 소프트 패널티 방식을 택했다. Jia et al.(2022)은 싱가포르 야외 환경에서 열환경이 보행자의 보행속도 감소 및 경로 변경 행동에 미치는 영향을 실증하였고, Basu et al.(2024)은 미국 도시들에서 폭염이 보행 경로 선택과 접근성 감소에 미치는 영향을 분석했다. 최근 Aydin et al.(2026)은 싱가포르를 대상으로 UTCI 값에 비례하여 보행 시간을 늘리는 방식으로 열환경 조정 보행 접근성을 산출하였다. Dong et al.(2024)은 도시 열환경 공급과 접근성 수요 간의 불일치를 분석했다.</w:t>
+        <w:t xml:space="preserve">열환경을 보행 접근성에 통합한 기존 연구들은 주로 소프트 패널티 방식을 택했다. Jia et al.(2022)은 홍콩 야외 보행로에서 열환경이 보행자의 보행속도 감소에 미치는 영향을 실증하였고, Basu et al.(2024)은 미국 도시들에서 폭염이 보행 경로 선택과 접근성 감소에 미치는 영향을 분석했다. 최근 Aydin et al.(2026)은 싱가포르를 대상으로 UTCI 값에 비례하여 보행 시간을 늘리는 방식으로 열환경 조정 보행 접근성을 산출하였다. Dong et al.(2024)은 도시 열환경 공급과 접근성 수요 간의 불일치를 분석했다.</w:t>
       </w:r>
     </w:p>
     <w:p>
@@ -1401,16 +1444,7 @@
         <w:t xml:space="preserve"> </w:t>
       </w:r>
       <w:r>
-        <w:t xml:space="preserve">| 인용 내용: 열환경 → 경로 변경 행동 실증. ⚠️</w:t>
-      </w:r>
-      <w:r>
-        <w:t xml:space="preserve"> </w:t>
-      </w:r>
-      <w:r>
-        <w:t xml:space="preserve">“이동 포기”</w:t>
-      </w:r>
-      <w:r>
-        <w:t xml:space="preserve">는 논문에 없음 — 보행속도 감소·경로 변경만 실증. 표현 수정 권고 | 확인 위치: Abstract, Section 3 Results</w:t>
+        <w:t xml:space="preserve">| 인용 내용: 홍콩 337명 실측 — 열환경(PET/UTCI) 상승 → 보행속도 감소 실증. Strong heat stress 구간 10~20% 감소(Fig.13). ⚠️ 경로 변경·경로 선택 없음. 보행속도만 다룸 | 확인 위치: Results 3.3.1, Fig.13, Conclusion 3번</w:t>
       </w:r>
       <w:r>
         <w:t xml:space="preserve"> </w:t>
